--- a/PTIT_CNTT4_IT105_SESSION02.docx
+++ b/PTIT_CNTT4_IT105_SESSION02.docx
@@ -70,6 +70,7 @@
           </w:tcPr>
           <w:p>
             <w:pPr>
+              <w:spacing w:after="0" w:line="240" w:lineRule="auto"/>
               <w:rPr>
                 <w:rFonts w:ascii="Times New Roman" w:hAnsi="Times New Roman" w:cs="Times New Roman"/>
                 <w:color w:val="FF0000"/>
@@ -93,6 +94,7 @@
           </w:tcPr>
           <w:p>
             <w:pPr>
+              <w:spacing w:after="0" w:line="240" w:lineRule="auto"/>
               <w:rPr>
                 <w:rFonts w:ascii="Times New Roman" w:hAnsi="Times New Roman" w:cs="Times New Roman"/>
                 <w:color w:val="FF0000"/>
@@ -116,6 +118,7 @@
           </w:tcPr>
           <w:p>
             <w:pPr>
+              <w:spacing w:after="0" w:line="240" w:lineRule="auto"/>
               <w:rPr>
                 <w:rFonts w:ascii="Times New Roman" w:hAnsi="Times New Roman" w:cs="Times New Roman"/>
                 <w:color w:val="FF0000"/>
@@ -129,7 +132,23 @@
                 <w:sz w:val="28"/>
                 <w:szCs w:val="28"/>
               </w:rPr>
-              <w:t>Mối quan tâm</w:t>
+              <w:t>M</w:t>
+            </w:r>
+            <w:r>
+              <w:rPr>
+                <w:rFonts w:ascii="Times New Roman" w:hAnsi="Times New Roman" w:cs="Times New Roman"/>
+                <w:sz w:val="28"/>
+                <w:szCs w:val="28"/>
+              </w:rPr>
+              <w:t>ố</w:t>
+            </w:r>
+            <w:r>
+              <w:rPr>
+                <w:rFonts w:ascii="Times New Roman" w:hAnsi="Times New Roman" w:cs="Times New Roman"/>
+                <w:sz w:val="28"/>
+                <w:szCs w:val="28"/>
+              </w:rPr>
+              <w:t>i quan tâm</w:t>
             </w:r>
           </w:p>
         </w:tc>
@@ -141,6 +160,7 @@
           </w:tcPr>
           <w:p>
             <w:pPr>
+              <w:spacing w:after="0" w:line="240" w:lineRule="auto"/>
               <w:rPr>
                 <w:rFonts w:ascii="Times New Roman" w:hAnsi="Times New Roman" w:cs="Times New Roman"/>
                 <w:color w:val="FF0000"/>
@@ -155,15 +175,67 @@
                 <w:sz w:val="28"/>
                 <w:szCs w:val="28"/>
               </w:rPr>
-              <w:t>Người dùng cuối</w:t>
-            </w:r>
-            <w:r>
-              <w:rPr>
-                <w:rFonts w:ascii="Times New Roman" w:hAnsi="Times New Roman" w:cs="Times New Roman"/>
-                <w:sz w:val="28"/>
-                <w:szCs w:val="28"/>
-              </w:rPr>
-              <w:t xml:space="preserve"> (Thủ thư, SV, GV)</w:t>
+              <w:t>Ngư</w:t>
+            </w:r>
+            <w:r>
+              <w:rPr>
+                <w:rStyle w:val="Strong"/>
+                <w:rFonts w:ascii="Times New Roman" w:hAnsi="Times New Roman" w:cs="Times New Roman"/>
+                <w:sz w:val="28"/>
+                <w:szCs w:val="28"/>
+              </w:rPr>
+              <w:t>ờ</w:t>
+            </w:r>
+            <w:r>
+              <w:rPr>
+                <w:rStyle w:val="Strong"/>
+                <w:rFonts w:ascii="Times New Roman" w:hAnsi="Times New Roman" w:cs="Times New Roman"/>
+                <w:sz w:val="28"/>
+                <w:szCs w:val="28"/>
+              </w:rPr>
+              <w:t>i dùng cu</w:t>
+            </w:r>
+            <w:r>
+              <w:rPr>
+                <w:rStyle w:val="Strong"/>
+                <w:rFonts w:ascii="Times New Roman" w:hAnsi="Times New Roman" w:cs="Times New Roman"/>
+                <w:sz w:val="28"/>
+                <w:szCs w:val="28"/>
+              </w:rPr>
+              <w:t>ố</w:t>
+            </w:r>
+            <w:r>
+              <w:rPr>
+                <w:rStyle w:val="Strong"/>
+                <w:rFonts w:ascii="Times New Roman" w:hAnsi="Times New Roman" w:cs="Times New Roman"/>
+                <w:sz w:val="28"/>
+                <w:szCs w:val="28"/>
+              </w:rPr>
+              <w:t>i</w:t>
+            </w:r>
+            <w:r>
+              <w:rPr>
+                <w:rFonts w:ascii="Times New Roman" w:hAnsi="Times New Roman" w:cs="Times New Roman"/>
+                <w:sz w:val="28"/>
+                <w:szCs w:val="28"/>
+              </w:rPr>
+              <w:t xml:space="preserve"> (Th</w:t>
+            </w:r>
+            <w:r>
+              <w:rPr>
+                <w:rFonts w:ascii="Times New Roman" w:hAnsi="Times New Roman" w:cs="Times New Roman"/>
+                <w:sz w:val="28"/>
+                <w:szCs w:val="28"/>
+              </w:rPr>
+              <w:t>ủ</w:t>
+            </w:r>
+            <w:r>
+              <w:rPr>
+                <w:rFonts w:ascii="Times New Roman" w:hAnsi="Times New Roman" w:cs="Times New Roman"/>
+                <w:sz w:val="28"/>
+                <w:szCs w:val="28"/>
+              </w:rPr>
+              <w:t xml:space="preserve"> thư, SV, GV)</w:t>
             </w:r>
           </w:p>
         </w:tc>
@@ -173,6 +245,7 @@
           </w:tcPr>
           <w:p>
             <w:pPr>
+              <w:spacing w:after="0" w:line="240" w:lineRule="auto"/>
               <w:rPr>
                 <w:rFonts w:ascii="Times New Roman" w:hAnsi="Times New Roman" w:cs="Times New Roman"/>
                 <w:color w:val="FF0000"/>
@@ -186,7 +259,135 @@
                 <w:sz w:val="28"/>
                 <w:szCs w:val="28"/>
               </w:rPr>
-              <w:t>Sử dụng hệ thống để mượn/trả/tra cứu sách</w:t>
+              <w:t>S</w:t>
+            </w:r>
+            <w:r>
+              <w:rPr>
+                <w:rFonts w:ascii="Times New Roman" w:hAnsi="Times New Roman" w:cs="Times New Roman"/>
+                <w:sz w:val="28"/>
+                <w:szCs w:val="28"/>
+              </w:rPr>
+              <w:t>ử</w:t>
+            </w:r>
+            <w:r>
+              <w:rPr>
+                <w:rFonts w:ascii="Times New Roman" w:hAnsi="Times New Roman" w:cs="Times New Roman"/>
+                <w:sz w:val="28"/>
+                <w:szCs w:val="28"/>
+              </w:rPr>
+              <w:t xml:space="preserve"> d</w:t>
+            </w:r>
+            <w:r>
+              <w:rPr>
+                <w:rFonts w:ascii="Times New Roman" w:hAnsi="Times New Roman" w:cs="Times New Roman"/>
+                <w:sz w:val="28"/>
+                <w:szCs w:val="28"/>
+              </w:rPr>
+              <w:t>ụ</w:t>
+            </w:r>
+            <w:r>
+              <w:rPr>
+                <w:rFonts w:ascii="Times New Roman" w:hAnsi="Times New Roman" w:cs="Times New Roman"/>
+                <w:sz w:val="28"/>
+                <w:szCs w:val="28"/>
+              </w:rPr>
+              <w:t>ng h</w:t>
+            </w:r>
+            <w:r>
+              <w:rPr>
+                <w:rFonts w:ascii="Times New Roman" w:hAnsi="Times New Roman" w:cs="Times New Roman"/>
+                <w:sz w:val="28"/>
+                <w:szCs w:val="28"/>
+              </w:rPr>
+              <w:t>ệ</w:t>
+            </w:r>
+            <w:r>
+              <w:rPr>
+                <w:rFonts w:ascii="Times New Roman" w:hAnsi="Times New Roman" w:cs="Times New Roman"/>
+                <w:sz w:val="28"/>
+                <w:szCs w:val="28"/>
+              </w:rPr>
+              <w:t xml:space="preserve"> th</w:t>
+            </w:r>
+            <w:r>
+              <w:rPr>
+                <w:rFonts w:ascii="Times New Roman" w:hAnsi="Times New Roman" w:cs="Times New Roman"/>
+                <w:sz w:val="28"/>
+                <w:szCs w:val="28"/>
+              </w:rPr>
+              <w:t>ố</w:t>
+            </w:r>
+            <w:r>
+              <w:rPr>
+                <w:rFonts w:ascii="Times New Roman" w:hAnsi="Times New Roman" w:cs="Times New Roman"/>
+                <w:sz w:val="28"/>
+                <w:szCs w:val="28"/>
+              </w:rPr>
+              <w:t>ng đ</w:t>
+            </w:r>
+            <w:r>
+              <w:rPr>
+                <w:rFonts w:ascii="Times New Roman" w:hAnsi="Times New Roman" w:cs="Times New Roman"/>
+                <w:sz w:val="28"/>
+                <w:szCs w:val="28"/>
+              </w:rPr>
+              <w:t>ể</w:t>
+            </w:r>
+            <w:r>
+              <w:rPr>
+                <w:rFonts w:ascii="Times New Roman" w:hAnsi="Times New Roman" w:cs="Times New Roman"/>
+                <w:sz w:val="28"/>
+                <w:szCs w:val="28"/>
+              </w:rPr>
+              <w:t xml:space="preserve"> mư</w:t>
+            </w:r>
+            <w:r>
+              <w:rPr>
+                <w:rFonts w:ascii="Times New Roman" w:hAnsi="Times New Roman" w:cs="Times New Roman"/>
+                <w:sz w:val="28"/>
+                <w:szCs w:val="28"/>
+              </w:rPr>
+              <w:t>ợ</w:t>
+            </w:r>
+            <w:r>
+              <w:rPr>
+                <w:rFonts w:ascii="Times New Roman" w:hAnsi="Times New Roman" w:cs="Times New Roman"/>
+                <w:sz w:val="28"/>
+                <w:szCs w:val="28"/>
+              </w:rPr>
+              <w:t>n/tr</w:t>
+            </w:r>
+            <w:r>
+              <w:rPr>
+                <w:rFonts w:ascii="Times New Roman" w:hAnsi="Times New Roman" w:cs="Times New Roman"/>
+                <w:sz w:val="28"/>
+                <w:szCs w:val="28"/>
+              </w:rPr>
+              <w:t>ả</w:t>
+            </w:r>
+            <w:r>
+              <w:rPr>
+                <w:rFonts w:ascii="Times New Roman" w:hAnsi="Times New Roman" w:cs="Times New Roman"/>
+                <w:sz w:val="28"/>
+                <w:szCs w:val="28"/>
+              </w:rPr>
+              <w:t>/tra c</w:t>
+            </w:r>
+            <w:r>
+              <w:rPr>
+                <w:rFonts w:ascii="Times New Roman" w:hAnsi="Times New Roman" w:cs="Times New Roman"/>
+                <w:sz w:val="28"/>
+                <w:szCs w:val="28"/>
+              </w:rPr>
+              <w:t>ứ</w:t>
+            </w:r>
+            <w:r>
+              <w:rPr>
+                <w:rFonts w:ascii="Times New Roman" w:hAnsi="Times New Roman" w:cs="Times New Roman"/>
+                <w:sz w:val="28"/>
+                <w:szCs w:val="28"/>
+              </w:rPr>
+              <w:t>u sách</w:t>
             </w:r>
           </w:p>
         </w:tc>
@@ -196,6 +397,7 @@
           </w:tcPr>
           <w:p>
             <w:pPr>
+              <w:spacing w:after="0" w:line="240" w:lineRule="auto"/>
               <w:rPr>
                 <w:rFonts w:ascii="Times New Roman" w:hAnsi="Times New Roman" w:cs="Times New Roman"/>
                 <w:color w:val="FF0000"/>
@@ -209,7 +411,55 @@
                 <w:sz w:val="28"/>
                 <w:szCs w:val="28"/>
               </w:rPr>
-              <w:t>Dễ dùng, dữ liệu chính xác</w:t>
+              <w:t>D</w:t>
+            </w:r>
+            <w:r>
+              <w:rPr>
+                <w:rFonts w:ascii="Times New Roman" w:hAnsi="Times New Roman" w:cs="Times New Roman"/>
+                <w:sz w:val="28"/>
+                <w:szCs w:val="28"/>
+              </w:rPr>
+              <w:t>ễ</w:t>
+            </w:r>
+            <w:r>
+              <w:rPr>
+                <w:rFonts w:ascii="Times New Roman" w:hAnsi="Times New Roman" w:cs="Times New Roman"/>
+                <w:sz w:val="28"/>
+                <w:szCs w:val="28"/>
+              </w:rPr>
+              <w:t xml:space="preserve"> dùng, d</w:t>
+            </w:r>
+            <w:r>
+              <w:rPr>
+                <w:rFonts w:ascii="Times New Roman" w:hAnsi="Times New Roman" w:cs="Times New Roman"/>
+                <w:sz w:val="28"/>
+                <w:szCs w:val="28"/>
+              </w:rPr>
+              <w:t>ữ</w:t>
+            </w:r>
+            <w:r>
+              <w:rPr>
+                <w:rFonts w:ascii="Times New Roman" w:hAnsi="Times New Roman" w:cs="Times New Roman"/>
+                <w:sz w:val="28"/>
+                <w:szCs w:val="28"/>
+              </w:rPr>
+              <w:t xml:space="preserve"> li</w:t>
+            </w:r>
+            <w:r>
+              <w:rPr>
+                <w:rFonts w:ascii="Times New Roman" w:hAnsi="Times New Roman" w:cs="Times New Roman"/>
+                <w:sz w:val="28"/>
+                <w:szCs w:val="28"/>
+              </w:rPr>
+              <w:t>ệ</w:t>
+            </w:r>
+            <w:r>
+              <w:rPr>
+                <w:rFonts w:ascii="Times New Roman" w:hAnsi="Times New Roman" w:cs="Times New Roman"/>
+                <w:sz w:val="28"/>
+                <w:szCs w:val="28"/>
+              </w:rPr>
+              <w:t>u chính xác</w:t>
             </w:r>
           </w:p>
         </w:tc>
@@ -221,6 +471,7 @@
           </w:tcPr>
           <w:p>
             <w:pPr>
+              <w:spacing w:after="0" w:line="240" w:lineRule="auto"/>
               <w:rPr>
                 <w:rFonts w:ascii="Times New Roman" w:hAnsi="Times New Roman" w:cs="Times New Roman"/>
                 <w:color w:val="FF0000"/>
@@ -243,7 +494,23 @@
                 <w:sz w:val="28"/>
                 <w:szCs w:val="28"/>
               </w:rPr>
-              <w:t xml:space="preserve"> (Ban giám hiệu)</w:t>
+              <w:t xml:space="preserve"> (Ban giám hi</w:t>
+            </w:r>
+            <w:r>
+              <w:rPr>
+                <w:rFonts w:ascii="Times New Roman" w:hAnsi="Times New Roman" w:cs="Times New Roman"/>
+                <w:sz w:val="28"/>
+                <w:szCs w:val="28"/>
+              </w:rPr>
+              <w:t>ệ</w:t>
+            </w:r>
+            <w:r>
+              <w:rPr>
+                <w:rFonts w:ascii="Times New Roman" w:hAnsi="Times New Roman" w:cs="Times New Roman"/>
+                <w:sz w:val="28"/>
+                <w:szCs w:val="28"/>
+              </w:rPr>
+              <w:t>u)</w:t>
             </w:r>
           </w:p>
         </w:tc>
@@ -253,6 +520,7 @@
           </w:tcPr>
           <w:p>
             <w:pPr>
+              <w:spacing w:after="0" w:line="240" w:lineRule="auto"/>
               <w:rPr>
                 <w:rFonts w:ascii="Times New Roman" w:hAnsi="Times New Roman" w:cs="Times New Roman"/>
                 <w:color w:val="FF0000"/>
@@ -266,7 +534,63 @@
                 <w:sz w:val="28"/>
                 <w:szCs w:val="28"/>
               </w:rPr>
-              <w:t>Cấp kinh phí, phê duyệt dự án</w:t>
+              <w:t>C</w:t>
+            </w:r>
+            <w:r>
+              <w:rPr>
+                <w:rFonts w:ascii="Times New Roman" w:hAnsi="Times New Roman" w:cs="Times New Roman"/>
+                <w:sz w:val="28"/>
+                <w:szCs w:val="28"/>
+              </w:rPr>
+              <w:t>ấ</w:t>
+            </w:r>
+            <w:r>
+              <w:rPr>
+                <w:rFonts w:ascii="Times New Roman" w:hAnsi="Times New Roman" w:cs="Times New Roman"/>
+                <w:sz w:val="28"/>
+                <w:szCs w:val="28"/>
+              </w:rPr>
+              <w:t xml:space="preserve">p kinh phí, phê </w:t>
+            </w:r>
+            <w:r>
+              <w:rPr>
+                <w:rFonts w:ascii="Times New Roman" w:hAnsi="Times New Roman" w:cs="Times New Roman"/>
+                <w:sz w:val="28"/>
+                <w:szCs w:val="28"/>
+              </w:rPr>
+              <w:t>duy</w:t>
+            </w:r>
+            <w:r>
+              <w:rPr>
+                <w:rFonts w:ascii="Times New Roman" w:hAnsi="Times New Roman" w:cs="Times New Roman"/>
+                <w:sz w:val="28"/>
+                <w:szCs w:val="28"/>
+              </w:rPr>
+              <w:t>ệ</w:t>
+            </w:r>
+            <w:r>
+              <w:rPr>
+                <w:rFonts w:ascii="Times New Roman" w:hAnsi="Times New Roman" w:cs="Times New Roman"/>
+                <w:sz w:val="28"/>
+                <w:szCs w:val="28"/>
+              </w:rPr>
+              <w:t>t d</w:t>
+            </w:r>
+            <w:r>
+              <w:rPr>
+                <w:rFonts w:ascii="Times New Roman" w:hAnsi="Times New Roman" w:cs="Times New Roman"/>
+                <w:sz w:val="28"/>
+                <w:szCs w:val="28"/>
+              </w:rPr>
+              <w:t>ự</w:t>
+            </w:r>
+            <w:r>
+              <w:rPr>
+                <w:rFonts w:ascii="Times New Roman" w:hAnsi="Times New Roman" w:cs="Times New Roman"/>
+                <w:sz w:val="28"/>
+                <w:szCs w:val="28"/>
+              </w:rPr>
+              <w:t xml:space="preserve"> án</w:t>
             </w:r>
           </w:p>
         </w:tc>
@@ -276,6 +600,7 @@
           </w:tcPr>
           <w:p>
             <w:pPr>
+              <w:spacing w:after="0" w:line="240" w:lineRule="auto"/>
               <w:rPr>
                 <w:rFonts w:ascii="Times New Roman" w:hAnsi="Times New Roman" w:cs="Times New Roman"/>
                 <w:color w:val="FF0000"/>
@@ -289,7 +614,71 @@
                 <w:sz w:val="28"/>
                 <w:szCs w:val="28"/>
               </w:rPr>
-              <w:t>Hiệu quả, tiết kiệm chi phí</w:t>
+              <w:t>Hi</w:t>
+            </w:r>
+            <w:r>
+              <w:rPr>
+                <w:rFonts w:ascii="Times New Roman" w:hAnsi="Times New Roman" w:cs="Times New Roman"/>
+                <w:sz w:val="28"/>
+                <w:szCs w:val="28"/>
+              </w:rPr>
+              <w:t>ệ</w:t>
+            </w:r>
+            <w:r>
+              <w:rPr>
+                <w:rFonts w:ascii="Times New Roman" w:hAnsi="Times New Roman" w:cs="Times New Roman"/>
+                <w:sz w:val="28"/>
+                <w:szCs w:val="28"/>
+              </w:rPr>
+              <w:t>u qu</w:t>
+            </w:r>
+            <w:r>
+              <w:rPr>
+                <w:rFonts w:ascii="Times New Roman" w:hAnsi="Times New Roman" w:cs="Times New Roman"/>
+                <w:sz w:val="28"/>
+                <w:szCs w:val="28"/>
+              </w:rPr>
+              <w:t>ả</w:t>
+            </w:r>
+            <w:r>
+              <w:rPr>
+                <w:rFonts w:ascii="Times New Roman" w:hAnsi="Times New Roman" w:cs="Times New Roman"/>
+                <w:sz w:val="28"/>
+                <w:szCs w:val="28"/>
+              </w:rPr>
+              <w:t>, ti</w:t>
+            </w:r>
+            <w:r>
+              <w:rPr>
+                <w:rFonts w:ascii="Times New Roman" w:hAnsi="Times New Roman" w:cs="Times New Roman"/>
+                <w:sz w:val="28"/>
+                <w:szCs w:val="28"/>
+              </w:rPr>
+              <w:t>ế</w:t>
+            </w:r>
+            <w:r>
+              <w:rPr>
+                <w:rFonts w:ascii="Times New Roman" w:hAnsi="Times New Roman" w:cs="Times New Roman"/>
+                <w:sz w:val="28"/>
+                <w:szCs w:val="28"/>
+              </w:rPr>
+              <w:t>t ki</w:t>
+            </w:r>
+            <w:r>
+              <w:rPr>
+                <w:rFonts w:ascii="Times New Roman" w:hAnsi="Times New Roman" w:cs="Times New Roman"/>
+                <w:sz w:val="28"/>
+                <w:szCs w:val="28"/>
+              </w:rPr>
+              <w:t>ệ</w:t>
+            </w:r>
+            <w:r>
+              <w:rPr>
+                <w:rFonts w:ascii="Times New Roman" w:hAnsi="Times New Roman" w:cs="Times New Roman"/>
+                <w:sz w:val="28"/>
+                <w:szCs w:val="28"/>
+              </w:rPr>
+              <w:t>m chi phí</w:t>
             </w:r>
           </w:p>
         </w:tc>
@@ -301,6 +690,7 @@
           </w:tcPr>
           <w:p>
             <w:pPr>
+              <w:spacing w:after="0" w:line="240" w:lineRule="auto"/>
               <w:rPr>
                 <w:rFonts w:ascii="Times New Roman" w:hAnsi="Times New Roman" w:cs="Times New Roman"/>
                 <w:color w:val="FF0000"/>
@@ -314,7 +704,31 @@
                 <w:sz w:val="28"/>
                 <w:szCs w:val="28"/>
               </w:rPr>
-              <w:t>Chuyên gia nghiệp vụ</w:t>
+              <w:t>Chuyên gia nghi</w:t>
+            </w:r>
+            <w:r>
+              <w:rPr>
+                <w:rFonts w:ascii="Times New Roman" w:hAnsi="Times New Roman" w:cs="Times New Roman"/>
+                <w:sz w:val="28"/>
+                <w:szCs w:val="28"/>
+              </w:rPr>
+              <w:t>ệ</w:t>
+            </w:r>
+            <w:r>
+              <w:rPr>
+                <w:rFonts w:ascii="Times New Roman" w:hAnsi="Times New Roman" w:cs="Times New Roman"/>
+                <w:sz w:val="28"/>
+                <w:szCs w:val="28"/>
+              </w:rPr>
+              <w:t>p v</w:t>
+            </w:r>
+            <w:r>
+              <w:rPr>
+                <w:rFonts w:ascii="Times New Roman" w:hAnsi="Times New Roman" w:cs="Times New Roman"/>
+                <w:sz w:val="28"/>
+                <w:szCs w:val="28"/>
+              </w:rPr>
+              <w:t>ụ</w:t>
             </w:r>
           </w:p>
         </w:tc>
@@ -324,6 +738,7 @@
           </w:tcPr>
           <w:p>
             <w:pPr>
+              <w:spacing w:after="0" w:line="240" w:lineRule="auto"/>
               <w:rPr>
                 <w:rFonts w:ascii="Times New Roman" w:hAnsi="Times New Roman" w:cs="Times New Roman"/>
                 <w:color w:val="FF0000"/>
@@ -337,7 +752,47 @@
                 <w:sz w:val="28"/>
                 <w:szCs w:val="28"/>
               </w:rPr>
-              <w:t>Cung cấp quy trình mượn – trả</w:t>
+              <w:t>Cung c</w:t>
+            </w:r>
+            <w:r>
+              <w:rPr>
+                <w:rFonts w:ascii="Times New Roman" w:hAnsi="Times New Roman" w:cs="Times New Roman"/>
+                <w:sz w:val="28"/>
+                <w:szCs w:val="28"/>
+              </w:rPr>
+              <w:t>ấ</w:t>
+            </w:r>
+            <w:r>
+              <w:rPr>
+                <w:rFonts w:ascii="Times New Roman" w:hAnsi="Times New Roman" w:cs="Times New Roman"/>
+                <w:sz w:val="28"/>
+                <w:szCs w:val="28"/>
+              </w:rPr>
+              <w:t>p quy trình mư</w:t>
+            </w:r>
+            <w:r>
+              <w:rPr>
+                <w:rFonts w:ascii="Times New Roman" w:hAnsi="Times New Roman" w:cs="Times New Roman"/>
+                <w:sz w:val="28"/>
+                <w:szCs w:val="28"/>
+              </w:rPr>
+              <w:t>ợ</w:t>
+            </w:r>
+            <w:r>
+              <w:rPr>
+                <w:rFonts w:ascii="Times New Roman" w:hAnsi="Times New Roman" w:cs="Times New Roman"/>
+                <w:sz w:val="28"/>
+                <w:szCs w:val="28"/>
+              </w:rPr>
+              <w:t>n – tr</w:t>
+            </w:r>
+            <w:r>
+              <w:rPr>
+                <w:rFonts w:ascii="Times New Roman" w:hAnsi="Times New Roman" w:cs="Times New Roman"/>
+                <w:sz w:val="28"/>
+                <w:szCs w:val="28"/>
+              </w:rPr>
+              <w:t>ả</w:t>
             </w:r>
           </w:p>
         </w:tc>
@@ -347,6 +802,7 @@
           </w:tcPr>
           <w:p>
             <w:pPr>
+              <w:spacing w:after="0" w:line="240" w:lineRule="auto"/>
               <w:rPr>
                 <w:rFonts w:ascii="Times New Roman" w:hAnsi="Times New Roman" w:cs="Times New Roman"/>
                 <w:color w:val="FF0000"/>
@@ -360,7 +816,71 @@
                 <w:sz w:val="28"/>
                 <w:szCs w:val="28"/>
               </w:rPr>
-              <w:t>Hệ thống tuân thủ quy định</w:t>
+              <w:t>H</w:t>
+            </w:r>
+            <w:r>
+              <w:rPr>
+                <w:rFonts w:ascii="Times New Roman" w:hAnsi="Times New Roman" w:cs="Times New Roman"/>
+                <w:sz w:val="28"/>
+                <w:szCs w:val="28"/>
+              </w:rPr>
+              <w:t>ệ</w:t>
+            </w:r>
+            <w:r>
+              <w:rPr>
+                <w:rFonts w:ascii="Times New Roman" w:hAnsi="Times New Roman" w:cs="Times New Roman"/>
+                <w:sz w:val="28"/>
+                <w:szCs w:val="28"/>
+              </w:rPr>
+              <w:t xml:space="preserve"> th</w:t>
+            </w:r>
+            <w:r>
+              <w:rPr>
+                <w:rFonts w:ascii="Times New Roman" w:hAnsi="Times New Roman" w:cs="Times New Roman"/>
+                <w:sz w:val="28"/>
+                <w:szCs w:val="28"/>
+              </w:rPr>
+              <w:t>ố</w:t>
+            </w:r>
+            <w:r>
+              <w:rPr>
+                <w:rFonts w:ascii="Times New Roman" w:hAnsi="Times New Roman" w:cs="Times New Roman"/>
+                <w:sz w:val="28"/>
+                <w:szCs w:val="28"/>
+              </w:rPr>
+              <w:t>ng tuân th</w:t>
+            </w:r>
+            <w:r>
+              <w:rPr>
+                <w:rFonts w:ascii="Times New Roman" w:hAnsi="Times New Roman" w:cs="Times New Roman"/>
+                <w:sz w:val="28"/>
+                <w:szCs w:val="28"/>
+              </w:rPr>
+              <w:t>ủ</w:t>
+            </w:r>
+            <w:r>
+              <w:rPr>
+                <w:rFonts w:ascii="Times New Roman" w:hAnsi="Times New Roman" w:cs="Times New Roman"/>
+                <w:sz w:val="28"/>
+                <w:szCs w:val="28"/>
+              </w:rPr>
+              <w:t xml:space="preserve"> quy đ</w:t>
+            </w:r>
+            <w:r>
+              <w:rPr>
+                <w:rFonts w:ascii="Times New Roman" w:hAnsi="Times New Roman" w:cs="Times New Roman"/>
+                <w:sz w:val="28"/>
+                <w:szCs w:val="28"/>
+              </w:rPr>
+              <w:t>ị</w:t>
+            </w:r>
+            <w:r>
+              <w:rPr>
+                <w:rFonts w:ascii="Times New Roman" w:hAnsi="Times New Roman" w:cs="Times New Roman"/>
+                <w:sz w:val="28"/>
+                <w:szCs w:val="28"/>
+              </w:rPr>
+              <w:t>nh</w:t>
             </w:r>
           </w:p>
         </w:tc>
@@ -372,6 +892,7 @@
           </w:tcPr>
           <w:p>
             <w:pPr>
+              <w:spacing w:after="0" w:line="240" w:lineRule="auto"/>
               <w:rPr>
                 <w:rFonts w:ascii="Times New Roman" w:hAnsi="Times New Roman" w:cs="Times New Roman"/>
                 <w:color w:val="FF0000"/>
@@ -385,7 +906,71 @@
                 <w:sz w:val="28"/>
                 <w:szCs w:val="28"/>
               </w:rPr>
-              <w:t>Bộ phận kỹ thuật</w:t>
+              <w:t>B</w:t>
+            </w:r>
+            <w:r>
+              <w:rPr>
+                <w:rFonts w:ascii="Times New Roman" w:hAnsi="Times New Roman" w:cs="Times New Roman"/>
+                <w:sz w:val="28"/>
+                <w:szCs w:val="28"/>
+              </w:rPr>
+              <w:t>ộ</w:t>
+            </w:r>
+            <w:r>
+              <w:rPr>
+                <w:rFonts w:ascii="Times New Roman" w:hAnsi="Times New Roman" w:cs="Times New Roman"/>
+                <w:sz w:val="28"/>
+                <w:szCs w:val="28"/>
+              </w:rPr>
+              <w:t xml:space="preserve"> ph</w:t>
+            </w:r>
+            <w:r>
+              <w:rPr>
+                <w:rFonts w:ascii="Times New Roman" w:hAnsi="Times New Roman" w:cs="Times New Roman"/>
+                <w:sz w:val="28"/>
+                <w:szCs w:val="28"/>
+              </w:rPr>
+              <w:t>ậ</w:t>
+            </w:r>
+            <w:r>
+              <w:rPr>
+                <w:rFonts w:ascii="Times New Roman" w:hAnsi="Times New Roman" w:cs="Times New Roman"/>
+                <w:sz w:val="28"/>
+                <w:szCs w:val="28"/>
+              </w:rPr>
+              <w:t>n k</w:t>
+            </w:r>
+            <w:r>
+              <w:rPr>
+                <w:rFonts w:ascii="Times New Roman" w:hAnsi="Times New Roman" w:cs="Times New Roman"/>
+                <w:sz w:val="28"/>
+                <w:szCs w:val="28"/>
+              </w:rPr>
+              <w:t>ỹ</w:t>
+            </w:r>
+            <w:r>
+              <w:rPr>
+                <w:rFonts w:ascii="Times New Roman" w:hAnsi="Times New Roman" w:cs="Times New Roman"/>
+                <w:sz w:val="28"/>
+                <w:szCs w:val="28"/>
+              </w:rPr>
+              <w:t xml:space="preserve"> thu</w:t>
+            </w:r>
+            <w:r>
+              <w:rPr>
+                <w:rFonts w:ascii="Times New Roman" w:hAnsi="Times New Roman" w:cs="Times New Roman"/>
+                <w:sz w:val="28"/>
+                <w:szCs w:val="28"/>
+              </w:rPr>
+              <w:t>ậ</w:t>
+            </w:r>
+            <w:r>
+              <w:rPr>
+                <w:rFonts w:ascii="Times New Roman" w:hAnsi="Times New Roman" w:cs="Times New Roman"/>
+                <w:sz w:val="28"/>
+                <w:szCs w:val="28"/>
+              </w:rPr>
+              <w:t>t</w:t>
             </w:r>
           </w:p>
         </w:tc>
@@ -395,6 +980,7 @@
           </w:tcPr>
           <w:p>
             <w:pPr>
+              <w:spacing w:after="0" w:line="240" w:lineRule="auto"/>
               <w:rPr>
                 <w:rFonts w:ascii="Times New Roman" w:hAnsi="Times New Roman" w:cs="Times New Roman"/>
                 <w:color w:val="FF0000"/>
@@ -408,7 +994,39 @@
                 <w:sz w:val="28"/>
                 <w:szCs w:val="28"/>
               </w:rPr>
-              <w:t>Phân tích, lập trình, bảo trì</w:t>
+              <w:t>Phân tích, l</w:t>
+            </w:r>
+            <w:r>
+              <w:rPr>
+                <w:rFonts w:ascii="Times New Roman" w:hAnsi="Times New Roman" w:cs="Times New Roman"/>
+                <w:sz w:val="28"/>
+                <w:szCs w:val="28"/>
+              </w:rPr>
+              <w:t>ậ</w:t>
+            </w:r>
+            <w:r>
+              <w:rPr>
+                <w:rFonts w:ascii="Times New Roman" w:hAnsi="Times New Roman" w:cs="Times New Roman"/>
+                <w:sz w:val="28"/>
+                <w:szCs w:val="28"/>
+              </w:rPr>
+              <w:t>p trình, b</w:t>
+            </w:r>
+            <w:r>
+              <w:rPr>
+                <w:rFonts w:ascii="Times New Roman" w:hAnsi="Times New Roman" w:cs="Times New Roman"/>
+                <w:sz w:val="28"/>
+                <w:szCs w:val="28"/>
+              </w:rPr>
+              <w:t>ả</w:t>
+            </w:r>
+            <w:r>
+              <w:rPr>
+                <w:rFonts w:ascii="Times New Roman" w:hAnsi="Times New Roman" w:cs="Times New Roman"/>
+                <w:sz w:val="28"/>
+                <w:szCs w:val="28"/>
+              </w:rPr>
+              <w:t>o trì</w:t>
             </w:r>
           </w:p>
         </w:tc>
@@ -418,6 +1036,7 @@
           </w:tcPr>
           <w:p>
             <w:pPr>
+              <w:spacing w:after="0" w:line="240" w:lineRule="auto"/>
               <w:rPr>
                 <w:rFonts w:ascii="Times New Roman" w:hAnsi="Times New Roman" w:cs="Times New Roman"/>
                 <w:color w:val="FF0000"/>
@@ -431,7 +1050,63 @@
                 <w:sz w:val="28"/>
                 <w:szCs w:val="28"/>
               </w:rPr>
-              <w:t>Ổn định, bảo mật</w:t>
+              <w:t>Ổ</w:t>
+            </w:r>
+            <w:r>
+              <w:rPr>
+                <w:rFonts w:ascii="Times New Roman" w:hAnsi="Times New Roman" w:cs="Times New Roman"/>
+                <w:sz w:val="28"/>
+                <w:szCs w:val="28"/>
+              </w:rPr>
+              <w:t>n đ</w:t>
+            </w:r>
+            <w:r>
+              <w:rPr>
+                <w:rFonts w:ascii="Times New Roman" w:hAnsi="Times New Roman" w:cs="Times New Roman"/>
+                <w:sz w:val="28"/>
+                <w:szCs w:val="28"/>
+              </w:rPr>
+              <w:t>ị</w:t>
+            </w:r>
+            <w:r>
+              <w:rPr>
+                <w:rFonts w:ascii="Times New Roman" w:hAnsi="Times New Roman" w:cs="Times New Roman"/>
+                <w:sz w:val="28"/>
+                <w:szCs w:val="28"/>
+              </w:rPr>
+              <w:t>nh, b</w:t>
+            </w:r>
+            <w:r>
+              <w:rPr>
+                <w:rFonts w:ascii="Times New Roman" w:hAnsi="Times New Roman" w:cs="Times New Roman"/>
+                <w:sz w:val="28"/>
+                <w:szCs w:val="28"/>
+              </w:rPr>
+              <w:t>ả</w:t>
+            </w:r>
+            <w:r>
+              <w:rPr>
+                <w:rFonts w:ascii="Times New Roman" w:hAnsi="Times New Roman" w:cs="Times New Roman"/>
+                <w:sz w:val="28"/>
+                <w:szCs w:val="28"/>
+              </w:rPr>
+              <w:t>o m</w:t>
+            </w:r>
+            <w:r>
+              <w:rPr>
+                <w:rFonts w:ascii="Times New Roman" w:hAnsi="Times New Roman" w:cs="Times New Roman"/>
+                <w:sz w:val="28"/>
+                <w:szCs w:val="28"/>
+              </w:rPr>
+              <w:t>ậ</w:t>
+            </w:r>
+            <w:r>
+              <w:rPr>
+                <w:rFonts w:ascii="Times New Roman" w:hAnsi="Times New Roman" w:cs="Times New Roman"/>
+                <w:sz w:val="28"/>
+                <w:szCs w:val="28"/>
+              </w:rPr>
+              <w:t>t</w:t>
             </w:r>
           </w:p>
         </w:tc>
@@ -443,6 +1118,7 @@
           </w:tcPr>
           <w:p>
             <w:pPr>
+              <w:spacing w:after="0" w:line="240" w:lineRule="auto"/>
               <w:rPr>
                 <w:rFonts w:ascii="Times New Roman" w:hAnsi="Times New Roman" w:cs="Times New Roman"/>
                 <w:color w:val="FF0000"/>
@@ -456,7 +1132,23 @@
                 <w:sz w:val="28"/>
                 <w:szCs w:val="28"/>
               </w:rPr>
-              <w:t>Bên thứ ba</w:t>
+              <w:t>Bên th</w:t>
+            </w:r>
+            <w:r>
+              <w:rPr>
+                <w:rFonts w:ascii="Times New Roman" w:hAnsi="Times New Roman" w:cs="Times New Roman"/>
+                <w:sz w:val="28"/>
+                <w:szCs w:val="28"/>
+              </w:rPr>
+              <w:t>ứ</w:t>
+            </w:r>
+            <w:r>
+              <w:rPr>
+                <w:rFonts w:ascii="Times New Roman" w:hAnsi="Times New Roman" w:cs="Times New Roman"/>
+                <w:sz w:val="28"/>
+                <w:szCs w:val="28"/>
+              </w:rPr>
+              <w:t xml:space="preserve"> ba</w:t>
             </w:r>
           </w:p>
         </w:tc>
@@ -466,6 +1158,7 @@
           </w:tcPr>
           <w:p>
             <w:pPr>
+              <w:spacing w:after="0" w:line="240" w:lineRule="auto"/>
               <w:rPr>
                 <w:rFonts w:ascii="Times New Roman" w:hAnsi="Times New Roman" w:cs="Times New Roman"/>
                 <w:color w:val="FF0000"/>
@@ -479,7 +1172,87 @@
                 <w:sz w:val="28"/>
                 <w:szCs w:val="28"/>
               </w:rPr>
-              <w:t>Cung cấp phần mềm, dịch vụ cloud</w:t>
+              <w:t>Cung c</w:t>
+            </w:r>
+            <w:r>
+              <w:rPr>
+                <w:rFonts w:ascii="Times New Roman" w:hAnsi="Times New Roman" w:cs="Times New Roman"/>
+                <w:sz w:val="28"/>
+                <w:szCs w:val="28"/>
+              </w:rPr>
+              <w:t>ấ</w:t>
+            </w:r>
+            <w:r>
+              <w:rPr>
+                <w:rFonts w:ascii="Times New Roman" w:hAnsi="Times New Roman" w:cs="Times New Roman"/>
+                <w:sz w:val="28"/>
+                <w:szCs w:val="28"/>
+              </w:rPr>
+              <w:t>p ph</w:t>
+            </w:r>
+            <w:r>
+              <w:rPr>
+                <w:rFonts w:ascii="Times New Roman" w:hAnsi="Times New Roman" w:cs="Times New Roman"/>
+                <w:sz w:val="28"/>
+                <w:szCs w:val="28"/>
+              </w:rPr>
+              <w:t>ầ</w:t>
+            </w:r>
+            <w:r>
+              <w:rPr>
+                <w:rFonts w:ascii="Times New Roman" w:hAnsi="Times New Roman" w:cs="Times New Roman"/>
+                <w:sz w:val="28"/>
+                <w:szCs w:val="28"/>
+              </w:rPr>
+              <w:t>n m</w:t>
+            </w:r>
+            <w:r>
+              <w:rPr>
+                <w:rFonts w:ascii="Times New Roman" w:hAnsi="Times New Roman" w:cs="Times New Roman"/>
+                <w:sz w:val="28"/>
+                <w:szCs w:val="28"/>
+              </w:rPr>
+              <w:t>ề</w:t>
+            </w:r>
+            <w:r>
+              <w:rPr>
+                <w:rFonts w:ascii="Times New Roman" w:hAnsi="Times New Roman" w:cs="Times New Roman"/>
+                <w:sz w:val="28"/>
+                <w:szCs w:val="28"/>
+              </w:rPr>
+              <w:t>m, d</w:t>
+            </w:r>
+            <w:r>
+              <w:rPr>
+                <w:rFonts w:ascii="Times New Roman" w:hAnsi="Times New Roman" w:cs="Times New Roman"/>
+                <w:sz w:val="28"/>
+                <w:szCs w:val="28"/>
+              </w:rPr>
+              <w:t>ị</w:t>
+            </w:r>
+            <w:r>
+              <w:rPr>
+                <w:rFonts w:ascii="Times New Roman" w:hAnsi="Times New Roman" w:cs="Times New Roman"/>
+                <w:sz w:val="28"/>
+                <w:szCs w:val="28"/>
+              </w:rPr>
+              <w:t>ch v</w:t>
+            </w:r>
+            <w:r>
+              <w:rPr>
+                <w:rFonts w:ascii="Times New Roman" w:hAnsi="Times New Roman" w:cs="Times New Roman"/>
+                <w:sz w:val="28"/>
+                <w:szCs w:val="28"/>
+              </w:rPr>
+              <w:t>ụ</w:t>
+            </w:r>
+            <w:r>
+              <w:rPr>
+                <w:rFonts w:ascii="Times New Roman" w:hAnsi="Times New Roman" w:cs="Times New Roman"/>
+                <w:sz w:val="28"/>
+                <w:szCs w:val="28"/>
+              </w:rPr>
+              <w:t xml:space="preserve"> cloud</w:t>
             </w:r>
           </w:p>
         </w:tc>
@@ -489,6 +1262,7 @@
           </w:tcPr>
           <w:p>
             <w:pPr>
+              <w:spacing w:after="0" w:line="240" w:lineRule="auto"/>
               <w:rPr>
                 <w:rFonts w:ascii="Times New Roman" w:hAnsi="Times New Roman" w:cs="Times New Roman"/>
                 <w:color w:val="FF0000"/>
@@ -502,7 +1276,23 @@
                 <w:sz w:val="28"/>
                 <w:szCs w:val="28"/>
               </w:rPr>
-              <w:t>Tích hợp an toàn</w:t>
+              <w:t>Tích h</w:t>
+            </w:r>
+            <w:r>
+              <w:rPr>
+                <w:rFonts w:ascii="Times New Roman" w:hAnsi="Times New Roman" w:cs="Times New Roman"/>
+                <w:sz w:val="28"/>
+                <w:szCs w:val="28"/>
+              </w:rPr>
+              <w:t>ợ</w:t>
+            </w:r>
+            <w:r>
+              <w:rPr>
+                <w:rFonts w:ascii="Times New Roman" w:hAnsi="Times New Roman" w:cs="Times New Roman"/>
+                <w:sz w:val="28"/>
+                <w:szCs w:val="28"/>
+              </w:rPr>
+              <w:t>p an toàn</w:t>
             </w:r>
           </w:p>
         </w:tc>
@@ -593,16 +1383,180 @@
           <w:szCs w:val="28"/>
           <w:lang w:val="vi-VN"/>
         </w:rPr>
-        <w:t>Chức năng:</w:t>
-      </w:r>
-      <w:r>
-        <w:rPr>
-          <w:rFonts w:ascii="Times New Roman" w:hAnsi="Times New Roman" w:cs="Times New Roman"/>
-          <w:sz w:val="28"/>
-          <w:szCs w:val="28"/>
-          <w:lang w:val="vi-VN"/>
-        </w:rPr>
-        <w:t xml:space="preserve"> Đăng nhập/đăng xuất – Chuyển tiền – Xem số dư, lịch sử giao dịch</w:t>
+        <w:t>Ch</w:t>
+      </w:r>
+      <w:r>
+        <w:rPr>
+          <w:rStyle w:val="Strong"/>
+          <w:rFonts w:ascii="Times New Roman" w:hAnsi="Times New Roman" w:cs="Times New Roman"/>
+          <w:sz w:val="28"/>
+          <w:szCs w:val="28"/>
+          <w:lang w:val="vi-VN"/>
+        </w:rPr>
+        <w:t>ứ</w:t>
+      </w:r>
+      <w:r>
+        <w:rPr>
+          <w:rStyle w:val="Strong"/>
+          <w:rFonts w:ascii="Times New Roman" w:hAnsi="Times New Roman" w:cs="Times New Roman"/>
+          <w:sz w:val="28"/>
+          <w:szCs w:val="28"/>
+          <w:lang w:val="vi-VN"/>
+        </w:rPr>
+        <w:t>c năng:</w:t>
+      </w:r>
+      <w:r>
+        <w:rPr>
+          <w:rFonts w:ascii="Times New Roman" w:hAnsi="Times New Roman" w:cs="Times New Roman"/>
+          <w:sz w:val="28"/>
+          <w:szCs w:val="28"/>
+          <w:lang w:val="vi-VN"/>
+        </w:rPr>
+        <w:t xml:space="preserve"> Đăng nh</w:t>
+      </w:r>
+      <w:r>
+        <w:rPr>
+          <w:rFonts w:ascii="Times New Roman" w:hAnsi="Times New Roman" w:cs="Times New Roman"/>
+          <w:sz w:val="28"/>
+          <w:szCs w:val="28"/>
+          <w:lang w:val="vi-VN"/>
+        </w:rPr>
+        <w:t>ậ</w:t>
+      </w:r>
+      <w:r>
+        <w:rPr>
+          <w:rFonts w:ascii="Times New Roman" w:hAnsi="Times New Roman" w:cs="Times New Roman"/>
+          <w:sz w:val="28"/>
+          <w:szCs w:val="28"/>
+          <w:lang w:val="vi-VN"/>
+        </w:rPr>
+        <w:t>p/đăng xu</w:t>
+      </w:r>
+      <w:r>
+        <w:rPr>
+          <w:rFonts w:ascii="Times New Roman" w:hAnsi="Times New Roman" w:cs="Times New Roman"/>
+          <w:sz w:val="28"/>
+          <w:szCs w:val="28"/>
+          <w:lang w:val="vi-VN"/>
+        </w:rPr>
+        <w:t>ấ</w:t>
+      </w:r>
+      <w:r>
+        <w:rPr>
+          <w:rFonts w:ascii="Times New Roman" w:hAnsi="Times New Roman" w:cs="Times New Roman"/>
+          <w:sz w:val="28"/>
+          <w:szCs w:val="28"/>
+          <w:lang w:val="vi-VN"/>
+        </w:rPr>
+        <w:t>t – Chuy</w:t>
+      </w:r>
+      <w:r>
+        <w:rPr>
+          <w:rFonts w:ascii="Times New Roman" w:hAnsi="Times New Roman" w:cs="Times New Roman"/>
+          <w:sz w:val="28"/>
+          <w:szCs w:val="28"/>
+          <w:lang w:val="vi-VN"/>
+        </w:rPr>
+        <w:t>ể</w:t>
+      </w:r>
+      <w:r>
+        <w:rPr>
+          <w:rFonts w:ascii="Times New Roman" w:hAnsi="Times New Roman" w:cs="Times New Roman"/>
+          <w:sz w:val="28"/>
+          <w:szCs w:val="28"/>
+          <w:lang w:val="vi-VN"/>
+        </w:rPr>
+        <w:t>n ti</w:t>
+      </w:r>
+      <w:r>
+        <w:rPr>
+          <w:rFonts w:ascii="Times New Roman" w:hAnsi="Times New Roman" w:cs="Times New Roman"/>
+          <w:sz w:val="28"/>
+          <w:szCs w:val="28"/>
+          <w:lang w:val="vi-VN"/>
+        </w:rPr>
+        <w:t>ề</w:t>
+      </w:r>
+      <w:r>
+        <w:rPr>
+          <w:rFonts w:ascii="Times New Roman" w:hAnsi="Times New Roman" w:cs="Times New Roman"/>
+          <w:sz w:val="28"/>
+          <w:szCs w:val="28"/>
+          <w:lang w:val="vi-VN"/>
+        </w:rPr>
+        <w:t>n – Xem s</w:t>
+      </w:r>
+      <w:r>
+        <w:rPr>
+          <w:rFonts w:ascii="Times New Roman" w:hAnsi="Times New Roman" w:cs="Times New Roman"/>
+          <w:sz w:val="28"/>
+          <w:szCs w:val="28"/>
+          <w:lang w:val="vi-VN"/>
+        </w:rPr>
+        <w:t>ố</w:t>
+      </w:r>
+      <w:r>
+        <w:rPr>
+          <w:rFonts w:ascii="Times New Roman" w:hAnsi="Times New Roman" w:cs="Times New Roman"/>
+          <w:sz w:val="28"/>
+          <w:szCs w:val="28"/>
+          <w:lang w:val="vi-VN"/>
+        </w:rPr>
+        <w:t xml:space="preserve"> dư, l</w:t>
+      </w:r>
+      <w:r>
+        <w:rPr>
+          <w:rFonts w:ascii="Times New Roman" w:hAnsi="Times New Roman" w:cs="Times New Roman"/>
+          <w:sz w:val="28"/>
+          <w:szCs w:val="28"/>
+          <w:lang w:val="vi-VN"/>
+        </w:rPr>
+        <w:t>ị</w:t>
+      </w:r>
+      <w:r>
+        <w:rPr>
+          <w:rFonts w:ascii="Times New Roman" w:hAnsi="Times New Roman" w:cs="Times New Roman"/>
+          <w:sz w:val="28"/>
+          <w:szCs w:val="28"/>
+          <w:lang w:val="vi-VN"/>
+        </w:rPr>
+        <w:t>ch s</w:t>
+      </w:r>
+      <w:r>
+        <w:rPr>
+          <w:rFonts w:ascii="Times New Roman" w:hAnsi="Times New Roman" w:cs="Times New Roman"/>
+          <w:sz w:val="28"/>
+          <w:szCs w:val="28"/>
+          <w:lang w:val="vi-VN"/>
+        </w:rPr>
+        <w:t>ử</w:t>
+      </w:r>
+      <w:r>
+        <w:rPr>
+          <w:rFonts w:ascii="Times New Roman" w:hAnsi="Times New Roman" w:cs="Times New Roman"/>
+          <w:sz w:val="28"/>
+          <w:szCs w:val="28"/>
+          <w:lang w:val="vi-VN"/>
+        </w:rPr>
+        <w:t xml:space="preserve"> giao d</w:t>
+      </w:r>
+      <w:r>
+        <w:rPr>
+          <w:rFonts w:ascii="Times New Roman" w:hAnsi="Times New Roman" w:cs="Times New Roman"/>
+          <w:sz w:val="28"/>
+          <w:szCs w:val="28"/>
+          <w:lang w:val="vi-VN"/>
+        </w:rPr>
+        <w:t>ị</w:t>
+      </w:r>
+      <w:r>
+        <w:rPr>
+          <w:rFonts w:ascii="Times New Roman" w:hAnsi="Times New Roman" w:cs="Times New Roman"/>
+          <w:sz w:val="28"/>
+          <w:szCs w:val="28"/>
+          <w:lang w:val="vi-VN"/>
+        </w:rPr>
+        <w:t>ch</w:t>
       </w:r>
       <w:r>
         <w:rPr>
@@ -621,16 +1575,126 @@
           <w:szCs w:val="28"/>
           <w:lang w:val="vi-VN"/>
         </w:rPr>
-        <w:t>Phi chức năng:</w:t>
-      </w:r>
-      <w:r>
-        <w:rPr>
-          <w:rFonts w:ascii="Times New Roman" w:hAnsi="Times New Roman" w:cs="Times New Roman"/>
-          <w:sz w:val="28"/>
-          <w:szCs w:val="28"/>
-          <w:lang w:val="vi-VN"/>
-        </w:rPr>
-        <w:t xml:space="preserve"> Bảo mật (OTP, mã hóa) – Hiệu năng cao – Hoạt động 24/7</w:t>
+        <w:t>Phi ch</w:t>
+      </w:r>
+      <w:r>
+        <w:rPr>
+          <w:rStyle w:val="Strong"/>
+          <w:rFonts w:ascii="Times New Roman" w:hAnsi="Times New Roman" w:cs="Times New Roman"/>
+          <w:sz w:val="28"/>
+          <w:szCs w:val="28"/>
+          <w:lang w:val="vi-VN"/>
+        </w:rPr>
+        <w:t>ứ</w:t>
+      </w:r>
+      <w:r>
+        <w:rPr>
+          <w:rStyle w:val="Strong"/>
+          <w:rFonts w:ascii="Times New Roman" w:hAnsi="Times New Roman" w:cs="Times New Roman"/>
+          <w:sz w:val="28"/>
+          <w:szCs w:val="28"/>
+          <w:lang w:val="vi-VN"/>
+        </w:rPr>
+        <w:t>c năng:</w:t>
+      </w:r>
+      <w:r>
+        <w:rPr>
+          <w:rFonts w:ascii="Times New Roman" w:hAnsi="Times New Roman" w:cs="Times New Roman"/>
+          <w:sz w:val="28"/>
+          <w:szCs w:val="28"/>
+          <w:lang w:val="vi-VN"/>
+        </w:rPr>
+        <w:t xml:space="preserve"> B</w:t>
+      </w:r>
+      <w:r>
+        <w:rPr>
+          <w:rFonts w:ascii="Times New Roman" w:hAnsi="Times New Roman" w:cs="Times New Roman"/>
+          <w:sz w:val="28"/>
+          <w:szCs w:val="28"/>
+          <w:lang w:val="vi-VN"/>
+        </w:rPr>
+        <w:t>ả</w:t>
+      </w:r>
+      <w:r>
+        <w:rPr>
+          <w:rFonts w:ascii="Times New Roman" w:hAnsi="Times New Roman" w:cs="Times New Roman"/>
+          <w:sz w:val="28"/>
+          <w:szCs w:val="28"/>
+          <w:lang w:val="vi-VN"/>
+        </w:rPr>
+        <w:t>o m</w:t>
+      </w:r>
+      <w:r>
+        <w:rPr>
+          <w:rFonts w:ascii="Times New Roman" w:hAnsi="Times New Roman" w:cs="Times New Roman"/>
+          <w:sz w:val="28"/>
+          <w:szCs w:val="28"/>
+          <w:lang w:val="vi-VN"/>
+        </w:rPr>
+        <w:t>ậ</w:t>
+      </w:r>
+      <w:r>
+        <w:rPr>
+          <w:rFonts w:ascii="Times New Roman" w:hAnsi="Times New Roman" w:cs="Times New Roman"/>
+          <w:sz w:val="28"/>
+          <w:szCs w:val="28"/>
+          <w:lang w:val="vi-VN"/>
+        </w:rPr>
+        <w:t>t (OTP, mã hóa) – Hi</w:t>
+      </w:r>
+      <w:r>
+        <w:rPr>
+          <w:rFonts w:ascii="Times New Roman" w:hAnsi="Times New Roman" w:cs="Times New Roman"/>
+          <w:sz w:val="28"/>
+          <w:szCs w:val="28"/>
+          <w:lang w:val="vi-VN"/>
+        </w:rPr>
+        <w:t>ệ</w:t>
+      </w:r>
+      <w:r>
+        <w:rPr>
+          <w:rFonts w:ascii="Times New Roman" w:hAnsi="Times New Roman" w:cs="Times New Roman"/>
+          <w:sz w:val="28"/>
+          <w:szCs w:val="28"/>
+          <w:lang w:val="vi-VN"/>
+        </w:rPr>
+        <w:t>u năng cao – Ho</w:t>
+      </w:r>
+      <w:r>
+        <w:rPr>
+          <w:rFonts w:ascii="Times New Roman" w:hAnsi="Times New Roman" w:cs="Times New Roman"/>
+          <w:sz w:val="28"/>
+          <w:szCs w:val="28"/>
+          <w:lang w:val="vi-VN"/>
+        </w:rPr>
+        <w:t>ạ</w:t>
+      </w:r>
+      <w:r>
+        <w:rPr>
+          <w:rFonts w:ascii="Times New Roman" w:hAnsi="Times New Roman" w:cs="Times New Roman"/>
+          <w:sz w:val="28"/>
+          <w:szCs w:val="28"/>
+          <w:lang w:val="vi-VN"/>
+        </w:rPr>
+        <w:t>t đ</w:t>
+      </w:r>
+      <w:r>
+        <w:rPr>
+          <w:rFonts w:ascii="Times New Roman" w:hAnsi="Times New Roman" w:cs="Times New Roman"/>
+          <w:sz w:val="28"/>
+          <w:szCs w:val="28"/>
+          <w:lang w:val="vi-VN"/>
+        </w:rPr>
+        <w:t>ộ</w:t>
+      </w:r>
+      <w:r>
+        <w:rPr>
+          <w:rFonts w:ascii="Times New Roman" w:hAnsi="Times New Roman" w:cs="Times New Roman"/>
+          <w:sz w:val="28"/>
+          <w:szCs w:val="28"/>
+          <w:lang w:val="vi-VN"/>
+        </w:rPr>
+        <w:t>ng 24/7</w:t>
       </w:r>
     </w:p>
     <w:p>
@@ -649,6 +1713,7 @@
           <w:color w:val="FF0000"/>
           <w:sz w:val="28"/>
           <w:szCs w:val="28"/>
+          <w:lang w:val="vi-VN"/>
         </w:rPr>
         <w:t>Bài</w:t>
       </w:r>
@@ -692,7 +1757,18 @@
           <w:szCs w:val="28"/>
           <w:lang w:val="vi-VN"/>
         </w:rPr>
-        <w:t>Ứng dụng Shopee (hệ thống thương mại điện tử)</w:t>
+        <w:t xml:space="preserve">Ứng dụng Shopee (hệ thống thương mại </w:t>
+      </w:r>
+      <w:r>
+        <w:rPr>
+          <w:rFonts w:ascii="Times New Roman" w:eastAsia="Times New Roman" w:hAnsi="Times New Roman" w:cs="Times New Roman"/>
+          <w:i/>
+          <w:iCs/>
+          <w:sz w:val="28"/>
+          <w:szCs w:val="28"/>
+          <w:lang w:val="vi-VN"/>
+        </w:rPr>
+        <w:t>điện tử)</w:t>
       </w:r>
     </w:p>
     <w:tbl>
@@ -729,7 +1805,6 @@
           <w:tcPr>
             <w:tcW w:w="0" w:type="auto"/>
             <w:vAlign w:val="center"/>
-            <w:hideMark/>
           </w:tcPr>
           <w:p>
             <w:pPr>
@@ -757,7 +1832,6 @@
           <w:tcPr>
             <w:tcW w:w="0" w:type="auto"/>
             <w:vAlign w:val="center"/>
-            <w:hideMark/>
           </w:tcPr>
           <w:p>
             <w:pPr>
@@ -797,7 +1871,6 @@
           <w:tcPr>
             <w:tcW w:w="0" w:type="auto"/>
             <w:vAlign w:val="center"/>
-            <w:hideMark/>
           </w:tcPr>
           <w:p>
             <w:pPr>
@@ -832,7 +1905,6 @@
           <w:tcPr>
             <w:tcW w:w="0" w:type="auto"/>
             <w:vAlign w:val="center"/>
-            <w:hideMark/>
           </w:tcPr>
           <w:p>
             <w:pPr>
@@ -858,7 +1930,6 @@
           <w:tcPr>
             <w:tcW w:w="0" w:type="auto"/>
             <w:vAlign w:val="center"/>
-            <w:hideMark/>
           </w:tcPr>
           <w:p>
             <w:pPr>
@@ -900,7 +1971,6 @@
           <w:tcPr>
             <w:tcW w:w="0" w:type="auto"/>
             <w:vAlign w:val="center"/>
-            <w:hideMark/>
           </w:tcPr>
           <w:p>
             <w:pPr>
@@ -934,7 +2004,15 @@
                 <w:szCs w:val="28"/>
               </w:rPr>
               <w:br/>
-              <w:t>- Quản trị viên giám sát, xử lý sự cố và kiểm duyệt nội dung.</w:t>
+              <w:t xml:space="preserve">- Quản trị viên giám </w:t>
+            </w:r>
+            <w:r>
+              <w:rPr>
+                <w:rFonts w:ascii="Times New Roman" w:eastAsia="Times New Roman" w:hAnsi="Times New Roman" w:cs="Times New Roman"/>
+                <w:sz w:val="28"/>
+                <w:szCs w:val="28"/>
+              </w:rPr>
+              <w:t>sát, xử lý sự cố và kiểm duyệt nội dung.</w:t>
             </w:r>
           </w:p>
         </w:tc>
@@ -947,7 +2025,6 @@
           <w:tcPr>
             <w:tcW w:w="0" w:type="auto"/>
             <w:vAlign w:val="center"/>
-            <w:hideMark/>
           </w:tcPr>
           <w:p>
             <w:pPr>
@@ -973,7 +2050,6 @@
           <w:tcPr>
             <w:tcW w:w="0" w:type="auto"/>
             <w:vAlign w:val="center"/>
-            <w:hideMark/>
           </w:tcPr>
           <w:p>
             <w:pPr>
@@ -997,7 +2073,6 @@
           <w:tcPr>
             <w:tcW w:w="0" w:type="auto"/>
             <w:vAlign w:val="center"/>
-            <w:hideMark/>
           </w:tcPr>
           <w:p>
             <w:pPr>
@@ -1026,7 +2101,6 @@
           <w:tcPr>
             <w:tcW w:w="0" w:type="auto"/>
             <w:vAlign w:val="center"/>
-            <w:hideMark/>
           </w:tcPr>
           <w:p>
             <w:pPr>
@@ -1053,23 +2127,30 @@
           <w:tcPr>
             <w:tcW w:w="0" w:type="auto"/>
             <w:vAlign w:val="center"/>
-            <w:hideMark/>
-          </w:tcPr>
-          <w:p>
-            <w:pPr>
-              <w:rPr>
-                <w:rFonts w:ascii="Times New Roman" w:eastAsia="Times New Roman" w:hAnsi="Times New Roman" w:cs="Times New Roman"/>
-                <w:sz w:val="28"/>
-                <w:szCs w:val="28"/>
-              </w:rPr>
-            </w:pPr>
-            <w:r>
-              <w:rPr>
-                <w:rFonts w:ascii="Times New Roman" w:eastAsia="Times New Roman" w:hAnsi="Times New Roman" w:cs="Times New Roman"/>
-                <w:sz w:val="28"/>
-                <w:szCs w:val="28"/>
-              </w:rPr>
-              <w:t>- Ứng dụng Shopee (mobile app, website)</w:t>
+          </w:tcPr>
+          <w:p>
+            <w:pPr>
+              <w:rPr>
+                <w:rFonts w:ascii="Times New Roman" w:eastAsia="Times New Roman" w:hAnsi="Times New Roman" w:cs="Times New Roman"/>
+                <w:sz w:val="28"/>
+                <w:szCs w:val="28"/>
+              </w:rPr>
+            </w:pPr>
+            <w:r>
+              <w:rPr>
+                <w:rFonts w:ascii="Times New Roman" w:eastAsia="Times New Roman" w:hAnsi="Times New Roman" w:cs="Times New Roman"/>
+                <w:sz w:val="28"/>
+                <w:szCs w:val="28"/>
+              </w:rPr>
+              <w:t xml:space="preserve">- Ứng dụng Shopee </w:t>
+            </w:r>
+            <w:r>
+              <w:rPr>
+                <w:rFonts w:ascii="Times New Roman" w:eastAsia="Times New Roman" w:hAnsi="Times New Roman" w:cs="Times New Roman"/>
+                <w:sz w:val="28"/>
+                <w:szCs w:val="28"/>
+              </w:rPr>
+              <w:t>(mobile app, website)</w:t>
             </w:r>
             <w:r>
               <w:rPr>
@@ -1095,7 +2176,6 @@
           <w:tcPr>
             <w:tcW w:w="0" w:type="auto"/>
             <w:vAlign w:val="center"/>
-            <w:hideMark/>
           </w:tcPr>
           <w:p>
             <w:pPr>
@@ -1133,7 +2213,6 @@
           <w:tcPr>
             <w:tcW w:w="0" w:type="auto"/>
             <w:vAlign w:val="center"/>
-            <w:hideMark/>
           </w:tcPr>
           <w:p>
             <w:pPr>
@@ -1159,23 +2238,30 @@
           <w:tcPr>
             <w:tcW w:w="0" w:type="auto"/>
             <w:vAlign w:val="center"/>
-            <w:hideMark/>
-          </w:tcPr>
-          <w:p>
-            <w:pPr>
-              <w:rPr>
-                <w:rFonts w:ascii="Times New Roman" w:eastAsia="Times New Roman" w:hAnsi="Times New Roman" w:cs="Times New Roman"/>
-                <w:sz w:val="28"/>
-                <w:szCs w:val="28"/>
-              </w:rPr>
-            </w:pPr>
-            <w:r>
-              <w:rPr>
-                <w:rFonts w:ascii="Times New Roman" w:eastAsia="Times New Roman" w:hAnsi="Times New Roman" w:cs="Times New Roman"/>
-                <w:sz w:val="28"/>
-                <w:szCs w:val="28"/>
-              </w:rPr>
-              <w:t xml:space="preserve">- Hệ thống thanh </w:t>
+          </w:tcPr>
+          <w:p>
+            <w:pPr>
+              <w:rPr>
+                <w:rFonts w:ascii="Times New Roman" w:eastAsia="Times New Roman" w:hAnsi="Times New Roman" w:cs="Times New Roman"/>
+                <w:sz w:val="28"/>
+                <w:szCs w:val="28"/>
+              </w:rPr>
+            </w:pPr>
+            <w:r>
+              <w:rPr>
+                <w:rFonts w:ascii="Times New Roman" w:eastAsia="Times New Roman" w:hAnsi="Times New Roman" w:cs="Times New Roman"/>
+                <w:sz w:val="28"/>
+                <w:szCs w:val="28"/>
+              </w:rPr>
+              <w:t>- Hệ</w:t>
+            </w:r>
+            <w:r>
+              <w:rPr>
+                <w:rFonts w:ascii="Times New Roman" w:eastAsia="Times New Roman" w:hAnsi="Times New Roman" w:cs="Times New Roman"/>
+                <w:sz w:val="28"/>
+                <w:szCs w:val="28"/>
+              </w:rPr>
+              <w:t xml:space="preserve"> thống thanh </w:t>
             </w:r>
             <w:proofErr w:type="gramStart"/>
             <w:r>
@@ -1201,7 +2287,6 @@
           <w:tcPr>
             <w:tcW w:w="0" w:type="auto"/>
             <w:vAlign w:val="center"/>
-            <w:hideMark/>
           </w:tcPr>
           <w:p>
             <w:pPr>
@@ -1230,7 +2315,6 @@
           <w:tcPr>
             <w:tcW w:w="0" w:type="auto"/>
             <w:vAlign w:val="center"/>
-            <w:hideMark/>
           </w:tcPr>
           <w:p>
             <w:pPr>
@@ -1256,7 +2340,6 @@
           <w:tcPr>
             <w:tcW w:w="0" w:type="auto"/>
             <w:vAlign w:val="center"/>
-            <w:hideMark/>
           </w:tcPr>
           <w:p>
             <w:pPr>
@@ -1290,7 +2373,6 @@
           <w:tcPr>
             <w:tcW w:w="0" w:type="auto"/>
             <w:vAlign w:val="center"/>
-            <w:hideMark/>
           </w:tcPr>
           <w:p>
             <w:pPr>
@@ -1308,7 +2390,16 @@
                 <w:szCs w:val="28"/>
                 <w:lang w:val="vi-VN"/>
               </w:rPr>
-              <w:t>- Mô tả toàn bộ luồng hoạt động của hệ thống Shopee từ khi người dùng mua hàng đến khi nhận hàng.</w:t>
+              <w:t xml:space="preserve">- Mô tả toàn bộ luồng hoạt động của hệ </w:t>
+            </w:r>
+            <w:r>
+              <w:rPr>
+                <w:rFonts w:ascii="Times New Roman" w:eastAsia="Times New Roman" w:hAnsi="Times New Roman" w:cs="Times New Roman"/>
+                <w:sz w:val="28"/>
+                <w:szCs w:val="28"/>
+                <w:lang w:val="vi-VN"/>
+              </w:rPr>
+              <w:t>thống Shopee từ khi người dùng mua hàng đến khi nhận hàng.</w:t>
             </w:r>
           </w:p>
         </w:tc>
@@ -1321,7 +2412,6 @@
           <w:tcPr>
             <w:tcW w:w="0" w:type="auto"/>
             <w:vAlign w:val="center"/>
-            <w:hideMark/>
           </w:tcPr>
           <w:p>
             <w:pPr>
@@ -1347,7 +2437,6 @@
           <w:tcPr>
             <w:tcW w:w="0" w:type="auto"/>
             <w:vAlign w:val="center"/>
-            <w:hideMark/>
           </w:tcPr>
           <w:p>
             <w:pPr>
@@ -1380,23 +2469,30 @@
           <w:tcPr>
             <w:tcW w:w="0" w:type="auto"/>
             <w:vAlign w:val="center"/>
-            <w:hideMark/>
-          </w:tcPr>
-          <w:p>
-            <w:pPr>
-              <w:rPr>
-                <w:rFonts w:ascii="Times New Roman" w:eastAsia="Times New Roman" w:hAnsi="Times New Roman" w:cs="Times New Roman"/>
-                <w:sz w:val="28"/>
-                <w:szCs w:val="28"/>
-              </w:rPr>
-            </w:pPr>
-            <w:r>
-              <w:rPr>
-                <w:rFonts w:ascii="Times New Roman" w:eastAsia="Times New Roman" w:hAnsi="Times New Roman" w:cs="Times New Roman"/>
-                <w:sz w:val="28"/>
-                <w:szCs w:val="28"/>
-              </w:rPr>
-              <w:t>- Đảm bảo hệ thống tuân thủ pháp luật và bảo vệ quyền lợi người dùng.</w:t>
+          </w:tcPr>
+          <w:p>
+            <w:pPr>
+              <w:rPr>
+                <w:rFonts w:ascii="Times New Roman" w:eastAsia="Times New Roman" w:hAnsi="Times New Roman" w:cs="Times New Roman"/>
+                <w:sz w:val="28"/>
+                <w:szCs w:val="28"/>
+              </w:rPr>
+            </w:pPr>
+            <w:r>
+              <w:rPr>
+                <w:rFonts w:ascii="Times New Roman" w:eastAsia="Times New Roman" w:hAnsi="Times New Roman" w:cs="Times New Roman"/>
+                <w:sz w:val="28"/>
+                <w:szCs w:val="28"/>
+              </w:rPr>
+              <w:t>- Đảm bảo hệ thống tuân thủ pháp luật và bảo vệ quyền lợi ngườ</w:t>
+            </w:r>
+            <w:r>
+              <w:rPr>
+                <w:rFonts w:ascii="Times New Roman" w:eastAsia="Times New Roman" w:hAnsi="Times New Roman" w:cs="Times New Roman"/>
+                <w:sz w:val="28"/>
+                <w:szCs w:val="28"/>
+              </w:rPr>
+              <w:t>i dùng.</w:t>
             </w:r>
           </w:p>
         </w:tc>
@@ -1540,7 +2636,6 @@
           <w:tcPr>
             <w:tcW w:w="0" w:type="auto"/>
             <w:vAlign w:val="center"/>
-            <w:hideMark/>
           </w:tcPr>
           <w:p>
             <w:pPr>
@@ -1568,7 +2663,6 @@
           <w:tcPr>
             <w:tcW w:w="0" w:type="auto"/>
             <w:vAlign w:val="center"/>
-            <w:hideMark/>
           </w:tcPr>
           <w:p>
             <w:pPr>
@@ -1596,7 +2690,6 @@
           <w:tcPr>
             <w:tcW w:w="0" w:type="auto"/>
             <w:vAlign w:val="center"/>
-            <w:hideMark/>
           </w:tcPr>
           <w:p>
             <w:pPr>
@@ -1629,7 +2722,6 @@
           <w:tcPr>
             <w:tcW w:w="0" w:type="auto"/>
             <w:vAlign w:val="center"/>
-            <w:hideMark/>
           </w:tcPr>
           <w:p>
             <w:pPr>
@@ -1655,7 +2747,6 @@
           <w:tcPr>
             <w:tcW w:w="0" w:type="auto"/>
             <w:vAlign w:val="center"/>
-            <w:hideMark/>
           </w:tcPr>
           <w:p>
             <w:pPr>
@@ -1681,7 +2772,6 @@
           <w:tcPr>
             <w:tcW w:w="0" w:type="auto"/>
             <w:vAlign w:val="center"/>
-            <w:hideMark/>
           </w:tcPr>
           <w:p>
             <w:pPr>
@@ -1710,7 +2800,6 @@
           <w:tcPr>
             <w:tcW w:w="0" w:type="auto"/>
             <w:vAlign w:val="center"/>
-            <w:hideMark/>
           </w:tcPr>
           <w:p>
             <w:pPr>
@@ -1736,33 +2825,41 @@
           <w:tcPr>
             <w:tcW w:w="0" w:type="auto"/>
             <w:vAlign w:val="center"/>
-            <w:hideMark/>
-          </w:tcPr>
-          <w:p>
-            <w:pPr>
-              <w:rPr>
-                <w:rFonts w:ascii="Times New Roman" w:eastAsia="Times New Roman" w:hAnsi="Times New Roman" w:cs="Times New Roman"/>
-                <w:sz w:val="28"/>
-                <w:szCs w:val="28"/>
-              </w:rPr>
-            </w:pPr>
-            <w:r>
-              <w:rPr>
-                <w:rFonts w:ascii="Times New Roman" w:eastAsia="Times New Roman" w:hAnsi="Times New Roman" w:cs="Times New Roman"/>
-                <w:b/>
-                <w:bCs/>
-                <w:sz w:val="28"/>
-                <w:szCs w:val="28"/>
-              </w:rPr>
-              <w:t>Mô tả tổng quan (Overall Description)</w:t>
-            </w:r>
-          </w:p>
-        </w:tc>
-        <w:tc>
-          <w:tcPr>
-            <w:tcW w:w="0" w:type="auto"/>
-            <w:vAlign w:val="center"/>
-            <w:hideMark/>
+          </w:tcPr>
+          <w:p>
+            <w:pPr>
+              <w:rPr>
+                <w:rFonts w:ascii="Times New Roman" w:eastAsia="Times New Roman" w:hAnsi="Times New Roman" w:cs="Times New Roman"/>
+                <w:sz w:val="28"/>
+                <w:szCs w:val="28"/>
+              </w:rPr>
+            </w:pPr>
+            <w:r>
+              <w:rPr>
+                <w:rFonts w:ascii="Times New Roman" w:eastAsia="Times New Roman" w:hAnsi="Times New Roman" w:cs="Times New Roman"/>
+                <w:b/>
+                <w:bCs/>
+                <w:sz w:val="28"/>
+                <w:szCs w:val="28"/>
+              </w:rPr>
+              <w:t xml:space="preserve">Mô tả tổng quan (Overall </w:t>
+            </w:r>
+            <w:r>
+              <w:rPr>
+                <w:rFonts w:ascii="Times New Roman" w:eastAsia="Times New Roman" w:hAnsi="Times New Roman" w:cs="Times New Roman"/>
+                <w:b/>
+                <w:bCs/>
+                <w:sz w:val="28"/>
+                <w:szCs w:val="28"/>
+              </w:rPr>
+              <w:t>Description)</w:t>
+            </w:r>
+          </w:p>
+        </w:tc>
+        <w:tc>
+          <w:tcPr>
+            <w:tcW w:w="0" w:type="auto"/>
+            <w:vAlign w:val="center"/>
           </w:tcPr>
           <w:p>
             <w:pPr>
@@ -1791,7 +2888,6 @@
           <w:tcPr>
             <w:tcW w:w="0" w:type="auto"/>
             <w:vAlign w:val="center"/>
-            <w:hideMark/>
           </w:tcPr>
           <w:p>
             <w:pPr>
@@ -1818,7 +2914,6 @@
           <w:tcPr>
             <w:tcW w:w="0" w:type="auto"/>
             <w:vAlign w:val="center"/>
-            <w:hideMark/>
           </w:tcPr>
           <w:p>
             <w:pPr>
@@ -1844,23 +2939,30 @@
           <w:tcPr>
             <w:tcW w:w="0" w:type="auto"/>
             <w:vAlign w:val="center"/>
-            <w:hideMark/>
-          </w:tcPr>
-          <w:p>
-            <w:pPr>
-              <w:rPr>
-                <w:rFonts w:ascii="Times New Roman" w:eastAsia="Times New Roman" w:hAnsi="Times New Roman" w:cs="Times New Roman"/>
-                <w:sz w:val="28"/>
-                <w:szCs w:val="28"/>
-              </w:rPr>
-            </w:pPr>
-            <w:r>
-              <w:rPr>
-                <w:rFonts w:ascii="Times New Roman" w:eastAsia="Times New Roman" w:hAnsi="Times New Roman" w:cs="Times New Roman"/>
-                <w:sz w:val="28"/>
-                <w:szCs w:val="28"/>
-              </w:rPr>
-              <w:t>Liệt kê và mô tả chi tiết các chức năng chính như: đăng nhập, xem khóa học, làm bài kiểm tra, theo dõi tiến độ học.</w:t>
+          </w:tcPr>
+          <w:p>
+            <w:pPr>
+              <w:rPr>
+                <w:rFonts w:ascii="Times New Roman" w:eastAsia="Times New Roman" w:hAnsi="Times New Roman" w:cs="Times New Roman"/>
+                <w:sz w:val="28"/>
+                <w:szCs w:val="28"/>
+              </w:rPr>
+            </w:pPr>
+            <w:r>
+              <w:rPr>
+                <w:rFonts w:ascii="Times New Roman" w:eastAsia="Times New Roman" w:hAnsi="Times New Roman" w:cs="Times New Roman"/>
+                <w:sz w:val="28"/>
+                <w:szCs w:val="28"/>
+              </w:rPr>
+              <w:t xml:space="preserve">Liệt kê và mô tả chi tiết các chức năng chính như: đăng nhập, xem khóa </w:t>
+            </w:r>
+            <w:r>
+              <w:rPr>
+                <w:rFonts w:ascii="Times New Roman" w:eastAsia="Times New Roman" w:hAnsi="Times New Roman" w:cs="Times New Roman"/>
+                <w:sz w:val="28"/>
+                <w:szCs w:val="28"/>
+              </w:rPr>
+              <w:t>học, làm bài kiểm tra, theo dõi tiến độ học.</w:t>
             </w:r>
           </w:p>
         </w:tc>
@@ -1873,7 +2975,6 @@
           <w:tcPr>
             <w:tcW w:w="0" w:type="auto"/>
             <w:vAlign w:val="center"/>
-            <w:hideMark/>
           </w:tcPr>
           <w:p>
             <w:pPr>
@@ -1899,7 +3000,6 @@
           <w:tcPr>
             <w:tcW w:w="0" w:type="auto"/>
             <w:vAlign w:val="center"/>
-            <w:hideMark/>
           </w:tcPr>
           <w:p>
             <w:pPr>
@@ -1925,7 +3025,6 @@
           <w:tcPr>
             <w:tcW w:w="0" w:type="auto"/>
             <w:vAlign w:val="center"/>
-            <w:hideMark/>
           </w:tcPr>
           <w:p>
             <w:pPr>
@@ -1954,7 +3053,6 @@
           <w:tcPr>
             <w:tcW w:w="0" w:type="auto"/>
             <w:vAlign w:val="center"/>
-            <w:hideMark/>
           </w:tcPr>
           <w:p>
             <w:pPr>
@@ -1980,7 +3078,6 @@
           <w:tcPr>
             <w:tcW w:w="0" w:type="auto"/>
             <w:vAlign w:val="center"/>
-            <w:hideMark/>
           </w:tcPr>
           <w:p>
             <w:pPr>
@@ -2006,23 +3103,30 @@
           <w:tcPr>
             <w:tcW w:w="0" w:type="auto"/>
             <w:vAlign w:val="center"/>
-            <w:hideMark/>
-          </w:tcPr>
-          <w:p>
-            <w:pPr>
-              <w:rPr>
-                <w:rFonts w:ascii="Times New Roman" w:eastAsia="Times New Roman" w:hAnsi="Times New Roman" w:cs="Times New Roman"/>
-                <w:sz w:val="28"/>
-                <w:szCs w:val="28"/>
-              </w:rPr>
-            </w:pPr>
-            <w:r>
-              <w:rPr>
-                <w:rFonts w:ascii="Times New Roman" w:eastAsia="Times New Roman" w:hAnsi="Times New Roman" w:cs="Times New Roman"/>
-                <w:sz w:val="28"/>
-                <w:szCs w:val="28"/>
-              </w:rPr>
-              <w:t>Trình bày cách hệ thống tương tác với người dùng, phần cứng hoặc các hệ thống khác (ví dụ: API, cơ sở dữ liệu, cổng thanh toán).</w:t>
+          </w:tcPr>
+          <w:p>
+            <w:pPr>
+              <w:rPr>
+                <w:rFonts w:ascii="Times New Roman" w:eastAsia="Times New Roman" w:hAnsi="Times New Roman" w:cs="Times New Roman"/>
+                <w:sz w:val="28"/>
+                <w:szCs w:val="28"/>
+              </w:rPr>
+            </w:pPr>
+            <w:r>
+              <w:rPr>
+                <w:rFonts w:ascii="Times New Roman" w:eastAsia="Times New Roman" w:hAnsi="Times New Roman" w:cs="Times New Roman"/>
+                <w:sz w:val="28"/>
+                <w:szCs w:val="28"/>
+              </w:rPr>
+              <w:t xml:space="preserve">Trình </w:t>
+            </w:r>
+            <w:r>
+              <w:rPr>
+                <w:rFonts w:ascii="Times New Roman" w:eastAsia="Times New Roman" w:hAnsi="Times New Roman" w:cs="Times New Roman"/>
+                <w:sz w:val="28"/>
+                <w:szCs w:val="28"/>
+              </w:rPr>
+              <w:t>bày cách hệ thống tương tác với người dùng, phần cứng hoặc các hệ thống khác (ví dụ: API, cơ sở dữ liệu, cổng thanh toán).</w:t>
             </w:r>
           </w:p>
         </w:tc>
@@ -2035,7 +3139,6 @@
           <w:tcPr>
             <w:tcW w:w="0" w:type="auto"/>
             <w:vAlign w:val="center"/>
-            <w:hideMark/>
           </w:tcPr>
           <w:p>
             <w:pPr>
@@ -2061,7 +3164,6 @@
           <w:tcPr>
             <w:tcW w:w="0" w:type="auto"/>
             <w:vAlign w:val="center"/>
-            <w:hideMark/>
           </w:tcPr>
           <w:p>
             <w:pPr>
@@ -2087,23 +3189,30 @@
           <w:tcPr>
             <w:tcW w:w="0" w:type="auto"/>
             <w:vAlign w:val="center"/>
-            <w:hideMark/>
-          </w:tcPr>
-          <w:p>
-            <w:pPr>
-              <w:rPr>
-                <w:rFonts w:ascii="Times New Roman" w:eastAsia="Times New Roman" w:hAnsi="Times New Roman" w:cs="Times New Roman"/>
-                <w:sz w:val="28"/>
-                <w:szCs w:val="28"/>
-              </w:rPr>
-            </w:pPr>
-            <w:r>
-              <w:rPr>
-                <w:rFonts w:ascii="Times New Roman" w:eastAsia="Times New Roman" w:hAnsi="Times New Roman" w:cs="Times New Roman"/>
-                <w:sz w:val="28"/>
-                <w:szCs w:val="28"/>
-              </w:rPr>
-              <w:t xml:space="preserve">Minh họa cách dữ liệu được lưu trữ, di chuyển và xử lý trong hệ thống (sơ đồ luồng dữ liệu, sơ đồ </w:t>
+          </w:tcPr>
+          <w:p>
+            <w:pPr>
+              <w:rPr>
+                <w:rFonts w:ascii="Times New Roman" w:eastAsia="Times New Roman" w:hAnsi="Times New Roman" w:cs="Times New Roman"/>
+                <w:sz w:val="28"/>
+                <w:szCs w:val="28"/>
+              </w:rPr>
+            </w:pPr>
+            <w:r>
+              <w:rPr>
+                <w:rFonts w:ascii="Times New Roman" w:eastAsia="Times New Roman" w:hAnsi="Times New Roman" w:cs="Times New Roman"/>
+                <w:sz w:val="28"/>
+                <w:szCs w:val="28"/>
+              </w:rPr>
+              <w:t>Minh họa cách dữ liệu được lưu trữ, di chuyển và xử lý trong hệ thống (</w:t>
+            </w:r>
+            <w:r>
+              <w:rPr>
+                <w:rFonts w:ascii="Times New Roman" w:eastAsia="Times New Roman" w:hAnsi="Times New Roman" w:cs="Times New Roman"/>
+                <w:sz w:val="28"/>
+                <w:szCs w:val="28"/>
+              </w:rPr>
+              <w:t xml:space="preserve">sơ đồ luồng dữ liệu, sơ đồ </w:t>
             </w:r>
             <w:proofErr w:type="gramStart"/>
             <w:r>
@@ -2134,7 +3243,6 @@
           <w:tcPr>
             <w:tcW w:w="0" w:type="auto"/>
             <w:vAlign w:val="center"/>
-            <w:hideMark/>
           </w:tcPr>
           <w:p>
             <w:pPr>
@@ -2160,7 +3268,6 @@
           <w:tcPr>
             <w:tcW w:w="0" w:type="auto"/>
             <w:vAlign w:val="center"/>
-            <w:hideMark/>
           </w:tcPr>
           <w:p>
             <w:pPr>
@@ -2186,7 +3293,6 @@
           <w:tcPr>
             <w:tcW w:w="0" w:type="auto"/>
             <w:vAlign w:val="center"/>
-            <w:hideMark/>
           </w:tcPr>
           <w:p>
             <w:pPr>
@@ -2215,7 +3321,6 @@
           <w:tcPr>
             <w:tcW w:w="0" w:type="auto"/>
             <w:vAlign w:val="center"/>
-            <w:hideMark/>
           </w:tcPr>
           <w:p>
             <w:pPr>
@@ -2241,7 +3346,6 @@
           <w:tcPr>
             <w:tcW w:w="0" w:type="auto"/>
             <w:vAlign w:val="center"/>
-            <w:hideMark/>
           </w:tcPr>
           <w:p>
             <w:pPr>
@@ -2267,23 +3371,30 @@
           <w:tcPr>
             <w:tcW w:w="0" w:type="auto"/>
             <w:vAlign w:val="center"/>
-            <w:hideMark/>
-          </w:tcPr>
-          <w:p>
-            <w:pPr>
-              <w:rPr>
-                <w:rFonts w:ascii="Times New Roman" w:eastAsia="Times New Roman" w:hAnsi="Times New Roman" w:cs="Times New Roman"/>
-                <w:sz w:val="28"/>
-                <w:szCs w:val="28"/>
-              </w:rPr>
-            </w:pPr>
-            <w:r>
-              <w:rPr>
-                <w:rFonts w:ascii="Times New Roman" w:eastAsia="Times New Roman" w:hAnsi="Times New Roman" w:cs="Times New Roman"/>
-                <w:sz w:val="28"/>
-                <w:szCs w:val="28"/>
-              </w:rPr>
-              <w:t>Chứa các tài liệu bổ sung như thuật ngữ, biểu đồ chi tiết, hoặc tài liệu tham khảo.</w:t>
+          </w:tcPr>
+          <w:p>
+            <w:pPr>
+              <w:rPr>
+                <w:rFonts w:ascii="Times New Roman" w:eastAsia="Times New Roman" w:hAnsi="Times New Roman" w:cs="Times New Roman"/>
+                <w:sz w:val="28"/>
+                <w:szCs w:val="28"/>
+              </w:rPr>
+            </w:pPr>
+            <w:r>
+              <w:rPr>
+                <w:rFonts w:ascii="Times New Roman" w:eastAsia="Times New Roman" w:hAnsi="Times New Roman" w:cs="Times New Roman"/>
+                <w:sz w:val="28"/>
+                <w:szCs w:val="28"/>
+              </w:rPr>
+              <w:t xml:space="preserve">Chứa các tài liệu bổ sung như thuật ngữ, biểu đồ chi </w:t>
+            </w:r>
+            <w:r>
+              <w:rPr>
+                <w:rFonts w:ascii="Times New Roman" w:eastAsia="Times New Roman" w:hAnsi="Times New Roman" w:cs="Times New Roman"/>
+                <w:sz w:val="28"/>
+                <w:szCs w:val="28"/>
+              </w:rPr>
+              <w:t>tiết, hoặc tài liệu tham khảo.</w:t>
             </w:r>
           </w:p>
         </w:tc>
@@ -2384,7 +3495,6 @@
           <w:tcPr>
             <w:tcW w:w="0" w:type="auto"/>
             <w:vAlign w:val="center"/>
-            <w:hideMark/>
           </w:tcPr>
           <w:p>
             <w:pPr>
@@ -2412,7 +3522,6 @@
           <w:tcPr>
             <w:tcW w:w="0" w:type="auto"/>
             <w:vAlign w:val="center"/>
-            <w:hideMark/>
           </w:tcPr>
           <w:p>
             <w:pPr>
@@ -2440,7 +3549,6 @@
           <w:tcPr>
             <w:tcW w:w="0" w:type="auto"/>
             <w:vAlign w:val="center"/>
-            <w:hideMark/>
           </w:tcPr>
           <w:p>
             <w:pPr>
@@ -2468,7 +3576,6 @@
           <w:tcPr>
             <w:tcW w:w="0" w:type="auto"/>
             <w:vAlign w:val="center"/>
-            <w:hideMark/>
           </w:tcPr>
           <w:p>
             <w:pPr>
@@ -2501,7 +3608,6 @@
           <w:tcPr>
             <w:tcW w:w="0" w:type="auto"/>
             <w:vAlign w:val="center"/>
-            <w:hideMark/>
           </w:tcPr>
           <w:p>
             <w:pPr>
@@ -2527,7 +3633,6 @@
           <w:tcPr>
             <w:tcW w:w="0" w:type="auto"/>
             <w:vAlign w:val="center"/>
-            <w:hideMark/>
           </w:tcPr>
           <w:p>
             <w:pPr>
@@ -2579,7 +3684,6 @@
           <w:tcPr>
             <w:tcW w:w="0" w:type="auto"/>
             <w:vAlign w:val="center"/>
-            <w:hideMark/>
           </w:tcPr>
           <w:p>
             <w:pPr>
@@ -2596,7 +3700,15 @@
                 <w:szCs w:val="28"/>
               </w:rPr>
               <w:lastRenderedPageBreak/>
-              <w:t>- Tốn thời gian và công sức (chuẩn bị, phỏng vấn, ghi chép, phân tích)</w:t>
+              <w:t xml:space="preserve">- Tốn thời gian và công sức (chuẩn bị, </w:t>
+            </w:r>
+            <w:r>
+              <w:rPr>
+                <w:rFonts w:ascii="Times New Roman" w:eastAsia="Times New Roman" w:hAnsi="Times New Roman" w:cs="Times New Roman"/>
+                <w:sz w:val="28"/>
+                <w:szCs w:val="28"/>
+              </w:rPr>
+              <w:t>phỏng vấn, ghi chép, phân tích)</w:t>
             </w:r>
           </w:p>
           <w:p>
@@ -2632,7 +3744,6 @@
           <w:tcPr>
             <w:tcW w:w="0" w:type="auto"/>
             <w:vAlign w:val="center"/>
-            <w:hideMark/>
           </w:tcPr>
           <w:p>
             <w:pPr>
@@ -2671,7 +3782,6 @@
           <w:tcPr>
             <w:tcW w:w="0" w:type="auto"/>
             <w:vAlign w:val="center"/>
-            <w:hideMark/>
           </w:tcPr>
           <w:p>
             <w:pPr>
@@ -2698,23 +3808,30 @@
           <w:tcPr>
             <w:tcW w:w="0" w:type="auto"/>
             <w:vAlign w:val="center"/>
-            <w:hideMark/>
-          </w:tcPr>
-          <w:p>
-            <w:pPr>
-              <w:rPr>
-                <w:rFonts w:ascii="Times New Roman" w:eastAsia="Times New Roman" w:hAnsi="Times New Roman" w:cs="Times New Roman"/>
-                <w:sz w:val="28"/>
-                <w:szCs w:val="28"/>
-              </w:rPr>
-            </w:pPr>
-            <w:r>
-              <w:rPr>
-                <w:rFonts w:ascii="Times New Roman" w:eastAsia="Times New Roman" w:hAnsi="Times New Roman" w:cs="Times New Roman"/>
-                <w:sz w:val="28"/>
-                <w:szCs w:val="28"/>
-              </w:rPr>
-              <w:t>- Quan sát thực tế hành vi, quy trình</w:t>
+          </w:tcPr>
+          <w:p>
+            <w:pPr>
+              <w:rPr>
+                <w:rFonts w:ascii="Times New Roman" w:eastAsia="Times New Roman" w:hAnsi="Times New Roman" w:cs="Times New Roman"/>
+                <w:sz w:val="28"/>
+                <w:szCs w:val="28"/>
+              </w:rPr>
+            </w:pPr>
+            <w:r>
+              <w:rPr>
+                <w:rFonts w:ascii="Times New Roman" w:eastAsia="Times New Roman" w:hAnsi="Times New Roman" w:cs="Times New Roman"/>
+                <w:sz w:val="28"/>
+                <w:szCs w:val="28"/>
+              </w:rPr>
+              <w:t xml:space="preserve">- Quan sát thực tế hành vi, </w:t>
+            </w:r>
+            <w:r>
+              <w:rPr>
+                <w:rFonts w:ascii="Times New Roman" w:eastAsia="Times New Roman" w:hAnsi="Times New Roman" w:cs="Times New Roman"/>
+                <w:sz w:val="28"/>
+                <w:szCs w:val="28"/>
+              </w:rPr>
+              <w:t>quy trình</w:t>
             </w:r>
           </w:p>
           <w:p>
@@ -2739,7 +3856,6 @@
           <w:tcPr>
             <w:tcW w:w="0" w:type="auto"/>
             <w:vAlign w:val="center"/>
-            <w:hideMark/>
           </w:tcPr>
           <w:p>
             <w:pPr>
@@ -2790,23 +3906,30 @@
           <w:tcPr>
             <w:tcW w:w="0" w:type="auto"/>
             <w:vAlign w:val="center"/>
-            <w:hideMark/>
-          </w:tcPr>
-          <w:p>
-            <w:pPr>
-              <w:rPr>
-                <w:rFonts w:ascii="Times New Roman" w:eastAsia="Times New Roman" w:hAnsi="Times New Roman" w:cs="Times New Roman"/>
-                <w:sz w:val="28"/>
-                <w:szCs w:val="28"/>
-              </w:rPr>
-            </w:pPr>
-            <w:r>
-              <w:rPr>
-                <w:rFonts w:ascii="Times New Roman" w:eastAsia="Times New Roman" w:hAnsi="Times New Roman" w:cs="Times New Roman"/>
-                <w:sz w:val="28"/>
-                <w:szCs w:val="28"/>
-              </w:rPr>
-              <w:t>Khi muốn nắm quy trình hiện tại, tương tác thực tế, hoặc kiểm chứng điều người dùng mô tả.</w:t>
+          </w:tcPr>
+          <w:p>
+            <w:pPr>
+              <w:rPr>
+                <w:rFonts w:ascii="Times New Roman" w:eastAsia="Times New Roman" w:hAnsi="Times New Roman" w:cs="Times New Roman"/>
+                <w:sz w:val="28"/>
+                <w:szCs w:val="28"/>
+              </w:rPr>
+            </w:pPr>
+            <w:r>
+              <w:rPr>
+                <w:rFonts w:ascii="Times New Roman" w:eastAsia="Times New Roman" w:hAnsi="Times New Roman" w:cs="Times New Roman"/>
+                <w:sz w:val="28"/>
+                <w:szCs w:val="28"/>
+              </w:rPr>
+              <w:t xml:space="preserve">Khi muốn nắm quy trình hiện tại, tương tác thực tế, hoặc kiểm chứng điều người dùng mô </w:t>
+            </w:r>
+            <w:r>
+              <w:rPr>
+                <w:rFonts w:ascii="Times New Roman" w:eastAsia="Times New Roman" w:hAnsi="Times New Roman" w:cs="Times New Roman"/>
+                <w:sz w:val="28"/>
+                <w:szCs w:val="28"/>
+              </w:rPr>
+              <w:t>tả.</w:t>
             </w:r>
           </w:p>
         </w:tc>
@@ -2819,7 +3942,6 @@
           <w:tcPr>
             <w:tcW w:w="0" w:type="auto"/>
             <w:vAlign w:val="center"/>
-            <w:hideMark/>
           </w:tcPr>
           <w:p>
             <w:pPr>
@@ -2845,7 +3967,6 @@
           <w:tcPr>
             <w:tcW w:w="0" w:type="auto"/>
             <w:vAlign w:val="center"/>
-            <w:hideMark/>
           </w:tcPr>
           <w:p>
             <w:pPr>
@@ -2886,7 +4007,6 @@
           <w:tcPr>
             <w:tcW w:w="0" w:type="auto"/>
             <w:vAlign w:val="center"/>
-            <w:hideMark/>
           </w:tcPr>
           <w:p>
             <w:pPr>
@@ -2910,23 +4030,30 @@
           <w:tcPr>
             <w:tcW w:w="0" w:type="auto"/>
             <w:vAlign w:val="center"/>
-            <w:hideMark/>
-          </w:tcPr>
-          <w:p>
-            <w:pPr>
-              <w:rPr>
-                <w:rFonts w:ascii="Times New Roman" w:eastAsia="Times New Roman" w:hAnsi="Times New Roman" w:cs="Times New Roman"/>
-                <w:sz w:val="28"/>
-                <w:szCs w:val="28"/>
-              </w:rPr>
-            </w:pPr>
-            <w:r>
-              <w:rPr>
-                <w:rFonts w:ascii="Times New Roman" w:eastAsia="Times New Roman" w:hAnsi="Times New Roman" w:cs="Times New Roman"/>
-                <w:sz w:val="28"/>
-                <w:szCs w:val="28"/>
-              </w:rPr>
-              <w:t>Khi cần thông tin từ nhiều người dùng, đánh giá thói quen/ưu tiên chung, hoặc xác minh giả thuyết.</w:t>
+          </w:tcPr>
+          <w:p>
+            <w:pPr>
+              <w:rPr>
+                <w:rFonts w:ascii="Times New Roman" w:eastAsia="Times New Roman" w:hAnsi="Times New Roman" w:cs="Times New Roman"/>
+                <w:sz w:val="28"/>
+                <w:szCs w:val="28"/>
+              </w:rPr>
+            </w:pPr>
+            <w:r>
+              <w:rPr>
+                <w:rFonts w:ascii="Times New Roman" w:eastAsia="Times New Roman" w:hAnsi="Times New Roman" w:cs="Times New Roman"/>
+                <w:sz w:val="28"/>
+                <w:szCs w:val="28"/>
+              </w:rPr>
+              <w:t>Khi cần th</w:t>
+            </w:r>
+            <w:r>
+              <w:rPr>
+                <w:rFonts w:ascii="Times New Roman" w:eastAsia="Times New Roman" w:hAnsi="Times New Roman" w:cs="Times New Roman"/>
+                <w:sz w:val="28"/>
+                <w:szCs w:val="28"/>
+              </w:rPr>
+              <w:t>ông tin từ nhiều người dùng, đánh giá thói quen/ưu tiên chung, hoặc xác minh giả thuyết.</w:t>
             </w:r>
           </w:p>
         </w:tc>
@@ -2939,7 +4066,6 @@
           <w:tcPr>
             <w:tcW w:w="0" w:type="auto"/>
             <w:vAlign w:val="center"/>
-            <w:hideMark/>
           </w:tcPr>
           <w:p>
             <w:pPr>
@@ -2967,7 +4093,6 @@
           <w:tcPr>
             <w:tcW w:w="0" w:type="auto"/>
             <w:vAlign w:val="center"/>
-            <w:hideMark/>
           </w:tcPr>
           <w:p>
             <w:pPr>
@@ -3032,7 +4157,6 @@
           <w:tcPr>
             <w:tcW w:w="0" w:type="auto"/>
             <w:vAlign w:val="center"/>
-            <w:hideMark/>
           </w:tcPr>
           <w:p>
             <w:pPr>
@@ -3058,7 +4182,6 @@
           <w:tcPr>
             <w:tcW w:w="0" w:type="auto"/>
             <w:vAlign w:val="center"/>
-            <w:hideMark/>
           </w:tcPr>
           <w:p>
             <w:pPr>
@@ -3076,7 +4199,16 @@
                 <w:szCs w:val="28"/>
                 <w:lang w:val="fr-FR"/>
               </w:rPr>
-              <w:t>Khi muốn nắm ràng buộc hiện có, quy trình chính thức, hoặc lịch sử hệ thống.</w:t>
+              <w:t xml:space="preserve">Khi muốn nắm ràng buộc </w:t>
+            </w:r>
+            <w:r>
+              <w:rPr>
+                <w:rFonts w:ascii="Times New Roman" w:eastAsia="Times New Roman" w:hAnsi="Times New Roman" w:cs="Times New Roman"/>
+                <w:sz w:val="28"/>
+                <w:szCs w:val="28"/>
+                <w:lang w:val="fr-FR"/>
+              </w:rPr>
+              <w:t>hiện có, quy trình chính thức, hoặc lịch sử hệ thống.</w:t>
             </w:r>
           </w:p>
         </w:tc>
@@ -3131,1754 +4263,8 @@
           <w:color w:val="FF0000"/>
           <w:sz w:val="28"/>
           <w:szCs w:val="28"/>
-          <w:lang w:val="fr-FR"/>
         </w:rPr>
         <w:lastRenderedPageBreak/>
-        <w:t>Bài</w:t>
-      </w:r>
-      <w:r>
-        <w:rPr>
-          <w:rFonts w:ascii="Times New Roman" w:hAnsi="Times New Roman" w:cs="Times New Roman"/>
-          <w:color w:val="FF0000"/>
-          <w:sz w:val="28"/>
-          <w:szCs w:val="28"/>
-          <w:lang w:val="vi-VN"/>
-        </w:rPr>
-        <w:t xml:space="preserve"> </w:t>
-      </w:r>
-      <w:proofErr w:type="gramStart"/>
-      <w:r>
-        <w:rPr>
-          <w:rFonts w:ascii="Times New Roman" w:hAnsi="Times New Roman" w:cs="Times New Roman"/>
-          <w:color w:val="FF0000"/>
-          <w:sz w:val="28"/>
-          <w:szCs w:val="28"/>
-          <w:lang w:val="vi-VN"/>
-        </w:rPr>
-        <w:t>6:</w:t>
-      </w:r>
-      <w:proofErr w:type="gramEnd"/>
-    </w:p>
-    <w:p>
-      <w:pPr>
-        <w:rPr>
-          <w:rFonts w:ascii="Times New Roman" w:hAnsi="Times New Roman" w:cs="Times New Roman"/>
-          <w:color w:val="FF0000"/>
-          <w:sz w:val="28"/>
-          <w:szCs w:val="28"/>
-          <w:lang w:val="vi-VN"/>
-        </w:rPr>
-      </w:pPr>
-      <w:r>
-        <w:rPr>
-          <w:rFonts w:ascii="Times New Roman" w:eastAsia="Times New Roman" w:hAnsi="Times New Roman" w:cs="Times New Roman"/>
-          <w:bCs/>
-          <w:sz w:val="28"/>
-          <w:szCs w:val="28"/>
-          <w:lang w:val="vi-VN"/>
-        </w:rPr>
-        <w:t>Tình huống: Hệ thống quản lý bệnh viện .</w:t>
-      </w:r>
-    </w:p>
-    <w:tbl>
-      <w:tblPr>
-        <w:tblW w:w="0" w:type="auto"/>
-        <w:tblCellSpacing w:w="15" w:type="dxa"/>
-        <w:tblBorders>
-          <w:top w:val="single" w:sz="4" w:space="0" w:color="auto"/>
-          <w:left w:val="single" w:sz="4" w:space="0" w:color="auto"/>
-          <w:bottom w:val="single" w:sz="4" w:space="0" w:color="auto"/>
-          <w:right w:val="single" w:sz="4" w:space="0" w:color="auto"/>
-          <w:insideH w:val="single" w:sz="4" w:space="0" w:color="auto"/>
-          <w:insideV w:val="single" w:sz="4" w:space="0" w:color="auto"/>
-        </w:tblBorders>
-        <w:tblCellMar>
-          <w:top w:w="15" w:type="dxa"/>
-          <w:left w:w="15" w:type="dxa"/>
-          <w:bottom w:w="15" w:type="dxa"/>
-          <w:right w:w="15" w:type="dxa"/>
-        </w:tblCellMar>
-        <w:tblLook w:val="04A0" w:firstRow="1" w:lastRow="0" w:firstColumn="1" w:lastColumn="0" w:noHBand="0" w:noVBand="1"/>
-      </w:tblPr>
-      <w:tblGrid>
-        <w:gridCol w:w="1899"/>
-        <w:gridCol w:w="3269"/>
-        <w:gridCol w:w="4182"/>
-      </w:tblGrid>
-      <w:tr>
-        <w:trPr>
-          <w:tblHeader/>
-          <w:tblCellSpacing w:w="15" w:type="dxa"/>
-        </w:trPr>
-        <w:tc>
-          <w:tcPr>
-            <w:tcW w:w="0" w:type="auto"/>
-            <w:vAlign w:val="center"/>
-            <w:hideMark/>
-          </w:tcPr>
-          <w:p>
-            <w:pPr>
-              <w:rPr>
-                <w:rFonts w:ascii="Times New Roman" w:eastAsia="Times New Roman" w:hAnsi="Times New Roman" w:cs="Times New Roman"/>
-                <w:b/>
-                <w:bCs/>
-                <w:sz w:val="28"/>
-                <w:szCs w:val="28"/>
-              </w:rPr>
-            </w:pPr>
-            <w:r>
-              <w:rPr>
-                <w:rFonts w:ascii="Times New Roman" w:eastAsia="Times New Roman" w:hAnsi="Times New Roman" w:cs="Times New Roman"/>
-                <w:b/>
-                <w:bCs/>
-                <w:sz w:val="28"/>
-                <w:szCs w:val="28"/>
-              </w:rPr>
-              <w:t>Nhóm yếu tố</w:t>
-            </w:r>
-          </w:p>
-        </w:tc>
-        <w:tc>
-          <w:tcPr>
-            <w:tcW w:w="0" w:type="auto"/>
-            <w:vAlign w:val="center"/>
-            <w:hideMark/>
-          </w:tcPr>
-          <w:p>
-            <w:pPr>
-              <w:rPr>
-                <w:rFonts w:ascii="Times New Roman" w:eastAsia="Times New Roman" w:hAnsi="Times New Roman" w:cs="Times New Roman"/>
-                <w:b/>
-                <w:bCs/>
-                <w:sz w:val="28"/>
-                <w:szCs w:val="28"/>
-              </w:rPr>
-            </w:pPr>
-            <w:r>
-              <w:rPr>
-                <w:rFonts w:ascii="Times New Roman" w:eastAsia="Times New Roman" w:hAnsi="Times New Roman" w:cs="Times New Roman"/>
-                <w:b/>
-                <w:bCs/>
-                <w:sz w:val="28"/>
-                <w:szCs w:val="28"/>
-              </w:rPr>
-              <w:t>Yếu tố cụ thể</w:t>
-            </w:r>
-          </w:p>
-        </w:tc>
-        <w:tc>
-          <w:tcPr>
-            <w:tcW w:w="0" w:type="auto"/>
-            <w:vAlign w:val="center"/>
-            <w:hideMark/>
-          </w:tcPr>
-          <w:p>
-            <w:pPr>
-              <w:rPr>
-                <w:rFonts w:ascii="Times New Roman" w:eastAsia="Times New Roman" w:hAnsi="Times New Roman" w:cs="Times New Roman"/>
-                <w:b/>
-                <w:bCs/>
-                <w:sz w:val="28"/>
-                <w:szCs w:val="28"/>
-              </w:rPr>
-            </w:pPr>
-            <w:r>
-              <w:rPr>
-                <w:rFonts w:ascii="Times New Roman" w:eastAsia="Times New Roman" w:hAnsi="Times New Roman" w:cs="Times New Roman"/>
-                <w:b/>
-                <w:bCs/>
-                <w:sz w:val="28"/>
-                <w:szCs w:val="28"/>
-              </w:rPr>
-              <w:t>Ảnh hưởng / Tác động đến yêu cầu kỹ thuật</w:t>
-            </w:r>
-          </w:p>
-        </w:tc>
-      </w:tr>
-      <w:tr>
-        <w:trPr>
-          <w:tblCellSpacing w:w="15" w:type="dxa"/>
-        </w:trPr>
-        <w:tc>
-          <w:tcPr>
-            <w:tcW w:w="0" w:type="auto"/>
-            <w:vAlign w:val="center"/>
-            <w:hideMark/>
-          </w:tcPr>
-          <w:p>
-            <w:pPr>
-              <w:rPr>
-                <w:rFonts w:ascii="Times New Roman" w:eastAsia="Times New Roman" w:hAnsi="Times New Roman" w:cs="Times New Roman"/>
-                <w:sz w:val="28"/>
-                <w:szCs w:val="28"/>
-              </w:rPr>
-            </w:pPr>
-            <w:r>
-              <w:rPr>
-                <w:rFonts w:ascii="Times New Roman" w:eastAsia="Times New Roman" w:hAnsi="Times New Roman" w:cs="Times New Roman"/>
-                <w:bCs/>
-                <w:sz w:val="28"/>
-                <w:szCs w:val="28"/>
-              </w:rPr>
-              <w:t>1. Môi trường pháp lý</w:t>
-            </w:r>
-          </w:p>
-        </w:tc>
-        <w:tc>
-          <w:tcPr>
-            <w:tcW w:w="0" w:type="auto"/>
-            <w:vAlign w:val="center"/>
-            <w:hideMark/>
-          </w:tcPr>
-          <w:p>
-            <w:pPr>
-              <w:rPr>
-                <w:rFonts w:ascii="Times New Roman" w:eastAsia="Times New Roman" w:hAnsi="Times New Roman" w:cs="Times New Roman"/>
-                <w:sz w:val="28"/>
-                <w:szCs w:val="28"/>
-              </w:rPr>
-            </w:pPr>
-            <w:r>
-              <w:rPr>
-                <w:rFonts w:ascii="Times New Roman" w:eastAsia="Times New Roman" w:hAnsi="Times New Roman" w:cs="Times New Roman"/>
-                <w:sz w:val="28"/>
-                <w:szCs w:val="28"/>
-              </w:rPr>
-              <w:t xml:space="preserve">- Quy định về bảo mật thông tin y tế </w:t>
-            </w:r>
-          </w:p>
-        </w:tc>
-        <w:tc>
-          <w:tcPr>
-            <w:tcW w:w="0" w:type="auto"/>
-            <w:vAlign w:val="center"/>
-            <w:hideMark/>
-          </w:tcPr>
-          <w:p>
-            <w:pPr>
-              <w:rPr>
-                <w:rFonts w:ascii="Times New Roman" w:eastAsia="Times New Roman" w:hAnsi="Times New Roman" w:cs="Times New Roman"/>
-                <w:sz w:val="28"/>
-                <w:szCs w:val="28"/>
-              </w:rPr>
-            </w:pPr>
-            <w:r>
-              <w:rPr>
-                <w:rFonts w:ascii="Times New Roman" w:eastAsia="Times New Roman" w:hAnsi="Times New Roman" w:cs="Times New Roman"/>
-                <w:sz w:val="28"/>
-                <w:szCs w:val="28"/>
-              </w:rPr>
-              <w:t xml:space="preserve"> Hệ thống phải </w:t>
-            </w:r>
-            <w:r>
-              <w:rPr>
-                <w:rFonts w:ascii="Times New Roman" w:eastAsia="Times New Roman" w:hAnsi="Times New Roman" w:cs="Times New Roman"/>
-                <w:bCs/>
-                <w:sz w:val="28"/>
-                <w:szCs w:val="28"/>
-              </w:rPr>
-              <w:t>mã hóa dữ liệu</w:t>
-            </w:r>
-            <w:r>
-              <w:rPr>
-                <w:rFonts w:ascii="Times New Roman" w:eastAsia="Times New Roman" w:hAnsi="Times New Roman" w:cs="Times New Roman"/>
-                <w:sz w:val="28"/>
-                <w:szCs w:val="28"/>
-              </w:rPr>
-              <w:t xml:space="preserve">, có </w:t>
-            </w:r>
-            <w:r>
-              <w:rPr>
-                <w:rFonts w:ascii="Times New Roman" w:eastAsia="Times New Roman" w:hAnsi="Times New Roman" w:cs="Times New Roman"/>
-                <w:bCs/>
-                <w:sz w:val="28"/>
-                <w:szCs w:val="28"/>
-              </w:rPr>
-              <w:t>phân quyền truy cập</w:t>
-            </w:r>
-            <w:r>
-              <w:rPr>
-                <w:rFonts w:ascii="Times New Roman" w:eastAsia="Times New Roman" w:hAnsi="Times New Roman" w:cs="Times New Roman"/>
-                <w:sz w:val="28"/>
-                <w:szCs w:val="28"/>
-              </w:rPr>
-              <w:t xml:space="preserve">, </w:t>
-            </w:r>
-            <w:r>
-              <w:rPr>
-                <w:rFonts w:ascii="Times New Roman" w:eastAsia="Times New Roman" w:hAnsi="Times New Roman" w:cs="Times New Roman"/>
-                <w:bCs/>
-                <w:sz w:val="28"/>
-                <w:szCs w:val="28"/>
-              </w:rPr>
-              <w:t>ghi log</w:t>
-            </w:r>
-            <w:r>
-              <w:rPr>
-                <w:rFonts w:ascii="Times New Roman" w:eastAsia="Times New Roman" w:hAnsi="Times New Roman" w:cs="Times New Roman"/>
-                <w:sz w:val="28"/>
-                <w:szCs w:val="28"/>
-              </w:rPr>
-              <w:t xml:space="preserve"> hoạt động người dùng để đảm bảo tuân thủ pháp luật.</w:t>
-            </w:r>
-          </w:p>
-        </w:tc>
-      </w:tr>
-      <w:tr>
-        <w:trPr>
-          <w:tblCellSpacing w:w="15" w:type="dxa"/>
-        </w:trPr>
-        <w:tc>
-          <w:tcPr>
-            <w:tcW w:w="0" w:type="auto"/>
-            <w:vAlign w:val="center"/>
-            <w:hideMark/>
-          </w:tcPr>
-          <w:p>
-            <w:pPr>
-              <w:rPr>
-                <w:rFonts w:ascii="Times New Roman" w:eastAsia="Times New Roman" w:hAnsi="Times New Roman" w:cs="Times New Roman"/>
-                <w:sz w:val="28"/>
-                <w:szCs w:val="28"/>
-              </w:rPr>
-            </w:pPr>
-          </w:p>
-        </w:tc>
-        <w:tc>
-          <w:tcPr>
-            <w:tcW w:w="0" w:type="auto"/>
-            <w:vAlign w:val="center"/>
-            <w:hideMark/>
-          </w:tcPr>
-          <w:p>
-            <w:pPr>
-              <w:rPr>
-                <w:rFonts w:ascii="Times New Roman" w:eastAsia="Times New Roman" w:hAnsi="Times New Roman" w:cs="Times New Roman"/>
-                <w:sz w:val="28"/>
-                <w:szCs w:val="28"/>
-              </w:rPr>
-            </w:pPr>
-            <w:r>
-              <w:rPr>
-                <w:rFonts w:ascii="Times New Roman" w:eastAsia="Times New Roman" w:hAnsi="Times New Roman" w:cs="Times New Roman"/>
-                <w:sz w:val="28"/>
-                <w:szCs w:val="28"/>
-              </w:rPr>
-              <w:t xml:space="preserve">- Quy định lưu trữ hồ sơ y tế </w:t>
-            </w:r>
-          </w:p>
-        </w:tc>
-        <w:tc>
-          <w:tcPr>
-            <w:tcW w:w="0" w:type="auto"/>
-            <w:vAlign w:val="center"/>
-            <w:hideMark/>
-          </w:tcPr>
-          <w:p>
-            <w:pPr>
-              <w:rPr>
-                <w:rFonts w:ascii="Times New Roman" w:eastAsia="Times New Roman" w:hAnsi="Times New Roman" w:cs="Times New Roman"/>
-                <w:sz w:val="28"/>
-                <w:szCs w:val="28"/>
-              </w:rPr>
-            </w:pPr>
-            <w:r>
-              <w:rPr>
-                <w:rFonts w:ascii="Times New Roman" w:eastAsia="Times New Roman" w:hAnsi="Times New Roman" w:cs="Times New Roman"/>
-                <w:sz w:val="28"/>
-                <w:szCs w:val="28"/>
-              </w:rPr>
-              <w:t xml:space="preserve">Cần </w:t>
-            </w:r>
-            <w:r>
-              <w:rPr>
-                <w:rFonts w:ascii="Times New Roman" w:eastAsia="Times New Roman" w:hAnsi="Times New Roman" w:cs="Times New Roman"/>
-                <w:bCs/>
-                <w:sz w:val="28"/>
-                <w:szCs w:val="28"/>
-              </w:rPr>
-              <w:t>hệ thống lưu trữ dữ liệu bền vững, sao lưu định kỳ</w:t>
-            </w:r>
-            <w:r>
-              <w:rPr>
-                <w:rFonts w:ascii="Times New Roman" w:eastAsia="Times New Roman" w:hAnsi="Times New Roman" w:cs="Times New Roman"/>
-                <w:sz w:val="28"/>
-                <w:szCs w:val="28"/>
-              </w:rPr>
-              <w:t xml:space="preserve">, và khả năng </w:t>
-            </w:r>
-            <w:r>
-              <w:rPr>
-                <w:rFonts w:ascii="Times New Roman" w:eastAsia="Times New Roman" w:hAnsi="Times New Roman" w:cs="Times New Roman"/>
-                <w:bCs/>
-                <w:sz w:val="28"/>
-                <w:szCs w:val="28"/>
-              </w:rPr>
-              <w:t>truy xuất hồ sơ cũ</w:t>
-            </w:r>
-            <w:r>
-              <w:rPr>
-                <w:rFonts w:ascii="Times New Roman" w:eastAsia="Times New Roman" w:hAnsi="Times New Roman" w:cs="Times New Roman"/>
-                <w:sz w:val="28"/>
-                <w:szCs w:val="28"/>
-              </w:rPr>
-              <w:t>.</w:t>
-            </w:r>
-          </w:p>
-        </w:tc>
-      </w:tr>
-      <w:tr>
-        <w:trPr>
-          <w:tblCellSpacing w:w="15" w:type="dxa"/>
-        </w:trPr>
-        <w:tc>
-          <w:tcPr>
-            <w:tcW w:w="0" w:type="auto"/>
-            <w:vAlign w:val="center"/>
-            <w:hideMark/>
-          </w:tcPr>
-          <w:p>
-            <w:pPr>
-              <w:rPr>
-                <w:rFonts w:ascii="Times New Roman" w:eastAsia="Times New Roman" w:hAnsi="Times New Roman" w:cs="Times New Roman"/>
-                <w:sz w:val="28"/>
-                <w:szCs w:val="28"/>
-              </w:rPr>
-            </w:pPr>
-            <w:r>
-              <w:rPr>
-                <w:rFonts w:ascii="Times New Roman" w:eastAsia="Times New Roman" w:hAnsi="Times New Roman" w:cs="Times New Roman"/>
-                <w:bCs/>
-                <w:sz w:val="28"/>
-                <w:szCs w:val="28"/>
-              </w:rPr>
-              <w:t>2. Môi trường tổ chức (nội bộ bệnh viện)</w:t>
-            </w:r>
-          </w:p>
-        </w:tc>
-        <w:tc>
-          <w:tcPr>
-            <w:tcW w:w="0" w:type="auto"/>
-            <w:vAlign w:val="center"/>
-            <w:hideMark/>
-          </w:tcPr>
-          <w:p>
-            <w:pPr>
-              <w:rPr>
-                <w:rFonts w:ascii="Times New Roman" w:eastAsia="Times New Roman" w:hAnsi="Times New Roman" w:cs="Times New Roman"/>
-                <w:sz w:val="28"/>
-                <w:szCs w:val="28"/>
-              </w:rPr>
-            </w:pPr>
-            <w:r>
-              <w:rPr>
-                <w:rFonts w:ascii="Times New Roman" w:eastAsia="Times New Roman" w:hAnsi="Times New Roman" w:cs="Times New Roman"/>
-                <w:sz w:val="28"/>
-                <w:szCs w:val="28"/>
-              </w:rPr>
-              <w:t>- Cấu trúc tổ chức phức tạp (phòng khám, khoa nội, khoa ngoại, xét nghiệm…).</w:t>
-            </w:r>
-          </w:p>
-        </w:tc>
-        <w:tc>
-          <w:tcPr>
-            <w:tcW w:w="0" w:type="auto"/>
-            <w:vAlign w:val="center"/>
-            <w:hideMark/>
-          </w:tcPr>
-          <w:p>
-            <w:pPr>
-              <w:rPr>
-                <w:rFonts w:ascii="Times New Roman" w:eastAsia="Times New Roman" w:hAnsi="Times New Roman" w:cs="Times New Roman"/>
-                <w:sz w:val="28"/>
-                <w:szCs w:val="28"/>
-              </w:rPr>
-            </w:pPr>
-            <w:r>
-              <w:rPr>
-                <w:rFonts w:ascii="Times New Roman" w:eastAsia="Times New Roman" w:hAnsi="Times New Roman" w:cs="Times New Roman"/>
-                <w:sz w:val="28"/>
-                <w:szCs w:val="28"/>
-              </w:rPr>
-              <w:t xml:space="preserve"> Phải thiết kế hệ thống </w:t>
-            </w:r>
-            <w:r>
-              <w:rPr>
-                <w:rFonts w:ascii="Times New Roman" w:eastAsia="Times New Roman" w:hAnsi="Times New Roman" w:cs="Times New Roman"/>
-                <w:bCs/>
-                <w:sz w:val="28"/>
-                <w:szCs w:val="28"/>
-              </w:rPr>
-              <w:t>đa người dùng, đa vai trò</w:t>
-            </w:r>
-            <w:r>
-              <w:rPr>
-                <w:rFonts w:ascii="Times New Roman" w:eastAsia="Times New Roman" w:hAnsi="Times New Roman" w:cs="Times New Roman"/>
-                <w:sz w:val="28"/>
-                <w:szCs w:val="28"/>
-              </w:rPr>
-              <w:t xml:space="preserve">, hỗ trợ </w:t>
-            </w:r>
-            <w:r>
-              <w:rPr>
-                <w:rFonts w:ascii="Times New Roman" w:eastAsia="Times New Roman" w:hAnsi="Times New Roman" w:cs="Times New Roman"/>
-                <w:bCs/>
-                <w:sz w:val="28"/>
-                <w:szCs w:val="28"/>
-              </w:rPr>
-              <w:t>phân hệ độc lập nhưng chia sẻ dữ liệu trung tâm</w:t>
-            </w:r>
-            <w:r>
-              <w:rPr>
-                <w:rFonts w:ascii="Times New Roman" w:eastAsia="Times New Roman" w:hAnsi="Times New Roman" w:cs="Times New Roman"/>
-                <w:sz w:val="28"/>
-                <w:szCs w:val="28"/>
-              </w:rPr>
-              <w:t>.</w:t>
-            </w:r>
-          </w:p>
-        </w:tc>
-      </w:tr>
-      <w:tr>
-        <w:trPr>
-          <w:tblCellSpacing w:w="15" w:type="dxa"/>
-        </w:trPr>
-        <w:tc>
-          <w:tcPr>
-            <w:tcW w:w="0" w:type="auto"/>
-            <w:vAlign w:val="center"/>
-            <w:hideMark/>
-          </w:tcPr>
-          <w:p>
-            <w:pPr>
-              <w:rPr>
-                <w:rFonts w:ascii="Times New Roman" w:eastAsia="Times New Roman" w:hAnsi="Times New Roman" w:cs="Times New Roman"/>
-                <w:sz w:val="28"/>
-                <w:szCs w:val="28"/>
-              </w:rPr>
-            </w:pPr>
-          </w:p>
-        </w:tc>
-        <w:tc>
-          <w:tcPr>
-            <w:tcW w:w="0" w:type="auto"/>
-            <w:vAlign w:val="center"/>
-            <w:hideMark/>
-          </w:tcPr>
-          <w:p>
-            <w:pPr>
-              <w:rPr>
-                <w:rFonts w:ascii="Times New Roman" w:eastAsia="Times New Roman" w:hAnsi="Times New Roman" w:cs="Times New Roman"/>
-                <w:sz w:val="28"/>
-                <w:szCs w:val="28"/>
-              </w:rPr>
-            </w:pPr>
-            <w:r>
-              <w:rPr>
-                <w:rFonts w:ascii="Times New Roman" w:eastAsia="Times New Roman" w:hAnsi="Times New Roman" w:cs="Times New Roman"/>
-                <w:sz w:val="28"/>
-                <w:szCs w:val="28"/>
-              </w:rPr>
-              <w:t>- Quy trình nghiệp vụ khác nhau giữa các khoa.</w:t>
-            </w:r>
-          </w:p>
-        </w:tc>
-        <w:tc>
-          <w:tcPr>
-            <w:tcW w:w="0" w:type="auto"/>
-            <w:vAlign w:val="center"/>
-            <w:hideMark/>
-          </w:tcPr>
-          <w:p>
-            <w:pPr>
-              <w:rPr>
-                <w:rFonts w:ascii="Times New Roman" w:eastAsia="Times New Roman" w:hAnsi="Times New Roman" w:cs="Times New Roman"/>
-                <w:sz w:val="28"/>
-                <w:szCs w:val="28"/>
-              </w:rPr>
-            </w:pPr>
-            <w:r>
-              <w:rPr>
-                <w:rFonts w:ascii="Times New Roman" w:eastAsia="Times New Roman" w:hAnsi="Times New Roman" w:cs="Times New Roman"/>
-                <w:sz w:val="28"/>
-                <w:szCs w:val="28"/>
-              </w:rPr>
-              <w:t xml:space="preserve"> Yêu cầu hệ thống </w:t>
-            </w:r>
-            <w:r>
-              <w:rPr>
-                <w:rFonts w:ascii="Times New Roman" w:eastAsia="Times New Roman" w:hAnsi="Times New Roman" w:cs="Times New Roman"/>
-                <w:bCs/>
-                <w:sz w:val="28"/>
-                <w:szCs w:val="28"/>
-              </w:rPr>
-              <w:t>tùy biến quy trình</w:t>
-            </w:r>
-            <w:r>
-              <w:rPr>
-                <w:rFonts w:ascii="Times New Roman" w:eastAsia="Times New Roman" w:hAnsi="Times New Roman" w:cs="Times New Roman"/>
-                <w:sz w:val="28"/>
-                <w:szCs w:val="28"/>
-              </w:rPr>
-              <w:t xml:space="preserve">, có thể </w:t>
-            </w:r>
-            <w:r>
-              <w:rPr>
-                <w:rFonts w:ascii="Times New Roman" w:eastAsia="Times New Roman" w:hAnsi="Times New Roman" w:cs="Times New Roman"/>
-                <w:bCs/>
-                <w:sz w:val="28"/>
-                <w:szCs w:val="28"/>
-              </w:rPr>
-              <w:t>cấu hình linh hoạt</w:t>
-            </w:r>
-            <w:r>
-              <w:rPr>
-                <w:rFonts w:ascii="Times New Roman" w:eastAsia="Times New Roman" w:hAnsi="Times New Roman" w:cs="Times New Roman"/>
-                <w:sz w:val="28"/>
-                <w:szCs w:val="28"/>
-              </w:rPr>
-              <w:t xml:space="preserve"> (workflow engine).</w:t>
-            </w:r>
-          </w:p>
-        </w:tc>
-      </w:tr>
-      <w:tr>
-        <w:trPr>
-          <w:tblCellSpacing w:w="15" w:type="dxa"/>
-        </w:trPr>
-        <w:tc>
-          <w:tcPr>
-            <w:tcW w:w="0" w:type="auto"/>
-            <w:vAlign w:val="center"/>
-            <w:hideMark/>
-          </w:tcPr>
-          <w:p>
-            <w:pPr>
-              <w:rPr>
-                <w:rFonts w:ascii="Times New Roman" w:eastAsia="Times New Roman" w:hAnsi="Times New Roman" w:cs="Times New Roman"/>
-                <w:sz w:val="28"/>
-                <w:szCs w:val="28"/>
-              </w:rPr>
-            </w:pPr>
-            <w:r>
-              <w:rPr>
-                <w:rFonts w:ascii="Times New Roman" w:eastAsia="Times New Roman" w:hAnsi="Times New Roman" w:cs="Times New Roman"/>
-                <w:bCs/>
-                <w:sz w:val="28"/>
-                <w:szCs w:val="28"/>
-              </w:rPr>
-              <w:t>3. Môi trường công nghệ</w:t>
-            </w:r>
-          </w:p>
-        </w:tc>
-        <w:tc>
-          <w:tcPr>
-            <w:tcW w:w="0" w:type="auto"/>
-            <w:vAlign w:val="center"/>
-            <w:hideMark/>
-          </w:tcPr>
-          <w:p>
-            <w:pPr>
-              <w:rPr>
-                <w:rFonts w:ascii="Times New Roman" w:eastAsia="Times New Roman" w:hAnsi="Times New Roman" w:cs="Times New Roman"/>
-                <w:sz w:val="28"/>
-                <w:szCs w:val="28"/>
-              </w:rPr>
-            </w:pPr>
-            <w:r>
-              <w:rPr>
-                <w:rFonts w:ascii="Times New Roman" w:eastAsia="Times New Roman" w:hAnsi="Times New Roman" w:cs="Times New Roman"/>
-                <w:sz w:val="28"/>
-                <w:szCs w:val="28"/>
-              </w:rPr>
-              <w:t>- Hạ tầng mạng nội bộ (LAN/WAN, WiFi, bảo mật).</w:t>
-            </w:r>
-          </w:p>
-        </w:tc>
-        <w:tc>
-          <w:tcPr>
-            <w:tcW w:w="0" w:type="auto"/>
-            <w:vAlign w:val="center"/>
-            <w:hideMark/>
-          </w:tcPr>
-          <w:p>
-            <w:pPr>
-              <w:rPr>
-                <w:rFonts w:ascii="Times New Roman" w:eastAsia="Times New Roman" w:hAnsi="Times New Roman" w:cs="Times New Roman"/>
-                <w:sz w:val="28"/>
-                <w:szCs w:val="28"/>
-              </w:rPr>
-            </w:pPr>
-            <w:r>
-              <w:rPr>
-                <w:rFonts w:ascii="Times New Roman" w:eastAsia="Times New Roman" w:hAnsi="Times New Roman" w:cs="Times New Roman"/>
-                <w:sz w:val="28"/>
-                <w:szCs w:val="28"/>
-              </w:rPr>
-              <w:t xml:space="preserve"> Hệ thống cần </w:t>
-            </w:r>
-            <w:r>
-              <w:rPr>
-                <w:rFonts w:ascii="Times New Roman" w:eastAsia="Times New Roman" w:hAnsi="Times New Roman" w:cs="Times New Roman"/>
-                <w:bCs/>
-                <w:sz w:val="28"/>
-                <w:szCs w:val="28"/>
-              </w:rPr>
-              <w:t>hoạt động ổn định trong mạng nội bộ</w:t>
-            </w:r>
-            <w:r>
-              <w:rPr>
-                <w:rFonts w:ascii="Times New Roman" w:eastAsia="Times New Roman" w:hAnsi="Times New Roman" w:cs="Times New Roman"/>
-                <w:sz w:val="28"/>
-                <w:szCs w:val="28"/>
-              </w:rPr>
-              <w:t xml:space="preserve">, </w:t>
-            </w:r>
-            <w:r>
-              <w:rPr>
-                <w:rFonts w:ascii="Times New Roman" w:eastAsia="Times New Roman" w:hAnsi="Times New Roman" w:cs="Times New Roman"/>
-                <w:bCs/>
-                <w:sz w:val="28"/>
-                <w:szCs w:val="28"/>
-              </w:rPr>
-              <w:t>hỗ trợ truy cập từ xa an toàn</w:t>
-            </w:r>
-            <w:r>
-              <w:rPr>
-                <w:rFonts w:ascii="Times New Roman" w:eastAsia="Times New Roman" w:hAnsi="Times New Roman" w:cs="Times New Roman"/>
-                <w:sz w:val="28"/>
-                <w:szCs w:val="28"/>
-              </w:rPr>
-              <w:t xml:space="preserve"> (VPN, HTTPS).</w:t>
-            </w:r>
-          </w:p>
-        </w:tc>
-      </w:tr>
-      <w:tr>
-        <w:trPr>
-          <w:tblCellSpacing w:w="15" w:type="dxa"/>
-        </w:trPr>
-        <w:tc>
-          <w:tcPr>
-            <w:tcW w:w="0" w:type="auto"/>
-            <w:vAlign w:val="center"/>
-            <w:hideMark/>
-          </w:tcPr>
-          <w:p>
-            <w:pPr>
-              <w:rPr>
-                <w:rFonts w:ascii="Times New Roman" w:eastAsia="Times New Roman" w:hAnsi="Times New Roman" w:cs="Times New Roman"/>
-                <w:sz w:val="28"/>
-                <w:szCs w:val="28"/>
-              </w:rPr>
-            </w:pPr>
-          </w:p>
-        </w:tc>
-        <w:tc>
-          <w:tcPr>
-            <w:tcW w:w="0" w:type="auto"/>
-            <w:vAlign w:val="center"/>
-            <w:hideMark/>
-          </w:tcPr>
-          <w:p>
-            <w:pPr>
-              <w:rPr>
-                <w:rFonts w:ascii="Times New Roman" w:eastAsia="Times New Roman" w:hAnsi="Times New Roman" w:cs="Times New Roman"/>
-                <w:sz w:val="28"/>
-                <w:szCs w:val="28"/>
-              </w:rPr>
-            </w:pPr>
-            <w:r>
-              <w:rPr>
-                <w:rFonts w:ascii="Times New Roman" w:eastAsia="Times New Roman" w:hAnsi="Times New Roman" w:cs="Times New Roman"/>
-                <w:sz w:val="28"/>
-                <w:szCs w:val="28"/>
-              </w:rPr>
-              <w:t>- Thiết bị đầu cuối đa dạng (máy tính, tablet, điện thoại).</w:t>
-            </w:r>
-          </w:p>
-        </w:tc>
-        <w:tc>
-          <w:tcPr>
-            <w:tcW w:w="0" w:type="auto"/>
-            <w:vAlign w:val="center"/>
-            <w:hideMark/>
-          </w:tcPr>
-          <w:p>
-            <w:pPr>
-              <w:rPr>
-                <w:rFonts w:ascii="Times New Roman" w:eastAsia="Times New Roman" w:hAnsi="Times New Roman" w:cs="Times New Roman"/>
-                <w:sz w:val="28"/>
-                <w:szCs w:val="28"/>
-              </w:rPr>
-            </w:pPr>
-            <w:r>
-              <w:rPr>
-                <w:rFonts w:ascii="Times New Roman" w:eastAsia="Times New Roman" w:hAnsi="Times New Roman" w:cs="Times New Roman"/>
-                <w:sz w:val="28"/>
-                <w:szCs w:val="28"/>
-              </w:rPr>
-              <w:t xml:space="preserve">→ Giao diện phải </w:t>
-            </w:r>
-            <w:r>
-              <w:rPr>
-                <w:rFonts w:ascii="Times New Roman" w:eastAsia="Times New Roman" w:hAnsi="Times New Roman" w:cs="Times New Roman"/>
-                <w:bCs/>
-                <w:sz w:val="28"/>
-                <w:szCs w:val="28"/>
-              </w:rPr>
-              <w:t>responsive</w:t>
-            </w:r>
-            <w:r>
-              <w:rPr>
-                <w:rFonts w:ascii="Times New Roman" w:eastAsia="Times New Roman" w:hAnsi="Times New Roman" w:cs="Times New Roman"/>
-                <w:sz w:val="28"/>
-                <w:szCs w:val="28"/>
-              </w:rPr>
-              <w:t xml:space="preserve">, </w:t>
-            </w:r>
-            <w:r>
-              <w:rPr>
-                <w:rFonts w:ascii="Times New Roman" w:eastAsia="Times New Roman" w:hAnsi="Times New Roman" w:cs="Times New Roman"/>
-                <w:bCs/>
-                <w:sz w:val="28"/>
-                <w:szCs w:val="28"/>
-              </w:rPr>
-              <w:t>đa nền tảng</w:t>
-            </w:r>
-            <w:r>
-              <w:rPr>
-                <w:rFonts w:ascii="Times New Roman" w:eastAsia="Times New Roman" w:hAnsi="Times New Roman" w:cs="Times New Roman"/>
-                <w:sz w:val="28"/>
-                <w:szCs w:val="28"/>
-              </w:rPr>
-              <w:t xml:space="preserve"> (web + mobile).</w:t>
-            </w:r>
-          </w:p>
-        </w:tc>
-      </w:tr>
-      <w:tr>
-        <w:trPr>
-          <w:tblCellSpacing w:w="15" w:type="dxa"/>
-        </w:trPr>
-        <w:tc>
-          <w:tcPr>
-            <w:tcW w:w="0" w:type="auto"/>
-            <w:vAlign w:val="center"/>
-            <w:hideMark/>
-          </w:tcPr>
-          <w:p>
-            <w:pPr>
-              <w:rPr>
-                <w:rFonts w:ascii="Times New Roman" w:eastAsia="Times New Roman" w:hAnsi="Times New Roman" w:cs="Times New Roman"/>
-                <w:sz w:val="28"/>
-                <w:szCs w:val="28"/>
-              </w:rPr>
-            </w:pPr>
-          </w:p>
-        </w:tc>
-        <w:tc>
-          <w:tcPr>
-            <w:tcW w:w="0" w:type="auto"/>
-            <w:vAlign w:val="center"/>
-            <w:hideMark/>
-          </w:tcPr>
-          <w:p>
-            <w:pPr>
-              <w:rPr>
-                <w:rFonts w:ascii="Times New Roman" w:eastAsia="Times New Roman" w:hAnsi="Times New Roman" w:cs="Times New Roman"/>
-                <w:sz w:val="28"/>
-                <w:szCs w:val="28"/>
-              </w:rPr>
-            </w:pPr>
-            <w:r>
-              <w:rPr>
-                <w:rFonts w:ascii="Times New Roman" w:eastAsia="Times New Roman" w:hAnsi="Times New Roman" w:cs="Times New Roman"/>
-                <w:sz w:val="28"/>
-                <w:szCs w:val="28"/>
-              </w:rPr>
-              <w:t>- Hệ thống cũ (legacy systems) đang dùng như LIS, HIS, PACS.</w:t>
-            </w:r>
-          </w:p>
-        </w:tc>
-        <w:tc>
-          <w:tcPr>
-            <w:tcW w:w="0" w:type="auto"/>
-            <w:vAlign w:val="center"/>
-            <w:hideMark/>
-          </w:tcPr>
-          <w:p>
-            <w:pPr>
-              <w:rPr>
-                <w:rFonts w:ascii="Times New Roman" w:eastAsia="Times New Roman" w:hAnsi="Times New Roman" w:cs="Times New Roman"/>
-                <w:sz w:val="28"/>
-                <w:szCs w:val="28"/>
-              </w:rPr>
-            </w:pPr>
-            <w:r>
-              <w:rPr>
-                <w:rFonts w:ascii="Times New Roman" w:eastAsia="Times New Roman" w:hAnsi="Times New Roman" w:cs="Times New Roman"/>
-                <w:sz w:val="28"/>
-                <w:szCs w:val="28"/>
-              </w:rPr>
-              <w:t xml:space="preserve">→ Hệ thống mới phải </w:t>
-            </w:r>
-            <w:r>
-              <w:rPr>
-                <w:rFonts w:ascii="Times New Roman" w:eastAsia="Times New Roman" w:hAnsi="Times New Roman" w:cs="Times New Roman"/>
-                <w:bCs/>
-                <w:sz w:val="28"/>
-                <w:szCs w:val="28"/>
-              </w:rPr>
-              <w:t>tích hợp với API hoặc cơ sở dữ liệu của hệ thống cũ</w:t>
-            </w:r>
-            <w:r>
-              <w:rPr>
-                <w:rFonts w:ascii="Times New Roman" w:eastAsia="Times New Roman" w:hAnsi="Times New Roman" w:cs="Times New Roman"/>
-                <w:sz w:val="28"/>
-                <w:szCs w:val="28"/>
-              </w:rPr>
-              <w:t>.</w:t>
-            </w:r>
-          </w:p>
-        </w:tc>
-      </w:tr>
-      <w:tr>
-        <w:trPr>
-          <w:tblCellSpacing w:w="15" w:type="dxa"/>
-        </w:trPr>
-        <w:tc>
-          <w:tcPr>
-            <w:tcW w:w="0" w:type="auto"/>
-            <w:vAlign w:val="center"/>
-            <w:hideMark/>
-          </w:tcPr>
-          <w:p>
-            <w:pPr>
-              <w:rPr>
-                <w:rFonts w:ascii="Times New Roman" w:eastAsia="Times New Roman" w:hAnsi="Times New Roman" w:cs="Times New Roman"/>
-                <w:sz w:val="28"/>
-                <w:szCs w:val="28"/>
-              </w:rPr>
-            </w:pPr>
-            <w:r>
-              <w:rPr>
-                <w:rFonts w:ascii="Times New Roman" w:eastAsia="Times New Roman" w:hAnsi="Times New Roman" w:cs="Times New Roman"/>
-                <w:bCs/>
-                <w:sz w:val="28"/>
-                <w:szCs w:val="28"/>
-              </w:rPr>
-              <w:t>4. Môi trường con người (người dùng hệ thống)</w:t>
-            </w:r>
-          </w:p>
-        </w:tc>
-        <w:tc>
-          <w:tcPr>
-            <w:tcW w:w="0" w:type="auto"/>
-            <w:vAlign w:val="center"/>
-            <w:hideMark/>
-          </w:tcPr>
-          <w:p>
-            <w:pPr>
-              <w:rPr>
-                <w:rFonts w:ascii="Times New Roman" w:eastAsia="Times New Roman" w:hAnsi="Times New Roman" w:cs="Times New Roman"/>
-                <w:sz w:val="28"/>
-                <w:szCs w:val="28"/>
-              </w:rPr>
-            </w:pPr>
-            <w:r>
-              <w:rPr>
-                <w:rFonts w:ascii="Times New Roman" w:eastAsia="Times New Roman" w:hAnsi="Times New Roman" w:cs="Times New Roman"/>
-                <w:sz w:val="28"/>
-                <w:szCs w:val="28"/>
-              </w:rPr>
-              <w:t>- Bác sĩ, y tá, nhân viên hành chính có trình độ CNTT khác nhau.</w:t>
-            </w:r>
-          </w:p>
-        </w:tc>
-        <w:tc>
-          <w:tcPr>
-            <w:tcW w:w="0" w:type="auto"/>
-            <w:vAlign w:val="center"/>
-            <w:hideMark/>
-          </w:tcPr>
-          <w:p>
-            <w:pPr>
-              <w:rPr>
-                <w:rFonts w:ascii="Times New Roman" w:eastAsia="Times New Roman" w:hAnsi="Times New Roman" w:cs="Times New Roman"/>
-                <w:sz w:val="28"/>
-                <w:szCs w:val="28"/>
-              </w:rPr>
-            </w:pPr>
-            <w:r>
-              <w:rPr>
-                <w:rFonts w:ascii="Times New Roman" w:eastAsia="Times New Roman" w:hAnsi="Times New Roman" w:cs="Times New Roman"/>
-                <w:sz w:val="28"/>
-                <w:szCs w:val="28"/>
-              </w:rPr>
-              <w:t xml:space="preserve">→ Giao diện phải </w:t>
-            </w:r>
-            <w:r>
-              <w:rPr>
-                <w:rFonts w:ascii="Times New Roman" w:eastAsia="Times New Roman" w:hAnsi="Times New Roman" w:cs="Times New Roman"/>
-                <w:bCs/>
-                <w:sz w:val="28"/>
-                <w:szCs w:val="28"/>
-              </w:rPr>
-              <w:t>dễ dùng, thân thiện</w:t>
-            </w:r>
-            <w:r>
-              <w:rPr>
-                <w:rFonts w:ascii="Times New Roman" w:eastAsia="Times New Roman" w:hAnsi="Times New Roman" w:cs="Times New Roman"/>
-                <w:sz w:val="28"/>
-                <w:szCs w:val="28"/>
-              </w:rPr>
-              <w:t xml:space="preserve">, có </w:t>
-            </w:r>
-            <w:r>
-              <w:rPr>
-                <w:rFonts w:ascii="Times New Roman" w:eastAsia="Times New Roman" w:hAnsi="Times New Roman" w:cs="Times New Roman"/>
-                <w:bCs/>
-                <w:sz w:val="28"/>
-                <w:szCs w:val="28"/>
-              </w:rPr>
-              <w:t>đào tạo và hướng dẫn sử dụng</w:t>
-            </w:r>
-            <w:r>
-              <w:rPr>
-                <w:rFonts w:ascii="Times New Roman" w:eastAsia="Times New Roman" w:hAnsi="Times New Roman" w:cs="Times New Roman"/>
-                <w:sz w:val="28"/>
-                <w:szCs w:val="28"/>
-              </w:rPr>
-              <w:t>.</w:t>
-            </w:r>
-          </w:p>
-        </w:tc>
-      </w:tr>
-      <w:tr>
-        <w:trPr>
-          <w:tblCellSpacing w:w="15" w:type="dxa"/>
-        </w:trPr>
-        <w:tc>
-          <w:tcPr>
-            <w:tcW w:w="0" w:type="auto"/>
-            <w:vAlign w:val="center"/>
-            <w:hideMark/>
-          </w:tcPr>
-          <w:p>
-            <w:pPr>
-              <w:rPr>
-                <w:rFonts w:ascii="Times New Roman" w:eastAsia="Times New Roman" w:hAnsi="Times New Roman" w:cs="Times New Roman"/>
-                <w:sz w:val="28"/>
-                <w:szCs w:val="28"/>
-              </w:rPr>
-            </w:pPr>
-          </w:p>
-        </w:tc>
-        <w:tc>
-          <w:tcPr>
-            <w:tcW w:w="0" w:type="auto"/>
-            <w:vAlign w:val="center"/>
-            <w:hideMark/>
-          </w:tcPr>
-          <w:p>
-            <w:pPr>
-              <w:rPr>
-                <w:rFonts w:ascii="Times New Roman" w:eastAsia="Times New Roman" w:hAnsi="Times New Roman" w:cs="Times New Roman"/>
-                <w:sz w:val="28"/>
-                <w:szCs w:val="28"/>
-              </w:rPr>
-            </w:pPr>
-            <w:r>
-              <w:rPr>
-                <w:rFonts w:ascii="Times New Roman" w:eastAsia="Times New Roman" w:hAnsi="Times New Roman" w:cs="Times New Roman"/>
-                <w:sz w:val="28"/>
-                <w:szCs w:val="28"/>
-              </w:rPr>
-              <w:t>- Khối lượng công việc cao, yêu cầu thao tác nhanh.</w:t>
-            </w:r>
-          </w:p>
-        </w:tc>
-        <w:tc>
-          <w:tcPr>
-            <w:tcW w:w="0" w:type="auto"/>
-            <w:vAlign w:val="center"/>
-            <w:hideMark/>
-          </w:tcPr>
-          <w:p>
-            <w:pPr>
-              <w:rPr>
-                <w:rFonts w:ascii="Times New Roman" w:eastAsia="Times New Roman" w:hAnsi="Times New Roman" w:cs="Times New Roman"/>
-                <w:sz w:val="28"/>
-                <w:szCs w:val="28"/>
-              </w:rPr>
-            </w:pPr>
-            <w:r>
-              <w:rPr>
-                <w:rFonts w:ascii="Times New Roman" w:eastAsia="Times New Roman" w:hAnsi="Times New Roman" w:cs="Times New Roman"/>
-                <w:sz w:val="28"/>
-                <w:szCs w:val="28"/>
-              </w:rPr>
-              <w:t xml:space="preserve">→ Hệ thống cần </w:t>
-            </w:r>
-            <w:r>
-              <w:rPr>
-                <w:rFonts w:ascii="Times New Roman" w:eastAsia="Times New Roman" w:hAnsi="Times New Roman" w:cs="Times New Roman"/>
-                <w:bCs/>
-                <w:sz w:val="28"/>
-                <w:szCs w:val="28"/>
-              </w:rPr>
-              <w:t>tối ưu hiệu năng</w:t>
-            </w:r>
-            <w:r>
-              <w:rPr>
-                <w:rFonts w:ascii="Times New Roman" w:eastAsia="Times New Roman" w:hAnsi="Times New Roman" w:cs="Times New Roman"/>
-                <w:sz w:val="28"/>
-                <w:szCs w:val="28"/>
-              </w:rPr>
-              <w:t xml:space="preserve">, </w:t>
-            </w:r>
-            <w:r>
-              <w:rPr>
-                <w:rFonts w:ascii="Times New Roman" w:eastAsia="Times New Roman" w:hAnsi="Times New Roman" w:cs="Times New Roman"/>
-                <w:bCs/>
-                <w:sz w:val="28"/>
-                <w:szCs w:val="28"/>
-              </w:rPr>
-              <w:t>giảm thao tác nhập liệu</w:t>
-            </w:r>
-            <w:r>
-              <w:rPr>
-                <w:rFonts w:ascii="Times New Roman" w:eastAsia="Times New Roman" w:hAnsi="Times New Roman" w:cs="Times New Roman"/>
-                <w:sz w:val="28"/>
-                <w:szCs w:val="28"/>
-              </w:rPr>
-              <w:t xml:space="preserve">, </w:t>
-            </w:r>
-            <w:r>
-              <w:rPr>
-                <w:rFonts w:ascii="Times New Roman" w:eastAsia="Times New Roman" w:hAnsi="Times New Roman" w:cs="Times New Roman"/>
-                <w:bCs/>
-                <w:sz w:val="28"/>
-                <w:szCs w:val="28"/>
-              </w:rPr>
-              <w:t>tự động hóa các quy trình lặp lại</w:t>
-            </w:r>
-            <w:r>
-              <w:rPr>
-                <w:rFonts w:ascii="Times New Roman" w:eastAsia="Times New Roman" w:hAnsi="Times New Roman" w:cs="Times New Roman"/>
-                <w:sz w:val="28"/>
-                <w:szCs w:val="28"/>
-              </w:rPr>
-              <w:t>.</w:t>
-            </w:r>
-          </w:p>
-        </w:tc>
-      </w:tr>
-      <w:tr>
-        <w:trPr>
-          <w:tblCellSpacing w:w="15" w:type="dxa"/>
-        </w:trPr>
-        <w:tc>
-          <w:tcPr>
-            <w:tcW w:w="0" w:type="auto"/>
-            <w:vAlign w:val="center"/>
-            <w:hideMark/>
-          </w:tcPr>
-          <w:p>
-            <w:pPr>
-              <w:rPr>
-                <w:rFonts w:ascii="Times New Roman" w:eastAsia="Times New Roman" w:hAnsi="Times New Roman" w:cs="Times New Roman"/>
-                <w:sz w:val="28"/>
-                <w:szCs w:val="28"/>
-              </w:rPr>
-            </w:pPr>
-            <w:r>
-              <w:rPr>
-                <w:rFonts w:ascii="Times New Roman" w:eastAsia="Times New Roman" w:hAnsi="Times New Roman" w:cs="Times New Roman"/>
-                <w:bCs/>
-                <w:sz w:val="28"/>
-                <w:szCs w:val="28"/>
-              </w:rPr>
-              <w:t>5. Môi trường kinh tế</w:t>
-            </w:r>
-          </w:p>
-        </w:tc>
-        <w:tc>
-          <w:tcPr>
-            <w:tcW w:w="0" w:type="auto"/>
-            <w:vAlign w:val="center"/>
-            <w:hideMark/>
-          </w:tcPr>
-          <w:p>
-            <w:pPr>
-              <w:rPr>
-                <w:rFonts w:ascii="Times New Roman" w:eastAsia="Times New Roman" w:hAnsi="Times New Roman" w:cs="Times New Roman"/>
-                <w:sz w:val="28"/>
-                <w:szCs w:val="28"/>
-              </w:rPr>
-            </w:pPr>
-            <w:r>
-              <w:rPr>
-                <w:rFonts w:ascii="Times New Roman" w:eastAsia="Times New Roman" w:hAnsi="Times New Roman" w:cs="Times New Roman"/>
-                <w:sz w:val="28"/>
-                <w:szCs w:val="28"/>
-              </w:rPr>
-              <w:t>- Ngân sách triển khai hạn chế.</w:t>
-            </w:r>
-          </w:p>
-        </w:tc>
-        <w:tc>
-          <w:tcPr>
-            <w:tcW w:w="0" w:type="auto"/>
-            <w:vAlign w:val="center"/>
-            <w:hideMark/>
-          </w:tcPr>
-          <w:p>
-            <w:pPr>
-              <w:rPr>
-                <w:rFonts w:ascii="Times New Roman" w:eastAsia="Times New Roman" w:hAnsi="Times New Roman" w:cs="Times New Roman"/>
-                <w:sz w:val="28"/>
-                <w:szCs w:val="28"/>
-              </w:rPr>
-            </w:pPr>
-            <w:r>
-              <w:rPr>
-                <w:rFonts w:ascii="Times New Roman" w:eastAsia="Times New Roman" w:hAnsi="Times New Roman" w:cs="Times New Roman"/>
-                <w:sz w:val="28"/>
-                <w:szCs w:val="28"/>
-              </w:rPr>
-              <w:t xml:space="preserve">→ Phải chọn </w:t>
-            </w:r>
-            <w:r>
-              <w:rPr>
-                <w:rFonts w:ascii="Times New Roman" w:eastAsia="Times New Roman" w:hAnsi="Times New Roman" w:cs="Times New Roman"/>
-                <w:bCs/>
-                <w:sz w:val="28"/>
-                <w:szCs w:val="28"/>
-              </w:rPr>
-              <w:t>kiến trúc chi phí thấp</w:t>
-            </w:r>
-            <w:r>
-              <w:rPr>
-                <w:rFonts w:ascii="Times New Roman" w:eastAsia="Times New Roman" w:hAnsi="Times New Roman" w:cs="Times New Roman"/>
-                <w:sz w:val="28"/>
-                <w:szCs w:val="28"/>
-              </w:rPr>
-              <w:t xml:space="preserve">, </w:t>
-            </w:r>
-            <w:r>
-              <w:rPr>
-                <w:rFonts w:ascii="Times New Roman" w:eastAsia="Times New Roman" w:hAnsi="Times New Roman" w:cs="Times New Roman"/>
-                <w:bCs/>
-                <w:sz w:val="28"/>
-                <w:szCs w:val="28"/>
-              </w:rPr>
-              <w:t>ưu tiên mã nguồn mở</w:t>
-            </w:r>
-            <w:r>
-              <w:rPr>
-                <w:rFonts w:ascii="Times New Roman" w:eastAsia="Times New Roman" w:hAnsi="Times New Roman" w:cs="Times New Roman"/>
-                <w:sz w:val="28"/>
-                <w:szCs w:val="28"/>
-              </w:rPr>
-              <w:t xml:space="preserve">, </w:t>
-            </w:r>
-            <w:r>
-              <w:rPr>
-                <w:rFonts w:ascii="Times New Roman" w:eastAsia="Times New Roman" w:hAnsi="Times New Roman" w:cs="Times New Roman"/>
-                <w:bCs/>
-                <w:sz w:val="28"/>
-                <w:szCs w:val="28"/>
-              </w:rPr>
-              <w:t>triển khai theo giai đoạn</w:t>
-            </w:r>
-          </w:p>
-        </w:tc>
-      </w:tr>
-      <w:tr>
-        <w:trPr>
-          <w:tblCellSpacing w:w="15" w:type="dxa"/>
-        </w:trPr>
-        <w:tc>
-          <w:tcPr>
-            <w:tcW w:w="0" w:type="auto"/>
-            <w:vAlign w:val="center"/>
-            <w:hideMark/>
-          </w:tcPr>
-          <w:p>
-            <w:pPr>
-              <w:rPr>
-                <w:rFonts w:ascii="Times New Roman" w:eastAsia="Times New Roman" w:hAnsi="Times New Roman" w:cs="Times New Roman"/>
-                <w:sz w:val="28"/>
-                <w:szCs w:val="28"/>
-              </w:rPr>
-            </w:pPr>
-            <w:r>
-              <w:rPr>
-                <w:rFonts w:ascii="Times New Roman" w:eastAsia="Times New Roman" w:hAnsi="Times New Roman" w:cs="Times New Roman"/>
-                <w:bCs/>
-                <w:sz w:val="28"/>
-                <w:szCs w:val="28"/>
-              </w:rPr>
-              <w:t>6. Môi trường xã hội và khách hàng</w:t>
-            </w:r>
-          </w:p>
-        </w:tc>
-        <w:tc>
-          <w:tcPr>
-            <w:tcW w:w="0" w:type="auto"/>
-            <w:vAlign w:val="center"/>
-            <w:hideMark/>
-          </w:tcPr>
-          <w:p>
-            <w:pPr>
-              <w:rPr>
-                <w:rFonts w:ascii="Times New Roman" w:eastAsia="Times New Roman" w:hAnsi="Times New Roman" w:cs="Times New Roman"/>
-                <w:sz w:val="28"/>
-                <w:szCs w:val="28"/>
-              </w:rPr>
-            </w:pPr>
-            <w:r>
-              <w:rPr>
-                <w:rFonts w:ascii="Times New Roman" w:eastAsia="Times New Roman" w:hAnsi="Times New Roman" w:cs="Times New Roman"/>
-                <w:sz w:val="28"/>
-                <w:szCs w:val="28"/>
-              </w:rPr>
-              <w:t>- Nhu cầu tra cứu thông tin bệnh nhân online (cổng bệnh nhân).</w:t>
-            </w:r>
-          </w:p>
-        </w:tc>
-        <w:tc>
-          <w:tcPr>
-            <w:tcW w:w="0" w:type="auto"/>
-            <w:vAlign w:val="center"/>
-            <w:hideMark/>
-          </w:tcPr>
-          <w:p>
-            <w:pPr>
-              <w:rPr>
-                <w:rFonts w:ascii="Times New Roman" w:eastAsia="Times New Roman" w:hAnsi="Times New Roman" w:cs="Times New Roman"/>
-                <w:sz w:val="28"/>
-                <w:szCs w:val="28"/>
-              </w:rPr>
-            </w:pPr>
-            <w:r>
-              <w:rPr>
-                <w:rFonts w:ascii="Times New Roman" w:eastAsia="Times New Roman" w:hAnsi="Times New Roman" w:cs="Times New Roman"/>
-                <w:sz w:val="28"/>
-                <w:szCs w:val="28"/>
-              </w:rPr>
-              <w:t xml:space="preserve">→ Hệ thống cần có </w:t>
-            </w:r>
-            <w:r>
-              <w:rPr>
-                <w:rFonts w:ascii="Times New Roman" w:eastAsia="Times New Roman" w:hAnsi="Times New Roman" w:cs="Times New Roman"/>
-                <w:bCs/>
-                <w:sz w:val="28"/>
-                <w:szCs w:val="28"/>
-              </w:rPr>
-              <w:t>cổng web cho bệnh nhân</w:t>
-            </w:r>
-            <w:r>
-              <w:rPr>
-                <w:rFonts w:ascii="Times New Roman" w:eastAsia="Times New Roman" w:hAnsi="Times New Roman" w:cs="Times New Roman"/>
-                <w:sz w:val="28"/>
-                <w:szCs w:val="28"/>
-              </w:rPr>
-              <w:t xml:space="preserve"> để </w:t>
-            </w:r>
-            <w:r>
-              <w:rPr>
-                <w:rFonts w:ascii="Times New Roman" w:eastAsia="Times New Roman" w:hAnsi="Times New Roman" w:cs="Times New Roman"/>
-                <w:bCs/>
-                <w:sz w:val="28"/>
-                <w:szCs w:val="28"/>
-              </w:rPr>
-              <w:t>đặt lịch, xem kết quả, thanh toán online</w:t>
-            </w:r>
-            <w:r>
-              <w:rPr>
-                <w:rFonts w:ascii="Times New Roman" w:eastAsia="Times New Roman" w:hAnsi="Times New Roman" w:cs="Times New Roman"/>
-                <w:sz w:val="28"/>
-                <w:szCs w:val="28"/>
-              </w:rPr>
-              <w:t>.</w:t>
-            </w:r>
-          </w:p>
-        </w:tc>
-      </w:tr>
-      <w:tr>
-        <w:trPr>
-          <w:tblCellSpacing w:w="15" w:type="dxa"/>
-        </w:trPr>
-        <w:tc>
-          <w:tcPr>
-            <w:tcW w:w="0" w:type="auto"/>
-            <w:vAlign w:val="center"/>
-            <w:hideMark/>
-          </w:tcPr>
-          <w:p>
-            <w:pPr>
-              <w:rPr>
-                <w:rFonts w:ascii="Times New Roman" w:eastAsia="Times New Roman" w:hAnsi="Times New Roman" w:cs="Times New Roman"/>
-                <w:sz w:val="28"/>
-                <w:szCs w:val="28"/>
-              </w:rPr>
-            </w:pPr>
-          </w:p>
-        </w:tc>
-        <w:tc>
-          <w:tcPr>
-            <w:tcW w:w="0" w:type="auto"/>
-            <w:vAlign w:val="center"/>
-            <w:hideMark/>
-          </w:tcPr>
-          <w:p>
-            <w:pPr>
-              <w:rPr>
-                <w:rFonts w:ascii="Times New Roman" w:eastAsia="Times New Roman" w:hAnsi="Times New Roman" w:cs="Times New Roman"/>
-                <w:sz w:val="28"/>
-                <w:szCs w:val="28"/>
-              </w:rPr>
-            </w:pPr>
-            <w:r>
-              <w:rPr>
-                <w:rFonts w:ascii="Times New Roman" w:eastAsia="Times New Roman" w:hAnsi="Times New Roman" w:cs="Times New Roman"/>
-                <w:sz w:val="28"/>
-                <w:szCs w:val="28"/>
-              </w:rPr>
-              <w:t>- Dân số cao, lượng bệnh nhân lớn.</w:t>
-            </w:r>
-          </w:p>
-        </w:tc>
-        <w:tc>
-          <w:tcPr>
-            <w:tcW w:w="0" w:type="auto"/>
-            <w:vAlign w:val="center"/>
-            <w:hideMark/>
-          </w:tcPr>
-          <w:p>
-            <w:pPr>
-              <w:rPr>
-                <w:rFonts w:ascii="Times New Roman" w:eastAsia="Times New Roman" w:hAnsi="Times New Roman" w:cs="Times New Roman"/>
-                <w:sz w:val="28"/>
-                <w:szCs w:val="28"/>
-              </w:rPr>
-            </w:pPr>
-            <w:r>
-              <w:rPr>
-                <w:rFonts w:ascii="Times New Roman" w:eastAsia="Times New Roman" w:hAnsi="Times New Roman" w:cs="Times New Roman"/>
-                <w:sz w:val="28"/>
-                <w:szCs w:val="28"/>
-              </w:rPr>
-              <w:t xml:space="preserve">→ Hệ thống phải </w:t>
-            </w:r>
-            <w:r>
-              <w:rPr>
-                <w:rFonts w:ascii="Times New Roman" w:eastAsia="Times New Roman" w:hAnsi="Times New Roman" w:cs="Times New Roman"/>
-                <w:bCs/>
-                <w:sz w:val="28"/>
-                <w:szCs w:val="28"/>
-              </w:rPr>
-              <w:t>chịu tải cao</w:t>
-            </w:r>
-            <w:r>
-              <w:rPr>
-                <w:rFonts w:ascii="Times New Roman" w:eastAsia="Times New Roman" w:hAnsi="Times New Roman" w:cs="Times New Roman"/>
-                <w:sz w:val="28"/>
-                <w:szCs w:val="28"/>
-              </w:rPr>
-              <w:t xml:space="preserve">, có </w:t>
-            </w:r>
-            <w:r>
-              <w:rPr>
-                <w:rFonts w:ascii="Times New Roman" w:eastAsia="Times New Roman" w:hAnsi="Times New Roman" w:cs="Times New Roman"/>
-                <w:bCs/>
-                <w:sz w:val="28"/>
-                <w:szCs w:val="28"/>
-              </w:rPr>
-              <w:t xml:space="preserve">khả năng mở rộng </w:t>
-            </w:r>
-          </w:p>
-        </w:tc>
-      </w:tr>
-      <w:tr>
-        <w:trPr>
-          <w:tblCellSpacing w:w="15" w:type="dxa"/>
-        </w:trPr>
-        <w:tc>
-          <w:tcPr>
-            <w:tcW w:w="0" w:type="auto"/>
-            <w:vAlign w:val="center"/>
-            <w:hideMark/>
-          </w:tcPr>
-          <w:p>
-            <w:pPr>
-              <w:rPr>
-                <w:rFonts w:ascii="Times New Roman" w:eastAsia="Times New Roman" w:hAnsi="Times New Roman" w:cs="Times New Roman"/>
-                <w:sz w:val="28"/>
-                <w:szCs w:val="28"/>
-              </w:rPr>
-            </w:pPr>
-            <w:r>
-              <w:rPr>
-                <w:rFonts w:ascii="Times New Roman" w:eastAsia="Times New Roman" w:hAnsi="Times New Roman" w:cs="Times New Roman"/>
-                <w:bCs/>
-                <w:sz w:val="28"/>
-                <w:szCs w:val="28"/>
-              </w:rPr>
-              <w:t>7. Môi trường bảo mật và an ninh</w:t>
-            </w:r>
-          </w:p>
-        </w:tc>
-        <w:tc>
-          <w:tcPr>
-            <w:tcW w:w="0" w:type="auto"/>
-            <w:vAlign w:val="center"/>
-            <w:hideMark/>
-          </w:tcPr>
-          <w:p>
-            <w:pPr>
-              <w:rPr>
-                <w:rFonts w:ascii="Times New Roman" w:eastAsia="Times New Roman" w:hAnsi="Times New Roman" w:cs="Times New Roman"/>
-                <w:sz w:val="28"/>
-                <w:szCs w:val="28"/>
-              </w:rPr>
-            </w:pPr>
-            <w:r>
-              <w:rPr>
-                <w:rFonts w:ascii="Times New Roman" w:eastAsia="Times New Roman" w:hAnsi="Times New Roman" w:cs="Times New Roman"/>
-                <w:sz w:val="28"/>
-                <w:szCs w:val="28"/>
-              </w:rPr>
-              <w:t>- Rủi ro tấn công mạng, rò rỉ dữ liệu y tế.</w:t>
-            </w:r>
-          </w:p>
-        </w:tc>
-        <w:tc>
-          <w:tcPr>
-            <w:tcW w:w="0" w:type="auto"/>
-            <w:vAlign w:val="center"/>
-            <w:hideMark/>
-          </w:tcPr>
-          <w:p>
-            <w:pPr>
-              <w:rPr>
-                <w:rFonts w:ascii="Times New Roman" w:eastAsia="Times New Roman" w:hAnsi="Times New Roman" w:cs="Times New Roman"/>
-                <w:sz w:val="28"/>
-                <w:szCs w:val="28"/>
-              </w:rPr>
-            </w:pPr>
-            <w:r>
-              <w:rPr>
-                <w:rFonts w:ascii="Times New Roman" w:eastAsia="Times New Roman" w:hAnsi="Times New Roman" w:cs="Times New Roman"/>
-                <w:sz w:val="28"/>
-                <w:szCs w:val="28"/>
-              </w:rPr>
-              <w:t xml:space="preserve">→ Cần </w:t>
-            </w:r>
-            <w:r>
-              <w:rPr>
-                <w:rFonts w:ascii="Times New Roman" w:eastAsia="Times New Roman" w:hAnsi="Times New Roman" w:cs="Times New Roman"/>
-                <w:bCs/>
-                <w:sz w:val="28"/>
-                <w:szCs w:val="28"/>
-              </w:rPr>
-              <w:t>xác thực mạnh (2FA)</w:t>
-            </w:r>
-            <w:r>
-              <w:rPr>
-                <w:rFonts w:ascii="Times New Roman" w:eastAsia="Times New Roman" w:hAnsi="Times New Roman" w:cs="Times New Roman"/>
-                <w:sz w:val="28"/>
-                <w:szCs w:val="28"/>
-              </w:rPr>
-              <w:t xml:space="preserve">, </w:t>
-            </w:r>
-            <w:r>
-              <w:rPr>
-                <w:rFonts w:ascii="Times New Roman" w:eastAsia="Times New Roman" w:hAnsi="Times New Roman" w:cs="Times New Roman"/>
-                <w:bCs/>
-                <w:sz w:val="28"/>
-                <w:szCs w:val="28"/>
-              </w:rPr>
-              <w:t>mã hóa dữ liệu truyền/nhận</w:t>
-            </w:r>
-            <w:r>
-              <w:rPr>
-                <w:rFonts w:ascii="Times New Roman" w:eastAsia="Times New Roman" w:hAnsi="Times New Roman" w:cs="Times New Roman"/>
-                <w:sz w:val="28"/>
-                <w:szCs w:val="28"/>
-              </w:rPr>
-              <w:t xml:space="preserve">, </w:t>
-            </w:r>
-            <w:r>
-              <w:rPr>
-                <w:rFonts w:ascii="Times New Roman" w:eastAsia="Times New Roman" w:hAnsi="Times New Roman" w:cs="Times New Roman"/>
-                <w:bCs/>
-                <w:sz w:val="28"/>
-                <w:szCs w:val="28"/>
-              </w:rPr>
-              <w:t>firewall</w:t>
-            </w:r>
-            <w:r>
-              <w:rPr>
-                <w:rFonts w:ascii="Times New Roman" w:eastAsia="Times New Roman" w:hAnsi="Times New Roman" w:cs="Times New Roman"/>
-                <w:sz w:val="28"/>
-                <w:szCs w:val="28"/>
-              </w:rPr>
-              <w:t xml:space="preserve">, </w:t>
-            </w:r>
-            <w:r>
-              <w:rPr>
-                <w:rFonts w:ascii="Times New Roman" w:eastAsia="Times New Roman" w:hAnsi="Times New Roman" w:cs="Times New Roman"/>
-                <w:bCs/>
-                <w:sz w:val="28"/>
-                <w:szCs w:val="28"/>
-              </w:rPr>
-              <w:t>IDS/IPS</w:t>
-            </w:r>
-            <w:r>
-              <w:rPr>
-                <w:rFonts w:ascii="Times New Roman" w:eastAsia="Times New Roman" w:hAnsi="Times New Roman" w:cs="Times New Roman"/>
-                <w:sz w:val="28"/>
-                <w:szCs w:val="28"/>
-              </w:rPr>
-              <w:t>.</w:t>
-            </w:r>
-          </w:p>
-        </w:tc>
-      </w:tr>
-      <w:tr>
-        <w:trPr>
-          <w:tblCellSpacing w:w="15" w:type="dxa"/>
-        </w:trPr>
-        <w:tc>
-          <w:tcPr>
-            <w:tcW w:w="0" w:type="auto"/>
-            <w:vAlign w:val="center"/>
-            <w:hideMark/>
-          </w:tcPr>
-          <w:p>
-            <w:pPr>
-              <w:rPr>
-                <w:rFonts w:ascii="Times New Roman" w:eastAsia="Times New Roman" w:hAnsi="Times New Roman" w:cs="Times New Roman"/>
-                <w:sz w:val="28"/>
-                <w:szCs w:val="28"/>
-              </w:rPr>
-            </w:pPr>
-            <w:r>
-              <w:rPr>
-                <w:rFonts w:ascii="Times New Roman" w:eastAsia="Times New Roman" w:hAnsi="Times New Roman" w:cs="Times New Roman"/>
-                <w:bCs/>
-                <w:sz w:val="28"/>
-                <w:szCs w:val="28"/>
-              </w:rPr>
-              <w:t>8. Môi trường vật lý</w:t>
-            </w:r>
-          </w:p>
-        </w:tc>
-        <w:tc>
-          <w:tcPr>
-            <w:tcW w:w="0" w:type="auto"/>
-            <w:vAlign w:val="center"/>
-            <w:hideMark/>
-          </w:tcPr>
-          <w:p>
-            <w:pPr>
-              <w:rPr>
-                <w:rFonts w:ascii="Times New Roman" w:eastAsia="Times New Roman" w:hAnsi="Times New Roman" w:cs="Times New Roman"/>
-                <w:sz w:val="28"/>
-                <w:szCs w:val="28"/>
-              </w:rPr>
-            </w:pPr>
-            <w:r>
-              <w:rPr>
-                <w:rFonts w:ascii="Times New Roman" w:eastAsia="Times New Roman" w:hAnsi="Times New Roman" w:cs="Times New Roman"/>
-                <w:sz w:val="28"/>
-                <w:szCs w:val="28"/>
-              </w:rPr>
-              <w:t>- Hệ thống sử dụng trong khuôn viên bệnh viện (nhiều khu, nhiều tầng).</w:t>
-            </w:r>
-          </w:p>
-        </w:tc>
-        <w:tc>
-          <w:tcPr>
-            <w:tcW w:w="0" w:type="auto"/>
-            <w:vAlign w:val="center"/>
-            <w:hideMark/>
-          </w:tcPr>
-          <w:p>
-            <w:pPr>
-              <w:rPr>
-                <w:rFonts w:ascii="Times New Roman" w:eastAsia="Times New Roman" w:hAnsi="Times New Roman" w:cs="Times New Roman"/>
-                <w:sz w:val="28"/>
-                <w:szCs w:val="28"/>
-              </w:rPr>
-            </w:pPr>
-            <w:r>
-              <w:rPr>
-                <w:rFonts w:ascii="Times New Roman" w:eastAsia="Times New Roman" w:hAnsi="Times New Roman" w:cs="Times New Roman"/>
-                <w:sz w:val="28"/>
-                <w:szCs w:val="28"/>
-              </w:rPr>
-              <w:t xml:space="preserve">→ Hệ thống cần </w:t>
-            </w:r>
-            <w:r>
-              <w:rPr>
-                <w:rFonts w:ascii="Times New Roman" w:eastAsia="Times New Roman" w:hAnsi="Times New Roman" w:cs="Times New Roman"/>
-                <w:bCs/>
-                <w:sz w:val="28"/>
-                <w:szCs w:val="28"/>
-              </w:rPr>
-              <w:t>cấu hình mạng ổn định, backup tại chỗ</w:t>
-            </w:r>
-            <w:r>
-              <w:rPr>
-                <w:rFonts w:ascii="Times New Roman" w:eastAsia="Times New Roman" w:hAnsi="Times New Roman" w:cs="Times New Roman"/>
-                <w:sz w:val="28"/>
-                <w:szCs w:val="28"/>
-              </w:rPr>
-              <w:t xml:space="preserve">, có thể </w:t>
-            </w:r>
-            <w:r>
-              <w:rPr>
-                <w:rFonts w:ascii="Times New Roman" w:eastAsia="Times New Roman" w:hAnsi="Times New Roman" w:cs="Times New Roman"/>
-                <w:bCs/>
-                <w:sz w:val="28"/>
-                <w:szCs w:val="28"/>
-              </w:rPr>
-              <w:t>chạy offline tạm thời khi mất mạng</w:t>
-            </w:r>
-            <w:r>
-              <w:rPr>
-                <w:rFonts w:ascii="Times New Roman" w:eastAsia="Times New Roman" w:hAnsi="Times New Roman" w:cs="Times New Roman"/>
-                <w:sz w:val="28"/>
-                <w:szCs w:val="28"/>
-              </w:rPr>
-              <w:t>.</w:t>
-            </w:r>
-          </w:p>
-        </w:tc>
-      </w:tr>
-    </w:tbl>
-    <w:p>
-      <w:pPr>
-        <w:rPr>
-          <w:rFonts w:ascii="Times New Roman" w:hAnsi="Times New Roman" w:cs="Times New Roman"/>
-          <w:color w:val="FF0000"/>
-          <w:sz w:val="28"/>
-          <w:szCs w:val="28"/>
-          <w:lang w:val="vi-VN"/>
-        </w:rPr>
-      </w:pPr>
-      <w:r>
-        <w:rPr>
-          <w:rFonts w:ascii="Times New Roman" w:hAnsi="Times New Roman" w:cs="Times New Roman"/>
-          <w:color w:val="FF0000"/>
-          <w:sz w:val="28"/>
-          <w:szCs w:val="28"/>
-        </w:rPr>
         <w:t>Bài</w:t>
       </w:r>
       <w:r>
@@ -4927,7 +4313,6 @@
           <w:tcPr>
             <w:tcW w:w="0" w:type="auto"/>
             <w:vAlign w:val="center"/>
-            <w:hideMark/>
           </w:tcPr>
           <w:p>
             <w:pPr>
@@ -4955,7 +4340,6 @@
           <w:tcPr>
             <w:tcW w:w="0" w:type="auto"/>
             <w:vAlign w:val="center"/>
-            <w:hideMark/>
           </w:tcPr>
           <w:p>
             <w:pPr>
@@ -4983,7 +4367,6 @@
           <w:tcPr>
             <w:tcW w:w="0" w:type="auto"/>
             <w:vAlign w:val="center"/>
-            <w:hideMark/>
           </w:tcPr>
           <w:p>
             <w:pPr>
@@ -5011,7 +4394,6 @@
           <w:tcPr>
             <w:tcW w:w="0" w:type="auto"/>
             <w:vAlign w:val="center"/>
-            <w:hideMark/>
           </w:tcPr>
           <w:p>
             <w:pPr>
@@ -5044,33 +4426,41 @@
           <w:tcPr>
             <w:tcW w:w="0" w:type="auto"/>
             <w:vAlign w:val="center"/>
-            <w:hideMark/>
-          </w:tcPr>
-          <w:p>
-            <w:pPr>
-              <w:rPr>
-                <w:rFonts w:ascii="Times New Roman" w:eastAsia="Times New Roman" w:hAnsi="Times New Roman" w:cs="Times New Roman"/>
-                <w:sz w:val="28"/>
-                <w:szCs w:val="28"/>
-              </w:rPr>
-            </w:pPr>
-            <w:r>
-              <w:rPr>
-                <w:rFonts w:ascii="Times New Roman" w:eastAsia="Times New Roman" w:hAnsi="Times New Roman" w:cs="Times New Roman"/>
-                <w:b/>
-                <w:bCs/>
-                <w:sz w:val="28"/>
-                <w:szCs w:val="28"/>
-              </w:rPr>
-              <w:t>1. Khách hàng (Customer)</w:t>
-            </w:r>
-          </w:p>
-        </w:tc>
-        <w:tc>
-          <w:tcPr>
-            <w:tcW w:w="0" w:type="auto"/>
-            <w:vAlign w:val="center"/>
-            <w:hideMark/>
+          </w:tcPr>
+          <w:p>
+            <w:pPr>
+              <w:rPr>
+                <w:rFonts w:ascii="Times New Roman" w:eastAsia="Times New Roman" w:hAnsi="Times New Roman" w:cs="Times New Roman"/>
+                <w:sz w:val="28"/>
+                <w:szCs w:val="28"/>
+              </w:rPr>
+            </w:pPr>
+            <w:r>
+              <w:rPr>
+                <w:rFonts w:ascii="Times New Roman" w:eastAsia="Times New Roman" w:hAnsi="Times New Roman" w:cs="Times New Roman"/>
+                <w:b/>
+                <w:bCs/>
+                <w:sz w:val="28"/>
+                <w:szCs w:val="28"/>
+              </w:rPr>
+              <w:t xml:space="preserve">1. Khách </w:t>
+            </w:r>
+            <w:r>
+              <w:rPr>
+                <w:rFonts w:ascii="Times New Roman" w:eastAsia="Times New Roman" w:hAnsi="Times New Roman" w:cs="Times New Roman"/>
+                <w:b/>
+                <w:bCs/>
+                <w:sz w:val="28"/>
+                <w:szCs w:val="28"/>
+              </w:rPr>
+              <w:t>hàng (Customer)</w:t>
+            </w:r>
+          </w:p>
+        </w:tc>
+        <w:tc>
+          <w:tcPr>
+            <w:tcW w:w="0" w:type="auto"/>
+            <w:vAlign w:val="center"/>
           </w:tcPr>
           <w:p>
             <w:pPr>
@@ -5094,7 +4484,6 @@
           <w:tcPr>
             <w:tcW w:w="0" w:type="auto"/>
             <w:vAlign w:val="center"/>
-            <w:hideMark/>
           </w:tcPr>
           <w:p>
             <w:pPr>
@@ -5161,7 +4550,6 @@
                 <w:sz w:val="28"/>
                 <w:szCs w:val="28"/>
               </w:rPr>
-              <w:lastRenderedPageBreak/>
               <w:t>- Dịch vụ chăm sóc khách hàng tốt</w:t>
             </w:r>
           </w:p>
@@ -5170,25 +4558,23 @@
           <w:tcPr>
             <w:tcW w:w="0" w:type="auto"/>
             <w:vAlign w:val="center"/>
-            <w:hideMark/>
-          </w:tcPr>
-          <w:p>
-            <w:pPr>
-              <w:rPr>
-                <w:rFonts w:ascii="Times New Roman" w:eastAsia="Times New Roman" w:hAnsi="Times New Roman" w:cs="Times New Roman"/>
-                <w:sz w:val="28"/>
-                <w:szCs w:val="28"/>
-              </w:rPr>
-            </w:pPr>
-            <w:r>
-              <w:rPr>
-                <w:rFonts w:ascii="Times New Roman" w:eastAsia="Times New Roman" w:hAnsi="Times New Roman" w:cs="Times New Roman"/>
-                <w:b/>
-                <w:bCs/>
-                <w:sz w:val="28"/>
-                <w:szCs w:val="28"/>
-              </w:rPr>
-              <w:lastRenderedPageBreak/>
+          </w:tcPr>
+          <w:p>
+            <w:pPr>
+              <w:rPr>
+                <w:rFonts w:ascii="Times New Roman" w:eastAsia="Times New Roman" w:hAnsi="Times New Roman" w:cs="Times New Roman"/>
+                <w:sz w:val="28"/>
+                <w:szCs w:val="28"/>
+              </w:rPr>
+            </w:pPr>
+            <w:r>
+              <w:rPr>
+                <w:rFonts w:ascii="Times New Roman" w:eastAsia="Times New Roman" w:hAnsi="Times New Roman" w:cs="Times New Roman"/>
+                <w:b/>
+                <w:bCs/>
+                <w:sz w:val="28"/>
+                <w:szCs w:val="28"/>
+              </w:rPr>
               <w:t>Critical</w:t>
             </w:r>
           </w:p>
@@ -5202,33 +4588,41 @@
           <w:tcPr>
             <w:tcW w:w="0" w:type="auto"/>
             <w:vAlign w:val="center"/>
-            <w:hideMark/>
-          </w:tcPr>
-          <w:p>
-            <w:pPr>
-              <w:rPr>
-                <w:rFonts w:ascii="Times New Roman" w:eastAsia="Times New Roman" w:hAnsi="Times New Roman" w:cs="Times New Roman"/>
-                <w:sz w:val="28"/>
-                <w:szCs w:val="28"/>
-              </w:rPr>
-            </w:pPr>
-            <w:r>
-              <w:rPr>
-                <w:rFonts w:ascii="Times New Roman" w:eastAsia="Times New Roman" w:hAnsi="Times New Roman" w:cs="Times New Roman"/>
-                <w:b/>
-                <w:bCs/>
-                <w:sz w:val="28"/>
-                <w:szCs w:val="28"/>
-              </w:rPr>
-              <w:t>2. Tài xế giao hàng (Driver / Shipper)</w:t>
-            </w:r>
-          </w:p>
-        </w:tc>
-        <w:tc>
-          <w:tcPr>
-            <w:tcW w:w="0" w:type="auto"/>
-            <w:vAlign w:val="center"/>
-            <w:hideMark/>
+          </w:tcPr>
+          <w:p>
+            <w:pPr>
+              <w:rPr>
+                <w:rFonts w:ascii="Times New Roman" w:eastAsia="Times New Roman" w:hAnsi="Times New Roman" w:cs="Times New Roman"/>
+                <w:sz w:val="28"/>
+                <w:szCs w:val="28"/>
+              </w:rPr>
+            </w:pPr>
+            <w:r>
+              <w:rPr>
+                <w:rFonts w:ascii="Times New Roman" w:eastAsia="Times New Roman" w:hAnsi="Times New Roman" w:cs="Times New Roman"/>
+                <w:b/>
+                <w:bCs/>
+                <w:sz w:val="28"/>
+                <w:szCs w:val="28"/>
+              </w:rPr>
+              <w:t xml:space="preserve">2. Tài xế giao hàng (Driver / </w:t>
+            </w:r>
+            <w:r>
+              <w:rPr>
+                <w:rFonts w:ascii="Times New Roman" w:eastAsia="Times New Roman" w:hAnsi="Times New Roman" w:cs="Times New Roman"/>
+                <w:b/>
+                <w:bCs/>
+                <w:sz w:val="28"/>
+                <w:szCs w:val="28"/>
+              </w:rPr>
+              <w:t>Shipper)</w:t>
+            </w:r>
+          </w:p>
+        </w:tc>
+        <w:tc>
+          <w:tcPr>
+            <w:tcW w:w="0" w:type="auto"/>
+            <w:vAlign w:val="center"/>
           </w:tcPr>
           <w:p>
             <w:pPr>
@@ -5252,7 +4646,6 @@
           <w:tcPr>
             <w:tcW w:w="0" w:type="auto"/>
             <w:vAlign w:val="center"/>
-            <w:hideMark/>
           </w:tcPr>
           <w:p>
             <w:pPr>
@@ -5327,7 +4720,6 @@
           <w:tcPr>
             <w:tcW w:w="0" w:type="auto"/>
             <w:vAlign w:val="center"/>
-            <w:hideMark/>
           </w:tcPr>
           <w:p>
             <w:pPr>
@@ -5358,33 +4750,41 @@
           <w:tcPr>
             <w:tcW w:w="0" w:type="auto"/>
             <w:vAlign w:val="center"/>
-            <w:hideMark/>
-          </w:tcPr>
-          <w:p>
-            <w:pPr>
-              <w:rPr>
-                <w:rFonts w:ascii="Times New Roman" w:eastAsia="Times New Roman" w:hAnsi="Times New Roman" w:cs="Times New Roman"/>
-                <w:sz w:val="28"/>
-                <w:szCs w:val="28"/>
-              </w:rPr>
-            </w:pPr>
-            <w:r>
-              <w:rPr>
-                <w:rFonts w:ascii="Times New Roman" w:eastAsia="Times New Roman" w:hAnsi="Times New Roman" w:cs="Times New Roman"/>
-                <w:b/>
-                <w:bCs/>
-                <w:sz w:val="28"/>
-                <w:szCs w:val="28"/>
-              </w:rPr>
-              <w:t>3. Quản lý điều phối (Dispatcher / Admin)</w:t>
-            </w:r>
-          </w:p>
-        </w:tc>
-        <w:tc>
-          <w:tcPr>
-            <w:tcW w:w="0" w:type="auto"/>
-            <w:vAlign w:val="center"/>
-            <w:hideMark/>
+          </w:tcPr>
+          <w:p>
+            <w:pPr>
+              <w:rPr>
+                <w:rFonts w:ascii="Times New Roman" w:eastAsia="Times New Roman" w:hAnsi="Times New Roman" w:cs="Times New Roman"/>
+                <w:sz w:val="28"/>
+                <w:szCs w:val="28"/>
+              </w:rPr>
+            </w:pPr>
+            <w:r>
+              <w:rPr>
+                <w:rFonts w:ascii="Times New Roman" w:eastAsia="Times New Roman" w:hAnsi="Times New Roman" w:cs="Times New Roman"/>
+                <w:b/>
+                <w:bCs/>
+                <w:sz w:val="28"/>
+                <w:szCs w:val="28"/>
+              </w:rPr>
+              <w:t>3. Quản lý điều phối (Dispatch</w:t>
+            </w:r>
+            <w:r>
+              <w:rPr>
+                <w:rFonts w:ascii="Times New Roman" w:eastAsia="Times New Roman" w:hAnsi="Times New Roman" w:cs="Times New Roman"/>
+                <w:b/>
+                <w:bCs/>
+                <w:sz w:val="28"/>
+                <w:szCs w:val="28"/>
+              </w:rPr>
+              <w:t>er / Admin)</w:t>
+            </w:r>
+          </w:p>
+        </w:tc>
+        <w:tc>
+          <w:tcPr>
+            <w:tcW w:w="0" w:type="auto"/>
+            <w:vAlign w:val="center"/>
           </w:tcPr>
           <w:p>
             <w:pPr>
@@ -5408,7 +4808,6 @@
           <w:tcPr>
             <w:tcW w:w="0" w:type="auto"/>
             <w:vAlign w:val="center"/>
-            <w:hideMark/>
           </w:tcPr>
           <w:p>
             <w:pPr>
@@ -5466,7 +4865,6 @@
           <w:tcPr>
             <w:tcW w:w="0" w:type="auto"/>
             <w:vAlign w:val="center"/>
-            <w:hideMark/>
           </w:tcPr>
           <w:p>
             <w:pPr>
@@ -5497,7 +4895,6 @@
           <w:tcPr>
             <w:tcW w:w="0" w:type="auto"/>
             <w:vAlign w:val="center"/>
-            <w:hideMark/>
           </w:tcPr>
           <w:p>
             <w:pPr>
@@ -5525,7 +4922,6 @@
           <w:tcPr>
             <w:tcW w:w="0" w:type="auto"/>
             <w:vAlign w:val="center"/>
-            <w:hideMark/>
           </w:tcPr>
           <w:p>
             <w:pPr>
@@ -5551,7 +4947,6 @@
           <w:tcPr>
             <w:tcW w:w="0" w:type="auto"/>
             <w:vAlign w:val="center"/>
-            <w:hideMark/>
           </w:tcPr>
           <w:p>
             <w:pPr>
@@ -5596,7 +4991,6 @@
           <w:tcPr>
             <w:tcW w:w="0" w:type="auto"/>
             <w:vAlign w:val="center"/>
-            <w:hideMark/>
           </w:tcPr>
           <w:p>
             <w:pPr>
@@ -5627,24 +5021,24 @@
           <w:tcPr>
             <w:tcW w:w="0" w:type="auto"/>
             <w:vAlign w:val="center"/>
-            <w:hideMark/>
-          </w:tcPr>
-          <w:p>
-            <w:pPr>
-              <w:rPr>
-                <w:rFonts w:ascii="Times New Roman" w:eastAsia="Times New Roman" w:hAnsi="Times New Roman" w:cs="Times New Roman"/>
-                <w:sz w:val="28"/>
-                <w:szCs w:val="28"/>
-              </w:rPr>
-            </w:pPr>
-            <w:r>
-              <w:rPr>
-                <w:rFonts w:ascii="Times New Roman" w:eastAsia="Times New Roman" w:hAnsi="Times New Roman" w:cs="Times New Roman"/>
-                <w:b/>
-                <w:bCs/>
-                <w:sz w:val="28"/>
-                <w:szCs w:val="28"/>
-              </w:rPr>
+          </w:tcPr>
+          <w:p>
+            <w:pPr>
+              <w:rPr>
+                <w:rFonts w:ascii="Times New Roman" w:eastAsia="Times New Roman" w:hAnsi="Times New Roman" w:cs="Times New Roman"/>
+                <w:sz w:val="28"/>
+                <w:szCs w:val="28"/>
+              </w:rPr>
+            </w:pPr>
+            <w:r>
+              <w:rPr>
+                <w:rFonts w:ascii="Times New Roman" w:eastAsia="Times New Roman" w:hAnsi="Times New Roman" w:cs="Times New Roman"/>
+                <w:b/>
+                <w:bCs/>
+                <w:sz w:val="28"/>
+                <w:szCs w:val="28"/>
+              </w:rPr>
+              <w:lastRenderedPageBreak/>
               <w:t>5. Bộ phận kỹ thuật (IT Team / Developer)</w:t>
             </w:r>
           </w:p>
@@ -5653,31 +5047,37 @@
           <w:tcPr>
             <w:tcW w:w="0" w:type="auto"/>
             <w:vAlign w:val="center"/>
-            <w:hideMark/>
-          </w:tcPr>
-          <w:p>
-            <w:pPr>
-              <w:rPr>
-                <w:rFonts w:ascii="Times New Roman" w:eastAsia="Times New Roman" w:hAnsi="Times New Roman" w:cs="Times New Roman"/>
-                <w:sz w:val="28"/>
-                <w:szCs w:val="28"/>
-              </w:rPr>
-            </w:pPr>
-            <w:r>
-              <w:rPr>
-                <w:rFonts w:ascii="Times New Roman" w:eastAsia="Times New Roman" w:hAnsi="Times New Roman" w:cs="Times New Roman"/>
-                <w:sz w:val="28"/>
-                <w:szCs w:val="28"/>
-              </w:rPr>
-              <w:t>Xây dựng, vận hành và bảo trì hệ thống</w:t>
-            </w:r>
-          </w:p>
-        </w:tc>
-        <w:tc>
-          <w:tcPr>
-            <w:tcW w:w="0" w:type="auto"/>
-            <w:vAlign w:val="center"/>
-            <w:hideMark/>
+          </w:tcPr>
+          <w:p>
+            <w:pPr>
+              <w:rPr>
+                <w:rFonts w:ascii="Times New Roman" w:eastAsia="Times New Roman" w:hAnsi="Times New Roman" w:cs="Times New Roman"/>
+                <w:sz w:val="28"/>
+                <w:szCs w:val="28"/>
+              </w:rPr>
+            </w:pPr>
+            <w:r>
+              <w:rPr>
+                <w:rFonts w:ascii="Times New Roman" w:eastAsia="Times New Roman" w:hAnsi="Times New Roman" w:cs="Times New Roman"/>
+                <w:sz w:val="28"/>
+                <w:szCs w:val="28"/>
+              </w:rPr>
+              <w:t xml:space="preserve">Xây dựng, vận hành và bảo trì hệ </w:t>
+            </w:r>
+            <w:r>
+              <w:rPr>
+                <w:rFonts w:ascii="Times New Roman" w:eastAsia="Times New Roman" w:hAnsi="Times New Roman" w:cs="Times New Roman"/>
+                <w:sz w:val="28"/>
+                <w:szCs w:val="28"/>
+              </w:rPr>
+              <w:t>thống</w:t>
+            </w:r>
+          </w:p>
+        </w:tc>
+        <w:tc>
+          <w:tcPr>
+            <w:tcW w:w="0" w:type="auto"/>
+            <w:vAlign w:val="center"/>
           </w:tcPr>
           <w:p>
             <w:pPr>
@@ -5718,7 +5118,6 @@
           <w:tcPr>
             <w:tcW w:w="0" w:type="auto"/>
             <w:vAlign w:val="center"/>
-            <w:hideMark/>
           </w:tcPr>
           <w:p>
             <w:pPr>
@@ -5749,7 +5148,6 @@
           <w:tcPr>
             <w:tcW w:w="0" w:type="auto"/>
             <w:vAlign w:val="center"/>
-            <w:hideMark/>
           </w:tcPr>
           <w:p>
             <w:pPr>
@@ -5775,7 +5173,6 @@
           <w:tcPr>
             <w:tcW w:w="0" w:type="auto"/>
             <w:vAlign w:val="center"/>
-            <w:hideMark/>
           </w:tcPr>
           <w:p>
             <w:pPr>
@@ -5799,7 +5196,6 @@
           <w:tcPr>
             <w:tcW w:w="0" w:type="auto"/>
             <w:vAlign w:val="center"/>
-            <w:hideMark/>
           </w:tcPr>
           <w:p>
             <w:pPr>
@@ -5833,8 +5229,15 @@
                 <w:sz w:val="28"/>
                 <w:szCs w:val="28"/>
               </w:rPr>
-              <w:lastRenderedPageBreak/>
-              <w:t xml:space="preserve">- Tuân thủ luật giao thông, </w:t>
+              <w:t>- Tuân thủ luật g</w:t>
+            </w:r>
+            <w:r>
+              <w:rPr>
+                <w:rFonts w:ascii="Times New Roman" w:eastAsia="Times New Roman" w:hAnsi="Times New Roman" w:cs="Times New Roman"/>
+                <w:sz w:val="28"/>
+                <w:szCs w:val="28"/>
+              </w:rPr>
+              <w:t xml:space="preserve">iao thông, </w:t>
             </w:r>
             <w:proofErr w:type="gramStart"/>
             <w:r>
@@ -5861,25 +5264,23 @@
           <w:tcPr>
             <w:tcW w:w="0" w:type="auto"/>
             <w:vAlign w:val="center"/>
-            <w:hideMark/>
-          </w:tcPr>
-          <w:p>
-            <w:pPr>
-              <w:rPr>
-                <w:rFonts w:ascii="Times New Roman" w:eastAsia="Times New Roman" w:hAnsi="Times New Roman" w:cs="Times New Roman"/>
-                <w:sz w:val="28"/>
-                <w:szCs w:val="28"/>
-              </w:rPr>
-            </w:pPr>
-            <w:r>
-              <w:rPr>
-                <w:rFonts w:ascii="Times New Roman" w:eastAsia="Times New Roman" w:hAnsi="Times New Roman" w:cs="Times New Roman"/>
-                <w:b/>
-                <w:bCs/>
-                <w:sz w:val="28"/>
-                <w:szCs w:val="28"/>
-              </w:rPr>
-              <w:lastRenderedPageBreak/>
+          </w:tcPr>
+          <w:p>
+            <w:pPr>
+              <w:rPr>
+                <w:rFonts w:ascii="Times New Roman" w:eastAsia="Times New Roman" w:hAnsi="Times New Roman" w:cs="Times New Roman"/>
+                <w:sz w:val="28"/>
+                <w:szCs w:val="28"/>
+              </w:rPr>
+            </w:pPr>
+            <w:r>
+              <w:rPr>
+                <w:rFonts w:ascii="Times New Roman" w:eastAsia="Times New Roman" w:hAnsi="Times New Roman" w:cs="Times New Roman"/>
+                <w:b/>
+                <w:bCs/>
+                <w:sz w:val="28"/>
+                <w:szCs w:val="28"/>
+              </w:rPr>
               <w:t>Minor</w:t>
             </w:r>
           </w:p>
@@ -5893,7 +5294,6 @@
           <w:tcPr>
             <w:tcW w:w="0" w:type="auto"/>
             <w:vAlign w:val="center"/>
-            <w:hideMark/>
           </w:tcPr>
           <w:p>
             <w:pPr>
@@ -5919,7 +5319,6 @@
           <w:tcPr>
             <w:tcW w:w="0" w:type="auto"/>
             <w:vAlign w:val="center"/>
-            <w:hideMark/>
           </w:tcPr>
           <w:p>
             <w:pPr>
@@ -5943,7 +5342,6 @@
           <w:tcPr>
             <w:tcW w:w="0" w:type="auto"/>
             <w:vAlign w:val="center"/>
-            <w:hideMark/>
           </w:tcPr>
           <w:p>
             <w:pPr>
@@ -5984,7 +5382,6 @@
           <w:tcPr>
             <w:tcW w:w="0" w:type="auto"/>
             <w:vAlign w:val="center"/>
-            <w:hideMark/>
           </w:tcPr>
           <w:p>
             <w:pPr>
@@ -6078,7 +5475,79 @@
           <w:szCs w:val="28"/>
           <w:lang w:val="vi-VN"/>
         </w:rPr>
-        <w:t>Quản lý thư viện trực tuyến</w:t>
+        <w:t>Qu</w:t>
+      </w:r>
+      <w:r>
+        <w:rPr>
+          <w:rFonts w:ascii="Times New Roman" w:hAnsi="Times New Roman" w:cs="Times New Roman"/>
+          <w:sz w:val="28"/>
+          <w:szCs w:val="28"/>
+          <w:lang w:val="vi-VN"/>
+        </w:rPr>
+        <w:t>ả</w:t>
+      </w:r>
+      <w:r>
+        <w:rPr>
+          <w:rFonts w:ascii="Times New Roman" w:hAnsi="Times New Roman" w:cs="Times New Roman"/>
+          <w:sz w:val="28"/>
+          <w:szCs w:val="28"/>
+          <w:lang w:val="vi-VN"/>
+        </w:rPr>
+        <w:t>n lý thư vi</w:t>
+      </w:r>
+      <w:r>
+        <w:rPr>
+          <w:rFonts w:ascii="Times New Roman" w:hAnsi="Times New Roman" w:cs="Times New Roman"/>
+          <w:sz w:val="28"/>
+          <w:szCs w:val="28"/>
+          <w:lang w:val="vi-VN"/>
+        </w:rPr>
+        <w:t>ệ</w:t>
+      </w:r>
+      <w:r>
+        <w:rPr>
+          <w:rFonts w:ascii="Times New Roman" w:hAnsi="Times New Roman" w:cs="Times New Roman"/>
+          <w:sz w:val="28"/>
+          <w:szCs w:val="28"/>
+          <w:lang w:val="vi-VN"/>
+        </w:rPr>
+        <w:t>n tr</w:t>
+      </w:r>
+      <w:r>
+        <w:rPr>
+          <w:rFonts w:ascii="Times New Roman" w:hAnsi="Times New Roman" w:cs="Times New Roman"/>
+          <w:sz w:val="28"/>
+          <w:szCs w:val="28"/>
+          <w:lang w:val="vi-VN"/>
+        </w:rPr>
+        <w:t>ự</w:t>
+      </w:r>
+      <w:r>
+        <w:rPr>
+          <w:rFonts w:ascii="Times New Roman" w:hAnsi="Times New Roman" w:cs="Times New Roman"/>
+          <w:sz w:val="28"/>
+          <w:szCs w:val="28"/>
+          <w:lang w:val="vi-VN"/>
+        </w:rPr>
+        <w:t>c tuy</w:t>
+      </w:r>
+      <w:r>
+        <w:rPr>
+          <w:rFonts w:ascii="Times New Roman" w:hAnsi="Times New Roman" w:cs="Times New Roman"/>
+          <w:sz w:val="28"/>
+          <w:szCs w:val="28"/>
+          <w:lang w:val="vi-VN"/>
+        </w:rPr>
+        <w:t>ế</w:t>
+      </w:r>
+      <w:r>
+        <w:rPr>
+          <w:rFonts w:ascii="Times New Roman" w:hAnsi="Times New Roman" w:cs="Times New Roman"/>
+          <w:sz w:val="28"/>
+          <w:szCs w:val="28"/>
+          <w:lang w:val="vi-VN"/>
+        </w:rPr>
+        <w:t>n</w:t>
       </w:r>
     </w:p>
     <w:tbl>
@@ -6115,7 +5584,6 @@
           <w:tcPr>
             <w:tcW w:w="0" w:type="auto"/>
             <w:vAlign w:val="center"/>
-            <w:hideMark/>
           </w:tcPr>
           <w:p>
             <w:pPr>
@@ -6143,35 +5611,43 @@
           <w:tcPr>
             <w:tcW w:w="0" w:type="auto"/>
             <w:vAlign w:val="center"/>
-            <w:hideMark/>
-          </w:tcPr>
-          <w:p>
-            <w:pPr>
-              <w:rPr>
-                <w:rFonts w:ascii="Times New Roman" w:eastAsia="Times New Roman" w:hAnsi="Times New Roman" w:cs="Times New Roman"/>
-                <w:b/>
-                <w:bCs/>
-                <w:sz w:val="28"/>
-                <w:szCs w:val="28"/>
-              </w:rPr>
-            </w:pPr>
-            <w:r>
-              <w:rPr>
-                <w:rFonts w:ascii="Times New Roman" w:eastAsia="Times New Roman" w:hAnsi="Times New Roman" w:cs="Times New Roman"/>
-                <w:b/>
-                <w:bCs/>
-                <w:sz w:val="28"/>
-                <w:szCs w:val="28"/>
-              </w:rPr>
-              <w:t>Yêu cầu chức năng</w:t>
-            </w:r>
-          </w:p>
-        </w:tc>
-        <w:tc>
-          <w:tcPr>
-            <w:tcW w:w="0" w:type="auto"/>
-            <w:vAlign w:val="center"/>
-            <w:hideMark/>
+          </w:tcPr>
+          <w:p>
+            <w:pPr>
+              <w:rPr>
+                <w:rFonts w:ascii="Times New Roman" w:eastAsia="Times New Roman" w:hAnsi="Times New Roman" w:cs="Times New Roman"/>
+                <w:b/>
+                <w:bCs/>
+                <w:sz w:val="28"/>
+                <w:szCs w:val="28"/>
+              </w:rPr>
+            </w:pPr>
+            <w:r>
+              <w:rPr>
+                <w:rFonts w:ascii="Times New Roman" w:eastAsia="Times New Roman" w:hAnsi="Times New Roman" w:cs="Times New Roman"/>
+                <w:b/>
+                <w:bCs/>
+                <w:sz w:val="28"/>
+                <w:szCs w:val="28"/>
+              </w:rPr>
+              <w:t xml:space="preserve">Yêu cầu </w:t>
+            </w:r>
+            <w:r>
+              <w:rPr>
+                <w:rFonts w:ascii="Times New Roman" w:eastAsia="Times New Roman" w:hAnsi="Times New Roman" w:cs="Times New Roman"/>
+                <w:b/>
+                <w:bCs/>
+                <w:sz w:val="28"/>
+                <w:szCs w:val="28"/>
+              </w:rPr>
+              <w:t>chức năng</w:t>
+            </w:r>
+          </w:p>
+        </w:tc>
+        <w:tc>
+          <w:tcPr>
+            <w:tcW w:w="0" w:type="auto"/>
+            <w:vAlign w:val="center"/>
           </w:tcPr>
           <w:p>
             <w:pPr>
@@ -6204,7 +5680,6 @@
           <w:tcPr>
             <w:tcW w:w="0" w:type="auto"/>
             <w:vAlign w:val="center"/>
-            <w:hideMark/>
           </w:tcPr>
           <w:p>
             <w:pPr>
@@ -6228,7 +5703,6 @@
           <w:tcPr>
             <w:tcW w:w="0" w:type="auto"/>
             <w:vAlign w:val="center"/>
-            <w:hideMark/>
           </w:tcPr>
           <w:p>
             <w:pPr>
@@ -6254,7 +5728,6 @@
           <w:tcPr>
             <w:tcW w:w="0" w:type="auto"/>
             <w:vAlign w:val="center"/>
-            <w:hideMark/>
           </w:tcPr>
           <w:p>
             <w:pPr>
@@ -6283,7 +5756,6 @@
           <w:tcPr>
             <w:tcW w:w="0" w:type="auto"/>
             <w:vAlign w:val="center"/>
-            <w:hideMark/>
           </w:tcPr>
           <w:p>
             <w:pPr>
@@ -6307,7 +5779,6 @@
           <w:tcPr>
             <w:tcW w:w="0" w:type="auto"/>
             <w:vAlign w:val="center"/>
-            <w:hideMark/>
           </w:tcPr>
           <w:p>
             <w:pPr>
@@ -6333,7 +5804,6 @@
           <w:tcPr>
             <w:tcW w:w="0" w:type="auto"/>
             <w:vAlign w:val="center"/>
-            <w:hideMark/>
           </w:tcPr>
           <w:p>
             <w:pPr>
@@ -6362,7 +5832,6 @@
           <w:tcPr>
             <w:tcW w:w="0" w:type="auto"/>
             <w:vAlign w:val="center"/>
-            <w:hideMark/>
           </w:tcPr>
           <w:p>
             <w:pPr>
@@ -6386,7 +5855,6 @@
           <w:tcPr>
             <w:tcW w:w="0" w:type="auto"/>
             <w:vAlign w:val="center"/>
-            <w:hideMark/>
           </w:tcPr>
           <w:p>
             <w:pPr>
@@ -6412,7 +5880,6 @@
           <w:tcPr>
             <w:tcW w:w="0" w:type="auto"/>
             <w:vAlign w:val="center"/>
-            <w:hideMark/>
           </w:tcPr>
           <w:p>
             <w:pPr>
@@ -6441,22 +5908,22 @@
           <w:tcPr>
             <w:tcW w:w="0" w:type="auto"/>
             <w:vAlign w:val="center"/>
-            <w:hideMark/>
-          </w:tcPr>
-          <w:p>
-            <w:pPr>
-              <w:rPr>
-                <w:rFonts w:ascii="Times New Roman" w:eastAsia="Times New Roman" w:hAnsi="Times New Roman" w:cs="Times New Roman"/>
-                <w:sz w:val="28"/>
-                <w:szCs w:val="28"/>
-              </w:rPr>
-            </w:pPr>
-            <w:r>
-              <w:rPr>
-                <w:rFonts w:ascii="Times New Roman" w:eastAsia="Times New Roman" w:hAnsi="Times New Roman" w:cs="Times New Roman"/>
-                <w:sz w:val="28"/>
-                <w:szCs w:val="28"/>
-              </w:rPr>
+          </w:tcPr>
+          <w:p>
+            <w:pPr>
+              <w:rPr>
+                <w:rFonts w:ascii="Times New Roman" w:eastAsia="Times New Roman" w:hAnsi="Times New Roman" w:cs="Times New Roman"/>
+                <w:sz w:val="28"/>
+                <w:szCs w:val="28"/>
+              </w:rPr>
+            </w:pPr>
+            <w:r>
+              <w:rPr>
+                <w:rFonts w:ascii="Times New Roman" w:eastAsia="Times New Roman" w:hAnsi="Times New Roman" w:cs="Times New Roman"/>
+                <w:sz w:val="28"/>
+                <w:szCs w:val="28"/>
+              </w:rPr>
+              <w:lastRenderedPageBreak/>
               <w:t>4</w:t>
             </w:r>
           </w:p>
@@ -6465,7 +5932,6 @@
           <w:tcPr>
             <w:tcW w:w="0" w:type="auto"/>
             <w:vAlign w:val="center"/>
-            <w:hideMark/>
           </w:tcPr>
           <w:p>
             <w:pPr>
@@ -6491,23 +5957,30 @@
           <w:tcPr>
             <w:tcW w:w="0" w:type="auto"/>
             <w:vAlign w:val="center"/>
-            <w:hideMark/>
-          </w:tcPr>
-          <w:p>
-            <w:pPr>
-              <w:rPr>
-                <w:rFonts w:ascii="Times New Roman" w:eastAsia="Times New Roman" w:hAnsi="Times New Roman" w:cs="Times New Roman"/>
-                <w:sz w:val="28"/>
-                <w:szCs w:val="28"/>
-              </w:rPr>
-            </w:pPr>
-            <w:r>
-              <w:rPr>
-                <w:rFonts w:ascii="Times New Roman" w:eastAsia="Times New Roman" w:hAnsi="Times New Roman" w:cs="Times New Roman"/>
-                <w:sz w:val="28"/>
-                <w:szCs w:val="28"/>
-              </w:rPr>
-              <w:t>Hệ thống tự động cập nhật khi sách được mượn/trả, và cho phép người dùng xem lịch sử mượn sách.</w:t>
+          </w:tcPr>
+          <w:p>
+            <w:pPr>
+              <w:rPr>
+                <w:rFonts w:ascii="Times New Roman" w:eastAsia="Times New Roman" w:hAnsi="Times New Roman" w:cs="Times New Roman"/>
+                <w:sz w:val="28"/>
+                <w:szCs w:val="28"/>
+              </w:rPr>
+            </w:pPr>
+            <w:r>
+              <w:rPr>
+                <w:rFonts w:ascii="Times New Roman" w:eastAsia="Times New Roman" w:hAnsi="Times New Roman" w:cs="Times New Roman"/>
+                <w:sz w:val="28"/>
+                <w:szCs w:val="28"/>
+              </w:rPr>
+              <w:t>Hệ</w:t>
+            </w:r>
+            <w:r>
+              <w:rPr>
+                <w:rFonts w:ascii="Times New Roman" w:eastAsia="Times New Roman" w:hAnsi="Times New Roman" w:cs="Times New Roman"/>
+                <w:sz w:val="28"/>
+                <w:szCs w:val="28"/>
+              </w:rPr>
+              <w:t xml:space="preserve"> thống tự động cập nhật khi sách được mượn/trả, và cho phép người dùng xem lịch sử mượn sách.</w:t>
             </w:r>
           </w:p>
         </w:tc>
@@ -6558,27 +6031,25 @@
           <w:tcPr>
             <w:tcW w:w="0" w:type="auto"/>
             <w:vAlign w:val="center"/>
-            <w:hideMark/>
-          </w:tcPr>
-          <w:p>
-            <w:pPr>
-              <w:rPr>
-                <w:rFonts w:ascii="Times New Roman" w:eastAsia="Times New Roman" w:hAnsi="Times New Roman" w:cs="Times New Roman"/>
-                <w:b/>
-                <w:bCs/>
-                <w:sz w:val="28"/>
-                <w:szCs w:val="28"/>
-              </w:rPr>
-            </w:pPr>
-            <w:r>
-              <w:rPr>
-                <w:rFonts w:ascii="Times New Roman" w:eastAsia="Times New Roman" w:hAnsi="Times New Roman" w:cs="Times New Roman"/>
-                <w:b/>
-                <w:bCs/>
-                <w:sz w:val="28"/>
-                <w:szCs w:val="28"/>
-              </w:rPr>
-              <w:lastRenderedPageBreak/>
+          </w:tcPr>
+          <w:p>
+            <w:pPr>
+              <w:rPr>
+                <w:rFonts w:ascii="Times New Roman" w:eastAsia="Times New Roman" w:hAnsi="Times New Roman" w:cs="Times New Roman"/>
+                <w:b/>
+                <w:bCs/>
+                <w:sz w:val="28"/>
+                <w:szCs w:val="28"/>
+              </w:rPr>
+            </w:pPr>
+            <w:r>
+              <w:rPr>
+                <w:rFonts w:ascii="Times New Roman" w:eastAsia="Times New Roman" w:hAnsi="Times New Roman" w:cs="Times New Roman"/>
+                <w:b/>
+                <w:bCs/>
+                <w:sz w:val="28"/>
+                <w:szCs w:val="28"/>
+              </w:rPr>
               <w:t>STT</w:t>
             </w:r>
           </w:p>
@@ -6587,7 +6058,6 @@
           <w:tcPr>
             <w:tcW w:w="0" w:type="auto"/>
             <w:vAlign w:val="center"/>
-            <w:hideMark/>
           </w:tcPr>
           <w:p>
             <w:pPr>
@@ -6615,7 +6085,6 @@
           <w:tcPr>
             <w:tcW w:w="0" w:type="auto"/>
             <w:vAlign w:val="center"/>
-            <w:hideMark/>
           </w:tcPr>
           <w:p>
             <w:pPr>
@@ -6648,7 +6117,6 @@
           <w:tcPr>
             <w:tcW w:w="0" w:type="auto"/>
             <w:vAlign w:val="center"/>
-            <w:hideMark/>
           </w:tcPr>
           <w:p>
             <w:pPr>
@@ -6672,7 +6140,6 @@
           <w:tcPr>
             <w:tcW w:w="0" w:type="auto"/>
             <w:vAlign w:val="center"/>
-            <w:hideMark/>
           </w:tcPr>
           <w:p>
             <w:pPr>
@@ -6698,7 +6165,6 @@
           <w:tcPr>
             <w:tcW w:w="0" w:type="auto"/>
             <w:vAlign w:val="center"/>
-            <w:hideMark/>
           </w:tcPr>
           <w:p>
             <w:pPr>
@@ -6773,7 +6239,6 @@
           <w:tcPr>
             <w:tcW w:w="0" w:type="auto"/>
             <w:vAlign w:val="center"/>
-            <w:hideMark/>
           </w:tcPr>
           <w:p>
             <w:pPr>
@@ -6797,7 +6262,6 @@
           <w:tcPr>
             <w:tcW w:w="0" w:type="auto"/>
             <w:vAlign w:val="center"/>
-            <w:hideMark/>
           </w:tcPr>
           <w:p>
             <w:pPr>
@@ -6823,23 +6287,30 @@
           <w:tcPr>
             <w:tcW w:w="0" w:type="auto"/>
             <w:vAlign w:val="center"/>
-            <w:hideMark/>
-          </w:tcPr>
-          <w:p>
-            <w:pPr>
-              <w:rPr>
-                <w:rFonts w:ascii="Times New Roman" w:eastAsia="Times New Roman" w:hAnsi="Times New Roman" w:cs="Times New Roman"/>
-                <w:sz w:val="28"/>
-                <w:szCs w:val="28"/>
-              </w:rPr>
-            </w:pPr>
-            <w:r>
-              <w:rPr>
-                <w:rFonts w:ascii="Times New Roman" w:eastAsia="Times New Roman" w:hAnsi="Times New Roman" w:cs="Times New Roman"/>
-                <w:sz w:val="28"/>
-                <w:szCs w:val="28"/>
-              </w:rPr>
-              <w:t>Dữ liệu người dùng và lịch sử mượn sách phải được mã hóa và chỉ người dùng có quyền mới được truy cập.</w:t>
+          </w:tcPr>
+          <w:p>
+            <w:pPr>
+              <w:rPr>
+                <w:rFonts w:ascii="Times New Roman" w:eastAsia="Times New Roman" w:hAnsi="Times New Roman" w:cs="Times New Roman"/>
+                <w:sz w:val="28"/>
+                <w:szCs w:val="28"/>
+              </w:rPr>
+            </w:pPr>
+            <w:r>
+              <w:rPr>
+                <w:rFonts w:ascii="Times New Roman" w:eastAsia="Times New Roman" w:hAnsi="Times New Roman" w:cs="Times New Roman"/>
+                <w:sz w:val="28"/>
+                <w:szCs w:val="28"/>
+              </w:rPr>
+              <w:t xml:space="preserve">Dữ liệu người dùng và </w:t>
+            </w:r>
+            <w:r>
+              <w:rPr>
+                <w:rFonts w:ascii="Times New Roman" w:eastAsia="Times New Roman" w:hAnsi="Times New Roman" w:cs="Times New Roman"/>
+                <w:sz w:val="28"/>
+                <w:szCs w:val="28"/>
+              </w:rPr>
+              <w:t>lịch sử mượn sách phải được mã hóa và chỉ người dùng có quyền mới được truy cập.</w:t>
             </w:r>
           </w:p>
         </w:tc>
@@ -6852,7 +6323,6 @@
           <w:tcPr>
             <w:tcW w:w="0" w:type="auto"/>
             <w:vAlign w:val="center"/>
-            <w:hideMark/>
           </w:tcPr>
           <w:p>
             <w:pPr>
@@ -6876,7 +6346,6 @@
           <w:tcPr>
             <w:tcW w:w="0" w:type="auto"/>
             <w:vAlign w:val="center"/>
-            <w:hideMark/>
           </w:tcPr>
           <w:p>
             <w:pPr>
@@ -6902,7 +6371,6 @@
           <w:tcPr>
             <w:tcW w:w="0" w:type="auto"/>
             <w:vAlign w:val="center"/>
-            <w:hideMark/>
           </w:tcPr>
           <w:p>
             <w:pPr>
@@ -7017,16 +6485,7 @@
           <w:szCs w:val="28"/>
           <w:lang w:val="vi-VN"/>
         </w:rPr>
-        <w:t xml:space="preserve">Hệ thống: Đặt món ăn tại </w:t>
-      </w:r>
-      <w:r>
-        <w:rPr>
-          <w:rFonts w:ascii="Times New Roman" w:eastAsia="Times New Roman" w:hAnsi="Times New Roman" w:cs="Times New Roman"/>
-          <w:sz w:val="28"/>
-          <w:szCs w:val="28"/>
-          <w:lang w:val="vi-VN"/>
-        </w:rPr>
-        <w:t>quán</w:t>
+        <w:t>Hệ thống: Đặt món ăn tại quán</w:t>
       </w:r>
     </w:p>
     <w:p>
@@ -7085,7 +6544,6 @@
           <w:tcPr>
             <w:tcW w:w="0" w:type="auto"/>
             <w:vAlign w:val="center"/>
-            <w:hideMark/>
           </w:tcPr>
           <w:p>
             <w:pPr>
@@ -7113,7 +6571,6 @@
           <w:tcPr>
             <w:tcW w:w="0" w:type="auto"/>
             <w:vAlign w:val="center"/>
-            <w:hideMark/>
           </w:tcPr>
           <w:p>
             <w:pPr>
@@ -7146,7 +6603,6 @@
           <w:tcPr>
             <w:tcW w:w="0" w:type="auto"/>
             <w:vAlign w:val="center"/>
-            <w:hideMark/>
           </w:tcPr>
           <w:p>
             <w:pPr>
@@ -7172,7 +6628,6 @@
           <w:tcPr>
             <w:tcW w:w="0" w:type="auto"/>
             <w:vAlign w:val="center"/>
-            <w:hideMark/>
           </w:tcPr>
           <w:p>
             <w:pPr>
@@ -7201,7 +6656,6 @@
           <w:tcPr>
             <w:tcW w:w="0" w:type="auto"/>
             <w:vAlign w:val="center"/>
-            <w:hideMark/>
           </w:tcPr>
           <w:p>
             <w:pPr>
@@ -7227,23 +6681,30 @@
           <w:tcPr>
             <w:tcW w:w="0" w:type="auto"/>
             <w:vAlign w:val="center"/>
-            <w:hideMark/>
-          </w:tcPr>
-          <w:p>
-            <w:pPr>
-              <w:rPr>
-                <w:rFonts w:ascii="Times New Roman" w:eastAsia="Times New Roman" w:hAnsi="Times New Roman" w:cs="Times New Roman"/>
-                <w:sz w:val="28"/>
-                <w:szCs w:val="28"/>
-              </w:rPr>
-            </w:pPr>
-            <w:r>
-              <w:rPr>
-                <w:rFonts w:ascii="Times New Roman" w:eastAsia="Times New Roman" w:hAnsi="Times New Roman" w:cs="Times New Roman"/>
-                <w:sz w:val="28"/>
-                <w:szCs w:val="28"/>
-              </w:rPr>
-              <w:t>Mô tả tổng quan hệ thống đặt món: khách hàng đặt món tại bàn qua ứng dụng, nhân viên nhận đơn, bếp chế biến, hệ thống quản lý hóa đơn và thanh toán.</w:t>
+          </w:tcPr>
+          <w:p>
+            <w:pPr>
+              <w:rPr>
+                <w:rFonts w:ascii="Times New Roman" w:eastAsia="Times New Roman" w:hAnsi="Times New Roman" w:cs="Times New Roman"/>
+                <w:sz w:val="28"/>
+                <w:szCs w:val="28"/>
+              </w:rPr>
+            </w:pPr>
+            <w:r>
+              <w:rPr>
+                <w:rFonts w:ascii="Times New Roman" w:eastAsia="Times New Roman" w:hAnsi="Times New Roman" w:cs="Times New Roman"/>
+                <w:sz w:val="28"/>
+                <w:szCs w:val="28"/>
+              </w:rPr>
+              <w:t xml:space="preserve">Mô tả tổng quan hệ thống đặt món: khách hàng đặt món tại bàn qua </w:t>
+            </w:r>
+            <w:r>
+              <w:rPr>
+                <w:rFonts w:ascii="Times New Roman" w:eastAsia="Times New Roman" w:hAnsi="Times New Roman" w:cs="Times New Roman"/>
+                <w:sz w:val="28"/>
+                <w:szCs w:val="28"/>
+              </w:rPr>
+              <w:t>ứng dụng, nhân viên nhận đơn, bếp chế biến, hệ thống quản lý hóa đơn và thanh toán.</w:t>
             </w:r>
           </w:p>
         </w:tc>
@@ -7256,7 +6717,6 @@
           <w:tcPr>
             <w:tcW w:w="0" w:type="auto"/>
             <w:vAlign w:val="center"/>
-            <w:hideMark/>
           </w:tcPr>
           <w:p>
             <w:pPr>
@@ -7282,7 +6742,6 @@
           <w:tcPr>
             <w:tcW w:w="0" w:type="auto"/>
             <w:vAlign w:val="center"/>
-            <w:hideMark/>
           </w:tcPr>
           <w:p>
             <w:pPr>
@@ -7311,24 +6770,24 @@
           <w:tcPr>
             <w:tcW w:w="0" w:type="auto"/>
             <w:vAlign w:val="center"/>
-            <w:hideMark/>
-          </w:tcPr>
-          <w:p>
-            <w:pPr>
-              <w:rPr>
-                <w:rFonts w:ascii="Times New Roman" w:eastAsia="Times New Roman" w:hAnsi="Times New Roman" w:cs="Times New Roman"/>
-                <w:sz w:val="28"/>
-                <w:szCs w:val="28"/>
-              </w:rPr>
-            </w:pPr>
-            <w:r>
-              <w:rPr>
-                <w:rFonts w:ascii="Times New Roman" w:eastAsia="Times New Roman" w:hAnsi="Times New Roman" w:cs="Times New Roman"/>
-                <w:b/>
-                <w:bCs/>
-                <w:sz w:val="28"/>
-                <w:szCs w:val="28"/>
-              </w:rPr>
+          </w:tcPr>
+          <w:p>
+            <w:pPr>
+              <w:rPr>
+                <w:rFonts w:ascii="Times New Roman" w:eastAsia="Times New Roman" w:hAnsi="Times New Roman" w:cs="Times New Roman"/>
+                <w:sz w:val="28"/>
+                <w:szCs w:val="28"/>
+              </w:rPr>
+            </w:pPr>
+            <w:r>
+              <w:rPr>
+                <w:rFonts w:ascii="Times New Roman" w:eastAsia="Times New Roman" w:hAnsi="Times New Roman" w:cs="Times New Roman"/>
+                <w:b/>
+                <w:bCs/>
+                <w:sz w:val="28"/>
+                <w:szCs w:val="28"/>
+              </w:rPr>
+              <w:lastRenderedPageBreak/>
               <w:t>1.4. Tài liệu tham khảo (References)</w:t>
             </w:r>
           </w:p>
@@ -7337,7 +6796,6 @@
           <w:tcPr>
             <w:tcW w:w="0" w:type="auto"/>
             <w:vAlign w:val="center"/>
-            <w:hideMark/>
           </w:tcPr>
           <w:p>
             <w:pPr>
@@ -7422,27 +6880,25 @@
           <w:tcPr>
             <w:tcW w:w="0" w:type="auto"/>
             <w:vAlign w:val="center"/>
-            <w:hideMark/>
-          </w:tcPr>
-          <w:p>
-            <w:pPr>
-              <w:rPr>
-                <w:rFonts w:ascii="Times New Roman" w:eastAsia="Times New Roman" w:hAnsi="Times New Roman" w:cs="Times New Roman"/>
-                <w:b/>
-                <w:bCs/>
-                <w:sz w:val="28"/>
-                <w:szCs w:val="28"/>
-              </w:rPr>
-            </w:pPr>
-            <w:r>
-              <w:rPr>
-                <w:rFonts w:ascii="Times New Roman" w:eastAsia="Times New Roman" w:hAnsi="Times New Roman" w:cs="Times New Roman"/>
-                <w:b/>
-                <w:bCs/>
-                <w:sz w:val="28"/>
-                <w:szCs w:val="28"/>
-              </w:rPr>
-              <w:lastRenderedPageBreak/>
+          </w:tcPr>
+          <w:p>
+            <w:pPr>
+              <w:rPr>
+                <w:rFonts w:ascii="Times New Roman" w:eastAsia="Times New Roman" w:hAnsi="Times New Roman" w:cs="Times New Roman"/>
+                <w:b/>
+                <w:bCs/>
+                <w:sz w:val="28"/>
+                <w:szCs w:val="28"/>
+              </w:rPr>
+            </w:pPr>
+            <w:r>
+              <w:rPr>
+                <w:rFonts w:ascii="Times New Roman" w:eastAsia="Times New Roman" w:hAnsi="Times New Roman" w:cs="Times New Roman"/>
+                <w:b/>
+                <w:bCs/>
+                <w:sz w:val="28"/>
+                <w:szCs w:val="28"/>
+              </w:rPr>
               <w:t>Mục con</w:t>
             </w:r>
           </w:p>
@@ -7451,7 +6907,6 @@
           <w:tcPr>
             <w:tcW w:w="0" w:type="auto"/>
             <w:vAlign w:val="center"/>
-            <w:hideMark/>
           </w:tcPr>
           <w:p>
             <w:pPr>
@@ -7484,7 +6939,6 @@
           <w:tcPr>
             <w:tcW w:w="0" w:type="auto"/>
             <w:vAlign w:val="center"/>
-            <w:hideMark/>
           </w:tcPr>
           <w:p>
             <w:pPr>
@@ -7510,23 +6964,30 @@
           <w:tcPr>
             <w:tcW w:w="0" w:type="auto"/>
             <w:vAlign w:val="center"/>
-            <w:hideMark/>
-          </w:tcPr>
-          <w:p>
-            <w:pPr>
-              <w:rPr>
-                <w:rFonts w:ascii="Times New Roman" w:eastAsia="Times New Roman" w:hAnsi="Times New Roman" w:cs="Times New Roman"/>
-                <w:sz w:val="28"/>
-                <w:szCs w:val="28"/>
-              </w:rPr>
-            </w:pPr>
-            <w:r>
-              <w:rPr>
-                <w:rFonts w:ascii="Times New Roman" w:eastAsia="Times New Roman" w:hAnsi="Times New Roman" w:cs="Times New Roman"/>
-                <w:sz w:val="28"/>
-                <w:szCs w:val="28"/>
-              </w:rPr>
-              <w:t>Mô tả môi trường phần cứng, phần mềm: thiết bị di động, máy tính bảng, mạng nội bộ quán, server.</w:t>
+          </w:tcPr>
+          <w:p>
+            <w:pPr>
+              <w:rPr>
+                <w:rFonts w:ascii="Times New Roman" w:eastAsia="Times New Roman" w:hAnsi="Times New Roman" w:cs="Times New Roman"/>
+                <w:sz w:val="28"/>
+                <w:szCs w:val="28"/>
+              </w:rPr>
+            </w:pPr>
+            <w:r>
+              <w:rPr>
+                <w:rFonts w:ascii="Times New Roman" w:eastAsia="Times New Roman" w:hAnsi="Times New Roman" w:cs="Times New Roman"/>
+                <w:sz w:val="28"/>
+                <w:szCs w:val="28"/>
+              </w:rPr>
+              <w:t>Mô tả môi trường phần cứng, phần mềm: thiết bị di động, máy tính bảng, mạng nộ</w:t>
+            </w:r>
+            <w:r>
+              <w:rPr>
+                <w:rFonts w:ascii="Times New Roman" w:eastAsia="Times New Roman" w:hAnsi="Times New Roman" w:cs="Times New Roman"/>
+                <w:sz w:val="28"/>
+                <w:szCs w:val="28"/>
+              </w:rPr>
+              <w:t>i bộ quán, server.</w:t>
             </w:r>
           </w:p>
         </w:tc>
@@ -7539,7 +7000,6 @@
           <w:tcPr>
             <w:tcW w:w="0" w:type="auto"/>
             <w:vAlign w:val="center"/>
-            <w:hideMark/>
           </w:tcPr>
           <w:p>
             <w:pPr>
@@ -7565,7 +7025,6 @@
           <w:tcPr>
             <w:tcW w:w="0" w:type="auto"/>
             <w:vAlign w:val="center"/>
-            <w:hideMark/>
           </w:tcPr>
           <w:p>
             <w:pPr>
@@ -7621,7 +7080,6 @@
           <w:tcPr>
             <w:tcW w:w="0" w:type="auto"/>
             <w:vAlign w:val="center"/>
-            <w:hideMark/>
           </w:tcPr>
           <w:p>
             <w:pPr>
@@ -7647,7 +7105,6 @@
           <w:tcPr>
             <w:tcW w:w="0" w:type="auto"/>
             <w:vAlign w:val="center"/>
-            <w:hideMark/>
           </w:tcPr>
           <w:p>
             <w:pPr>
@@ -7676,7 +7133,6 @@
           <w:tcPr>
             <w:tcW w:w="0" w:type="auto"/>
             <w:vAlign w:val="center"/>
-            <w:hideMark/>
           </w:tcPr>
           <w:p>
             <w:pPr>
@@ -7702,23 +7158,30 @@
           <w:tcPr>
             <w:tcW w:w="0" w:type="auto"/>
             <w:vAlign w:val="center"/>
-            <w:hideMark/>
-          </w:tcPr>
-          <w:p>
-            <w:pPr>
-              <w:rPr>
-                <w:rFonts w:ascii="Times New Roman" w:eastAsia="Times New Roman" w:hAnsi="Times New Roman" w:cs="Times New Roman"/>
-                <w:sz w:val="28"/>
-                <w:szCs w:val="28"/>
-              </w:rPr>
-            </w:pPr>
-            <w:r>
-              <w:rPr>
-                <w:rFonts w:ascii="Times New Roman" w:eastAsia="Times New Roman" w:hAnsi="Times New Roman" w:cs="Times New Roman"/>
-                <w:sz w:val="28"/>
-                <w:szCs w:val="28"/>
-              </w:rPr>
-              <w:t>Giả định có kết nối mạng, máy in hóa đơn hoạt động, dữ liệu thực đơn đã có sẵn.</w:t>
+          </w:tcPr>
+          <w:p>
+            <w:pPr>
+              <w:rPr>
+                <w:rFonts w:ascii="Times New Roman" w:eastAsia="Times New Roman" w:hAnsi="Times New Roman" w:cs="Times New Roman"/>
+                <w:sz w:val="28"/>
+                <w:szCs w:val="28"/>
+              </w:rPr>
+            </w:pPr>
+            <w:r>
+              <w:rPr>
+                <w:rFonts w:ascii="Times New Roman" w:eastAsia="Times New Roman" w:hAnsi="Times New Roman" w:cs="Times New Roman"/>
+                <w:sz w:val="28"/>
+                <w:szCs w:val="28"/>
+              </w:rPr>
+              <w:t>Giả định có kết nối mạng, máy in hóa đơn hoạt động, dữ liệu thực đơn đã có</w:t>
+            </w:r>
+            <w:r>
+              <w:rPr>
+                <w:rFonts w:ascii="Times New Roman" w:eastAsia="Times New Roman" w:hAnsi="Times New Roman" w:cs="Times New Roman"/>
+                <w:sz w:val="28"/>
+                <w:szCs w:val="28"/>
+              </w:rPr>
+              <w:t xml:space="preserve"> sẵn.</w:t>
             </w:r>
           </w:p>
         </w:tc>
@@ -7789,7 +7252,6 @@
           <w:tcPr>
             <w:tcW w:w="0" w:type="auto"/>
             <w:vAlign w:val="center"/>
-            <w:hideMark/>
           </w:tcPr>
           <w:p>
             <w:pPr>
@@ -7817,7 +7279,6 @@
           <w:tcPr>
             <w:tcW w:w="0" w:type="auto"/>
             <w:vAlign w:val="center"/>
-            <w:hideMark/>
           </w:tcPr>
           <w:p>
             <w:pPr>
@@ -7850,7 +7311,6 @@
           <w:tcPr>
             <w:tcW w:w="0" w:type="auto"/>
             <w:vAlign w:val="center"/>
-            <w:hideMark/>
           </w:tcPr>
           <w:p>
             <w:pPr>
@@ -7876,7 +7336,6 @@
           <w:tcPr>
             <w:tcW w:w="0" w:type="auto"/>
             <w:vAlign w:val="center"/>
-            <w:hideMark/>
           </w:tcPr>
           <w:p>
             <w:pPr>
@@ -7905,7 +7364,6 @@
           <w:tcPr>
             <w:tcW w:w="0" w:type="auto"/>
             <w:vAlign w:val="center"/>
-            <w:hideMark/>
           </w:tcPr>
           <w:p>
             <w:pPr>
@@ -7931,23 +7389,30 @@
           <w:tcPr>
             <w:tcW w:w="0" w:type="auto"/>
             <w:vAlign w:val="center"/>
-            <w:hideMark/>
-          </w:tcPr>
-          <w:p>
-            <w:pPr>
-              <w:rPr>
-                <w:rFonts w:ascii="Times New Roman" w:eastAsia="Times New Roman" w:hAnsi="Times New Roman" w:cs="Times New Roman"/>
-                <w:sz w:val="28"/>
-                <w:szCs w:val="28"/>
-              </w:rPr>
-            </w:pPr>
-            <w:r>
-              <w:rPr>
-                <w:rFonts w:ascii="Times New Roman" w:eastAsia="Times New Roman" w:hAnsi="Times New Roman" w:cs="Times New Roman"/>
-                <w:sz w:val="28"/>
-                <w:szCs w:val="28"/>
-              </w:rPr>
-              <w:t>Khách hàng xem thực đơn (tên, hình ảnh, giá, mô tả) và thêm vào giỏ hàng.</w:t>
+          </w:tcPr>
+          <w:p>
+            <w:pPr>
+              <w:rPr>
+                <w:rFonts w:ascii="Times New Roman" w:eastAsia="Times New Roman" w:hAnsi="Times New Roman" w:cs="Times New Roman"/>
+                <w:sz w:val="28"/>
+                <w:szCs w:val="28"/>
+              </w:rPr>
+            </w:pPr>
+            <w:r>
+              <w:rPr>
+                <w:rFonts w:ascii="Times New Roman" w:eastAsia="Times New Roman" w:hAnsi="Times New Roman" w:cs="Times New Roman"/>
+                <w:sz w:val="28"/>
+                <w:szCs w:val="28"/>
+              </w:rPr>
+              <w:t xml:space="preserve">Khách hàng xem thực đơn (tên, hình ảnh, giá, mô tả) và thêm vào giỏ </w:t>
+            </w:r>
+            <w:r>
+              <w:rPr>
+                <w:rFonts w:ascii="Times New Roman" w:eastAsia="Times New Roman" w:hAnsi="Times New Roman" w:cs="Times New Roman"/>
+                <w:sz w:val="28"/>
+                <w:szCs w:val="28"/>
+              </w:rPr>
+              <w:t>hàng.</w:t>
             </w:r>
           </w:p>
         </w:tc>
@@ -7960,24 +7425,24 @@
           <w:tcPr>
             <w:tcW w:w="0" w:type="auto"/>
             <w:vAlign w:val="center"/>
-            <w:hideMark/>
-          </w:tcPr>
-          <w:p>
-            <w:pPr>
-              <w:rPr>
-                <w:rFonts w:ascii="Times New Roman" w:eastAsia="Times New Roman" w:hAnsi="Times New Roman" w:cs="Times New Roman"/>
-                <w:sz w:val="28"/>
-                <w:szCs w:val="28"/>
-              </w:rPr>
-            </w:pPr>
-            <w:r>
-              <w:rPr>
-                <w:rFonts w:ascii="Times New Roman" w:eastAsia="Times New Roman" w:hAnsi="Times New Roman" w:cs="Times New Roman"/>
-                <w:b/>
-                <w:bCs/>
-                <w:sz w:val="28"/>
-                <w:szCs w:val="28"/>
-              </w:rPr>
+          </w:tcPr>
+          <w:p>
+            <w:pPr>
+              <w:rPr>
+                <w:rFonts w:ascii="Times New Roman" w:eastAsia="Times New Roman" w:hAnsi="Times New Roman" w:cs="Times New Roman"/>
+                <w:sz w:val="28"/>
+                <w:szCs w:val="28"/>
+              </w:rPr>
+            </w:pPr>
+            <w:r>
+              <w:rPr>
+                <w:rFonts w:ascii="Times New Roman" w:eastAsia="Times New Roman" w:hAnsi="Times New Roman" w:cs="Times New Roman"/>
+                <w:b/>
+                <w:bCs/>
+                <w:sz w:val="28"/>
+                <w:szCs w:val="28"/>
+              </w:rPr>
+              <w:lastRenderedPageBreak/>
               <w:t>3.3. Đặt món &amp; xác nhận đơn hàng</w:t>
             </w:r>
           </w:p>
@@ -7986,7 +7451,6 @@
           <w:tcPr>
             <w:tcW w:w="0" w:type="auto"/>
             <w:vAlign w:val="center"/>
-            <w:hideMark/>
           </w:tcPr>
           <w:p>
             <w:pPr>
@@ -8015,7 +7479,6 @@
           <w:tcPr>
             <w:tcW w:w="0" w:type="auto"/>
             <w:vAlign w:val="center"/>
-            <w:hideMark/>
           </w:tcPr>
           <w:p>
             <w:pPr>
@@ -8041,7 +7504,6 @@
           <w:tcPr>
             <w:tcW w:w="0" w:type="auto"/>
             <w:vAlign w:val="center"/>
-            <w:hideMark/>
           </w:tcPr>
           <w:p>
             <w:pPr>
@@ -8070,7 +7532,6 @@
           <w:tcPr>
             <w:tcW w:w="0" w:type="auto"/>
             <w:vAlign w:val="center"/>
-            <w:hideMark/>
           </w:tcPr>
           <w:p>
             <w:pPr>
@@ -8096,23 +7557,30 @@
           <w:tcPr>
             <w:tcW w:w="0" w:type="auto"/>
             <w:vAlign w:val="center"/>
-            <w:hideMark/>
-          </w:tcPr>
-          <w:p>
-            <w:pPr>
-              <w:rPr>
-                <w:rFonts w:ascii="Times New Roman" w:eastAsia="Times New Roman" w:hAnsi="Times New Roman" w:cs="Times New Roman"/>
-                <w:sz w:val="28"/>
-                <w:szCs w:val="28"/>
-              </w:rPr>
-            </w:pPr>
-            <w:r>
-              <w:rPr>
-                <w:rFonts w:ascii="Times New Roman" w:eastAsia="Times New Roman" w:hAnsi="Times New Roman" w:cs="Times New Roman"/>
-                <w:sz w:val="28"/>
-                <w:szCs w:val="28"/>
-              </w:rPr>
-              <w:t>Khách hàng chọn phương thức thanh toán (tiền mặt, thẻ, ví điện tử); hệ thống in hoặc gửi hóa đơn điện tử.</w:t>
+          </w:tcPr>
+          <w:p>
+            <w:pPr>
+              <w:rPr>
+                <w:rFonts w:ascii="Times New Roman" w:eastAsia="Times New Roman" w:hAnsi="Times New Roman" w:cs="Times New Roman"/>
+                <w:sz w:val="28"/>
+                <w:szCs w:val="28"/>
+              </w:rPr>
+            </w:pPr>
+            <w:r>
+              <w:rPr>
+                <w:rFonts w:ascii="Times New Roman" w:eastAsia="Times New Roman" w:hAnsi="Times New Roman" w:cs="Times New Roman"/>
+                <w:sz w:val="28"/>
+                <w:szCs w:val="28"/>
+              </w:rPr>
+              <w:t xml:space="preserve">Khách </w:t>
+            </w:r>
+            <w:r>
+              <w:rPr>
+                <w:rFonts w:ascii="Times New Roman" w:eastAsia="Times New Roman" w:hAnsi="Times New Roman" w:cs="Times New Roman"/>
+                <w:sz w:val="28"/>
+                <w:szCs w:val="28"/>
+              </w:rPr>
+              <w:t>hàng chọn phương thức thanh toán (tiền mặt, thẻ, ví điện tử); hệ thống in hoặc gửi hóa đơn điện tử.</w:t>
             </w:r>
           </w:p>
         </w:tc>
@@ -8125,25 +7593,23 @@
           <w:tcPr>
             <w:tcW w:w="0" w:type="auto"/>
             <w:vAlign w:val="center"/>
-            <w:hideMark/>
-          </w:tcPr>
-          <w:p>
-            <w:pPr>
-              <w:rPr>
-                <w:rFonts w:ascii="Times New Roman" w:eastAsia="Times New Roman" w:hAnsi="Times New Roman" w:cs="Times New Roman"/>
-                <w:sz w:val="28"/>
-                <w:szCs w:val="28"/>
-              </w:rPr>
-            </w:pPr>
-            <w:r>
-              <w:rPr>
-                <w:rFonts w:ascii="Times New Roman" w:eastAsia="Times New Roman" w:hAnsi="Times New Roman" w:cs="Times New Roman"/>
-                <w:b/>
-                <w:bCs/>
-                <w:sz w:val="28"/>
-                <w:szCs w:val="28"/>
-              </w:rPr>
-              <w:lastRenderedPageBreak/>
+          </w:tcPr>
+          <w:p>
+            <w:pPr>
+              <w:rPr>
+                <w:rFonts w:ascii="Times New Roman" w:eastAsia="Times New Roman" w:hAnsi="Times New Roman" w:cs="Times New Roman"/>
+                <w:sz w:val="28"/>
+                <w:szCs w:val="28"/>
+              </w:rPr>
+            </w:pPr>
+            <w:r>
+              <w:rPr>
+                <w:rFonts w:ascii="Times New Roman" w:eastAsia="Times New Roman" w:hAnsi="Times New Roman" w:cs="Times New Roman"/>
+                <w:b/>
+                <w:bCs/>
+                <w:sz w:val="28"/>
+                <w:szCs w:val="28"/>
+              </w:rPr>
               <w:t>3.6. Quản lý thực đơn</w:t>
             </w:r>
           </w:p>
@@ -8152,7 +7618,6 @@
           <w:tcPr>
             <w:tcW w:w="0" w:type="auto"/>
             <w:vAlign w:val="center"/>
-            <w:hideMark/>
           </w:tcPr>
           <w:p>
             <w:pPr>
@@ -8181,7 +7646,6 @@
           <w:tcPr>
             <w:tcW w:w="0" w:type="auto"/>
             <w:vAlign w:val="center"/>
-            <w:hideMark/>
           </w:tcPr>
           <w:p>
             <w:pPr>
@@ -8207,23 +7671,30 @@
           <w:tcPr>
             <w:tcW w:w="0" w:type="auto"/>
             <w:vAlign w:val="center"/>
-            <w:hideMark/>
-          </w:tcPr>
-          <w:p>
-            <w:pPr>
-              <w:rPr>
-                <w:rFonts w:ascii="Times New Roman" w:eastAsia="Times New Roman" w:hAnsi="Times New Roman" w:cs="Times New Roman"/>
-                <w:sz w:val="28"/>
-                <w:szCs w:val="28"/>
-              </w:rPr>
-            </w:pPr>
-            <w:r>
-              <w:rPr>
-                <w:rFonts w:ascii="Times New Roman" w:eastAsia="Times New Roman" w:hAnsi="Times New Roman" w:cs="Times New Roman"/>
-                <w:sz w:val="28"/>
-                <w:szCs w:val="28"/>
-              </w:rPr>
-              <w:t>Quản lý xem thống kê theo ngày/tháng, doanh thu từng món.</w:t>
+          </w:tcPr>
+          <w:p>
+            <w:pPr>
+              <w:rPr>
+                <w:rFonts w:ascii="Times New Roman" w:eastAsia="Times New Roman" w:hAnsi="Times New Roman" w:cs="Times New Roman"/>
+                <w:sz w:val="28"/>
+                <w:szCs w:val="28"/>
+              </w:rPr>
+            </w:pPr>
+            <w:r>
+              <w:rPr>
+                <w:rFonts w:ascii="Times New Roman" w:eastAsia="Times New Roman" w:hAnsi="Times New Roman" w:cs="Times New Roman"/>
+                <w:sz w:val="28"/>
+                <w:szCs w:val="28"/>
+              </w:rPr>
+              <w:t>Quản lý xem thống kê theo ngày/tháng</w:t>
+            </w:r>
+            <w:r>
+              <w:rPr>
+                <w:rFonts w:ascii="Times New Roman" w:eastAsia="Times New Roman" w:hAnsi="Times New Roman" w:cs="Times New Roman"/>
+                <w:sz w:val="28"/>
+                <w:szCs w:val="28"/>
+              </w:rPr>
+              <w:t>, doanh thu từng món.</w:t>
             </w:r>
           </w:p>
         </w:tc>
@@ -8292,7 +7763,6 @@
           <w:tcPr>
             <w:tcW w:w="0" w:type="auto"/>
             <w:vAlign w:val="center"/>
-            <w:hideMark/>
           </w:tcPr>
           <w:p>
             <w:pPr>
@@ -8320,7 +7790,6 @@
           <w:tcPr>
             <w:tcW w:w="0" w:type="auto"/>
             <w:vAlign w:val="center"/>
-            <w:hideMark/>
           </w:tcPr>
           <w:p>
             <w:pPr>
@@ -8353,7 +7822,6 @@
           <w:tcPr>
             <w:tcW w:w="0" w:type="auto"/>
             <w:vAlign w:val="center"/>
-            <w:hideMark/>
           </w:tcPr>
           <w:p>
             <w:pPr>
@@ -8379,7 +7847,6 @@
           <w:tcPr>
             <w:tcW w:w="0" w:type="auto"/>
             <w:vAlign w:val="center"/>
-            <w:hideMark/>
           </w:tcPr>
           <w:p>
             <w:pPr>
@@ -8408,7 +7875,6 @@
           <w:tcPr>
             <w:tcW w:w="0" w:type="auto"/>
             <w:vAlign w:val="center"/>
-            <w:hideMark/>
           </w:tcPr>
           <w:p>
             <w:pPr>
@@ -8434,23 +7900,30 @@
           <w:tcPr>
             <w:tcW w:w="0" w:type="auto"/>
             <w:vAlign w:val="center"/>
-            <w:hideMark/>
-          </w:tcPr>
-          <w:p>
-            <w:pPr>
-              <w:rPr>
-                <w:rFonts w:ascii="Times New Roman" w:eastAsia="Times New Roman" w:hAnsi="Times New Roman" w:cs="Times New Roman"/>
-                <w:sz w:val="28"/>
-                <w:szCs w:val="28"/>
-              </w:rPr>
-            </w:pPr>
-            <w:r>
-              <w:rPr>
-                <w:rFonts w:ascii="Times New Roman" w:eastAsia="Times New Roman" w:hAnsi="Times New Roman" w:cs="Times New Roman"/>
-                <w:sz w:val="28"/>
-                <w:szCs w:val="28"/>
-              </w:rPr>
-              <w:t>Dữ liệu thanh toán phải mã hóa; người dùng chỉ truy cập chức năng được phân quyền.</w:t>
+          </w:tcPr>
+          <w:p>
+            <w:pPr>
+              <w:rPr>
+                <w:rFonts w:ascii="Times New Roman" w:eastAsia="Times New Roman" w:hAnsi="Times New Roman" w:cs="Times New Roman"/>
+                <w:sz w:val="28"/>
+                <w:szCs w:val="28"/>
+              </w:rPr>
+            </w:pPr>
+            <w:r>
+              <w:rPr>
+                <w:rFonts w:ascii="Times New Roman" w:eastAsia="Times New Roman" w:hAnsi="Times New Roman" w:cs="Times New Roman"/>
+                <w:sz w:val="28"/>
+                <w:szCs w:val="28"/>
+              </w:rPr>
+              <w:t xml:space="preserve">Dữ liệu thanh toán phải mã hóa; người dùng chỉ truy cập chức năng được phân </w:t>
+            </w:r>
+            <w:r>
+              <w:rPr>
+                <w:rFonts w:ascii="Times New Roman" w:eastAsia="Times New Roman" w:hAnsi="Times New Roman" w:cs="Times New Roman"/>
+                <w:sz w:val="28"/>
+                <w:szCs w:val="28"/>
+              </w:rPr>
+              <w:t>quyền.</w:t>
             </w:r>
           </w:p>
         </w:tc>
@@ -8463,7 +7936,6 @@
           <w:tcPr>
             <w:tcW w:w="0" w:type="auto"/>
             <w:vAlign w:val="center"/>
-            <w:hideMark/>
           </w:tcPr>
           <w:p>
             <w:pPr>
@@ -8489,7 +7961,6 @@
           <w:tcPr>
             <w:tcW w:w="0" w:type="auto"/>
             <w:vAlign w:val="center"/>
-            <w:hideMark/>
           </w:tcPr>
           <w:p>
             <w:pPr>
@@ -8518,7 +7989,6 @@
           <w:tcPr>
             <w:tcW w:w="0" w:type="auto"/>
             <w:vAlign w:val="center"/>
-            <w:hideMark/>
           </w:tcPr>
           <w:p>
             <w:pPr>
@@ -8544,7 +8014,6 @@
           <w:tcPr>
             <w:tcW w:w="0" w:type="auto"/>
             <w:vAlign w:val="center"/>
-            <w:hideMark/>
           </w:tcPr>
           <w:p>
             <w:pPr>
@@ -8573,7 +8042,6 @@
           <w:tcPr>
             <w:tcW w:w="0" w:type="auto"/>
             <w:vAlign w:val="center"/>
-            <w:hideMark/>
           </w:tcPr>
           <w:p>
             <w:pPr>
@@ -8599,23 +8067,30 @@
           <w:tcPr>
             <w:tcW w:w="0" w:type="auto"/>
             <w:vAlign w:val="center"/>
-            <w:hideMark/>
-          </w:tcPr>
-          <w:p>
-            <w:pPr>
-              <w:rPr>
-                <w:rFonts w:ascii="Times New Roman" w:eastAsia="Times New Roman" w:hAnsi="Times New Roman" w:cs="Times New Roman"/>
-                <w:sz w:val="28"/>
-                <w:szCs w:val="28"/>
-              </w:rPr>
-            </w:pPr>
-            <w:r>
-              <w:rPr>
-                <w:rFonts w:ascii="Times New Roman" w:eastAsia="Times New Roman" w:hAnsi="Times New Roman" w:cs="Times New Roman"/>
-                <w:sz w:val="28"/>
-                <w:szCs w:val="28"/>
-              </w:rPr>
-              <w:t>Hệ thống có thể phục vụ nhiều chi nhánh/quán cùng lúc.</w:t>
+          </w:tcPr>
+          <w:p>
+            <w:pPr>
+              <w:rPr>
+                <w:rFonts w:ascii="Times New Roman" w:eastAsia="Times New Roman" w:hAnsi="Times New Roman" w:cs="Times New Roman"/>
+                <w:sz w:val="28"/>
+                <w:szCs w:val="28"/>
+              </w:rPr>
+            </w:pPr>
+            <w:r>
+              <w:rPr>
+                <w:rFonts w:ascii="Times New Roman" w:eastAsia="Times New Roman" w:hAnsi="Times New Roman" w:cs="Times New Roman"/>
+                <w:sz w:val="28"/>
+                <w:szCs w:val="28"/>
+              </w:rPr>
+              <w:t xml:space="preserve">Hệ thống có thể phục vụ nhiều chi </w:t>
+            </w:r>
+            <w:r>
+              <w:rPr>
+                <w:rFonts w:ascii="Times New Roman" w:eastAsia="Times New Roman" w:hAnsi="Times New Roman" w:cs="Times New Roman"/>
+                <w:sz w:val="28"/>
+                <w:szCs w:val="28"/>
+              </w:rPr>
+              <w:t>nhánh/quán cùng lúc.</w:t>
             </w:r>
           </w:p>
         </w:tc>
@@ -8635,7 +8110,7 @@
           <w:sz w:val="28"/>
           <w:szCs w:val="28"/>
         </w:rPr>
-        <w:pict w14:anchorId="78D6B693">
+        <w:pict w14:anchorId="40C331EB">
           <v:rect id="_x0000_i1025" style="width:0;height:1.5pt" o:hralign="center" o:hrstd="t" o:hr="t" fillcolor="#a0a0a0" stroked="f"/>
         </w:pict>
       </w:r>
@@ -8694,26 +8169,26 @@
           <w:tcPr>
             <w:tcW w:w="0" w:type="auto"/>
             <w:vAlign w:val="center"/>
-            <w:hideMark/>
-          </w:tcPr>
-          <w:p>
-            <w:pPr>
-              <w:rPr>
-                <w:rFonts w:ascii="Times New Roman" w:eastAsia="Times New Roman" w:hAnsi="Times New Roman" w:cs="Times New Roman"/>
-                <w:b/>
-                <w:bCs/>
-                <w:sz w:val="28"/>
-                <w:szCs w:val="28"/>
-              </w:rPr>
-            </w:pPr>
-            <w:r>
-              <w:rPr>
-                <w:rFonts w:ascii="Times New Roman" w:eastAsia="Times New Roman" w:hAnsi="Times New Roman" w:cs="Times New Roman"/>
-                <w:b/>
-                <w:bCs/>
-                <w:sz w:val="28"/>
-                <w:szCs w:val="28"/>
-              </w:rPr>
+          </w:tcPr>
+          <w:p>
+            <w:pPr>
+              <w:rPr>
+                <w:rFonts w:ascii="Times New Roman" w:eastAsia="Times New Roman" w:hAnsi="Times New Roman" w:cs="Times New Roman"/>
+                <w:b/>
+                <w:bCs/>
+                <w:sz w:val="28"/>
+                <w:szCs w:val="28"/>
+              </w:rPr>
+            </w:pPr>
+            <w:r>
+              <w:rPr>
+                <w:rFonts w:ascii="Times New Roman" w:eastAsia="Times New Roman" w:hAnsi="Times New Roman" w:cs="Times New Roman"/>
+                <w:b/>
+                <w:bCs/>
+                <w:sz w:val="28"/>
+                <w:szCs w:val="28"/>
+              </w:rPr>
+              <w:lastRenderedPageBreak/>
               <w:t>Mục con</w:t>
             </w:r>
           </w:p>
@@ -8722,7 +8197,6 @@
           <w:tcPr>
             <w:tcW w:w="0" w:type="auto"/>
             <w:vAlign w:val="center"/>
-            <w:hideMark/>
           </w:tcPr>
           <w:p>
             <w:pPr>
@@ -8755,7 +8229,6 @@
           <w:tcPr>
             <w:tcW w:w="0" w:type="auto"/>
             <w:vAlign w:val="center"/>
-            <w:hideMark/>
           </w:tcPr>
           <w:p>
             <w:pPr>
@@ -8781,7 +8254,6 @@
           <w:tcPr>
             <w:tcW w:w="0" w:type="auto"/>
             <w:vAlign w:val="center"/>
-            <w:hideMark/>
           </w:tcPr>
           <w:p>
             <w:pPr>
@@ -8810,7 +8282,6 @@
           <w:tcPr>
             <w:tcW w:w="0" w:type="auto"/>
             <w:vAlign w:val="center"/>
-            <w:hideMark/>
           </w:tcPr>
           <w:p>
             <w:pPr>
@@ -8836,23 +8307,30 @@
           <w:tcPr>
             <w:tcW w:w="0" w:type="auto"/>
             <w:vAlign w:val="center"/>
-            <w:hideMark/>
-          </w:tcPr>
-          <w:p>
-            <w:pPr>
-              <w:rPr>
-                <w:rFonts w:ascii="Times New Roman" w:eastAsia="Times New Roman" w:hAnsi="Times New Roman" w:cs="Times New Roman"/>
-                <w:sz w:val="28"/>
-                <w:szCs w:val="28"/>
-              </w:rPr>
-            </w:pPr>
-            <w:r>
-              <w:rPr>
-                <w:rFonts w:ascii="Times New Roman" w:eastAsia="Times New Roman" w:hAnsi="Times New Roman" w:cs="Times New Roman"/>
-                <w:sz w:val="28"/>
-                <w:szCs w:val="28"/>
-              </w:rPr>
-              <w:t>Trang xem và xác nhận đơn, cập nhật trạng thái giao món.</w:t>
+          </w:tcPr>
+          <w:p>
+            <w:pPr>
+              <w:rPr>
+                <w:rFonts w:ascii="Times New Roman" w:eastAsia="Times New Roman" w:hAnsi="Times New Roman" w:cs="Times New Roman"/>
+                <w:sz w:val="28"/>
+                <w:szCs w:val="28"/>
+              </w:rPr>
+            </w:pPr>
+            <w:r>
+              <w:rPr>
+                <w:rFonts w:ascii="Times New Roman" w:eastAsia="Times New Roman" w:hAnsi="Times New Roman" w:cs="Times New Roman"/>
+                <w:sz w:val="28"/>
+                <w:szCs w:val="28"/>
+              </w:rPr>
+              <w:t xml:space="preserve">Trang xem và xác nhận đơn, cập nhật trạng thái giao </w:t>
+            </w:r>
+            <w:r>
+              <w:rPr>
+                <w:rFonts w:ascii="Times New Roman" w:eastAsia="Times New Roman" w:hAnsi="Times New Roman" w:cs="Times New Roman"/>
+                <w:sz w:val="28"/>
+                <w:szCs w:val="28"/>
+              </w:rPr>
+              <w:t>món.</w:t>
             </w:r>
           </w:p>
         </w:tc>
@@ -8865,7 +8343,6 @@
           <w:tcPr>
             <w:tcW w:w="0" w:type="auto"/>
             <w:vAlign w:val="center"/>
-            <w:hideMark/>
           </w:tcPr>
           <w:p>
             <w:pPr>
@@ -8891,7 +8368,6 @@
           <w:tcPr>
             <w:tcW w:w="0" w:type="auto"/>
             <w:vAlign w:val="center"/>
-            <w:hideMark/>
           </w:tcPr>
           <w:p>
             <w:pPr>
@@ -8920,25 +8396,23 @@
           <w:tcPr>
             <w:tcW w:w="0" w:type="auto"/>
             <w:vAlign w:val="center"/>
-            <w:hideMark/>
-          </w:tcPr>
-          <w:p>
-            <w:pPr>
-              <w:rPr>
-                <w:rFonts w:ascii="Times New Roman" w:eastAsia="Times New Roman" w:hAnsi="Times New Roman" w:cs="Times New Roman"/>
-                <w:sz w:val="28"/>
-                <w:szCs w:val="28"/>
-              </w:rPr>
-            </w:pPr>
-            <w:r>
-              <w:rPr>
-                <w:rFonts w:ascii="Times New Roman" w:eastAsia="Times New Roman" w:hAnsi="Times New Roman" w:cs="Times New Roman"/>
-                <w:b/>
-                <w:bCs/>
-                <w:sz w:val="28"/>
-                <w:szCs w:val="28"/>
-              </w:rPr>
-              <w:lastRenderedPageBreak/>
+          </w:tcPr>
+          <w:p>
+            <w:pPr>
+              <w:rPr>
+                <w:rFonts w:ascii="Times New Roman" w:eastAsia="Times New Roman" w:hAnsi="Times New Roman" w:cs="Times New Roman"/>
+                <w:sz w:val="28"/>
+                <w:szCs w:val="28"/>
+              </w:rPr>
+            </w:pPr>
+            <w:r>
+              <w:rPr>
+                <w:rFonts w:ascii="Times New Roman" w:eastAsia="Times New Roman" w:hAnsi="Times New Roman" w:cs="Times New Roman"/>
+                <w:b/>
+                <w:bCs/>
+                <w:sz w:val="28"/>
+                <w:szCs w:val="28"/>
+              </w:rPr>
               <w:t>5.4. Giao diện quản lý</w:t>
             </w:r>
           </w:p>
@@ -8947,7 +8421,6 @@
           <w:tcPr>
             <w:tcW w:w="0" w:type="auto"/>
             <w:vAlign w:val="center"/>
-            <w:hideMark/>
           </w:tcPr>
           <w:p>
             <w:pPr>
@@ -9023,7 +8496,6 @@
           <w:tcPr>
             <w:tcW w:w="0" w:type="auto"/>
             <w:vAlign w:val="center"/>
-            <w:hideMark/>
           </w:tcPr>
           <w:p>
             <w:pPr>
@@ -9051,7 +8523,6 @@
           <w:tcPr>
             <w:tcW w:w="0" w:type="auto"/>
             <w:vAlign w:val="center"/>
-            <w:hideMark/>
           </w:tcPr>
           <w:p>
             <w:pPr>
@@ -9084,33 +8555,41 @@
           <w:tcPr>
             <w:tcW w:w="0" w:type="auto"/>
             <w:vAlign w:val="center"/>
-            <w:hideMark/>
-          </w:tcPr>
-          <w:p>
-            <w:pPr>
-              <w:rPr>
-                <w:rFonts w:ascii="Times New Roman" w:eastAsia="Times New Roman" w:hAnsi="Times New Roman" w:cs="Times New Roman"/>
-                <w:sz w:val="28"/>
-                <w:szCs w:val="28"/>
-              </w:rPr>
-            </w:pPr>
-            <w:r>
-              <w:rPr>
-                <w:rFonts w:ascii="Times New Roman" w:eastAsia="Times New Roman" w:hAnsi="Times New Roman" w:cs="Times New Roman"/>
-                <w:b/>
-                <w:bCs/>
-                <w:sz w:val="28"/>
-                <w:szCs w:val="28"/>
-              </w:rPr>
-              <w:t>6.1. Giao tiếp phần mềm (Software Interfaces)</w:t>
-            </w:r>
-          </w:p>
-        </w:tc>
-        <w:tc>
-          <w:tcPr>
-            <w:tcW w:w="0" w:type="auto"/>
-            <w:vAlign w:val="center"/>
-            <w:hideMark/>
+          </w:tcPr>
+          <w:p>
+            <w:pPr>
+              <w:rPr>
+                <w:rFonts w:ascii="Times New Roman" w:eastAsia="Times New Roman" w:hAnsi="Times New Roman" w:cs="Times New Roman"/>
+                <w:sz w:val="28"/>
+                <w:szCs w:val="28"/>
+              </w:rPr>
+            </w:pPr>
+            <w:r>
+              <w:rPr>
+                <w:rFonts w:ascii="Times New Roman" w:eastAsia="Times New Roman" w:hAnsi="Times New Roman" w:cs="Times New Roman"/>
+                <w:b/>
+                <w:bCs/>
+                <w:sz w:val="28"/>
+                <w:szCs w:val="28"/>
+              </w:rPr>
+              <w:t xml:space="preserve">6.1. Giao tiếp phần mềm </w:t>
+            </w:r>
+            <w:r>
+              <w:rPr>
+                <w:rFonts w:ascii="Times New Roman" w:eastAsia="Times New Roman" w:hAnsi="Times New Roman" w:cs="Times New Roman"/>
+                <w:b/>
+                <w:bCs/>
+                <w:sz w:val="28"/>
+                <w:szCs w:val="28"/>
+              </w:rPr>
+              <w:t>(Software Interfaces)</w:t>
+            </w:r>
+          </w:p>
+        </w:tc>
+        <w:tc>
+          <w:tcPr>
+            <w:tcW w:w="0" w:type="auto"/>
+            <w:vAlign w:val="center"/>
           </w:tcPr>
           <w:p>
             <w:pPr>
@@ -9139,7 +8618,6 @@
           <w:tcPr>
             <w:tcW w:w="0" w:type="auto"/>
             <w:vAlign w:val="center"/>
-            <w:hideMark/>
           </w:tcPr>
           <w:p>
             <w:pPr>
@@ -9165,7 +8643,6 @@
           <w:tcPr>
             <w:tcW w:w="0" w:type="auto"/>
             <w:vAlign w:val="center"/>
-            <w:hideMark/>
           </w:tcPr>
           <w:p>
             <w:pPr>
@@ -9194,7 +8671,6 @@
           <w:tcPr>
             <w:tcW w:w="0" w:type="auto"/>
             <w:vAlign w:val="center"/>
-            <w:hideMark/>
           </w:tcPr>
           <w:p>
             <w:pPr>
@@ -9220,23 +8696,30 @@
           <w:tcPr>
             <w:tcW w:w="0" w:type="auto"/>
             <w:vAlign w:val="center"/>
-            <w:hideMark/>
-          </w:tcPr>
-          <w:p>
-            <w:pPr>
-              <w:rPr>
-                <w:rFonts w:ascii="Times New Roman" w:eastAsia="Times New Roman" w:hAnsi="Times New Roman" w:cs="Times New Roman"/>
-                <w:sz w:val="28"/>
-                <w:szCs w:val="28"/>
-              </w:rPr>
-            </w:pPr>
-            <w:r>
-              <w:rPr>
-                <w:rFonts w:ascii="Times New Roman" w:eastAsia="Times New Roman" w:hAnsi="Times New Roman" w:cs="Times New Roman"/>
-                <w:sz w:val="28"/>
-                <w:szCs w:val="28"/>
-              </w:rPr>
-              <w:t>Web và mobile app.</w:t>
+          </w:tcPr>
+          <w:p>
+            <w:pPr>
+              <w:rPr>
+                <w:rFonts w:ascii="Times New Roman" w:eastAsia="Times New Roman" w:hAnsi="Times New Roman" w:cs="Times New Roman"/>
+                <w:sz w:val="28"/>
+                <w:szCs w:val="28"/>
+              </w:rPr>
+            </w:pPr>
+            <w:r>
+              <w:rPr>
+                <w:rFonts w:ascii="Times New Roman" w:eastAsia="Times New Roman" w:hAnsi="Times New Roman" w:cs="Times New Roman"/>
+                <w:sz w:val="28"/>
+                <w:szCs w:val="28"/>
+              </w:rPr>
+              <w:t>Web và mobile app</w:t>
+            </w:r>
+            <w:r>
+              <w:rPr>
+                <w:rFonts w:ascii="Times New Roman" w:eastAsia="Times New Roman" w:hAnsi="Times New Roman" w:cs="Times New Roman"/>
+                <w:sz w:val="28"/>
+                <w:szCs w:val="28"/>
+              </w:rPr>
+              <w:t>.</w:t>
             </w:r>
           </w:p>
         </w:tc>
@@ -9305,7 +8788,6 @@
           <w:tcPr>
             <w:tcW w:w="0" w:type="auto"/>
             <w:vAlign w:val="center"/>
-            <w:hideMark/>
           </w:tcPr>
           <w:p>
             <w:pPr>
@@ -9333,7 +8815,6 @@
           <w:tcPr>
             <w:tcW w:w="0" w:type="auto"/>
             <w:vAlign w:val="center"/>
-            <w:hideMark/>
           </w:tcPr>
           <w:p>
             <w:pPr>
@@ -9366,7 +8847,6 @@
           <w:tcPr>
             <w:tcW w:w="0" w:type="auto"/>
             <w:vAlign w:val="center"/>
-            <w:hideMark/>
           </w:tcPr>
           <w:p>
             <w:pPr>
@@ -9392,7 +8872,6 @@
           <w:tcPr>
             <w:tcW w:w="0" w:type="auto"/>
             <w:vAlign w:val="center"/>
-            <w:hideMark/>
           </w:tcPr>
           <w:p>
             <w:pPr>
@@ -9421,7 +8900,6 @@
           <w:tcPr>
             <w:tcW w:w="0" w:type="auto"/>
             <w:vAlign w:val="center"/>
-            <w:hideMark/>
           </w:tcPr>
           <w:p>
             <w:pPr>
@@ -9447,23 +8925,30 @@
           <w:tcPr>
             <w:tcW w:w="0" w:type="auto"/>
             <w:vAlign w:val="center"/>
-            <w:hideMark/>
-          </w:tcPr>
-          <w:p>
-            <w:pPr>
-              <w:rPr>
-                <w:rFonts w:ascii="Times New Roman" w:eastAsia="Times New Roman" w:hAnsi="Times New Roman" w:cs="Times New Roman"/>
-                <w:sz w:val="28"/>
-                <w:szCs w:val="28"/>
-              </w:rPr>
-            </w:pPr>
-            <w:r>
-              <w:rPr>
-                <w:rFonts w:ascii="Times New Roman" w:eastAsia="Times New Roman" w:hAnsi="Times New Roman" w:cs="Times New Roman"/>
-                <w:sz w:val="28"/>
-                <w:szCs w:val="28"/>
-              </w:rPr>
-              <w:t>Tuân thủ tiêu chuẩn bảo mật PCI DSS khi xử lý thanh toán.</w:t>
+          </w:tcPr>
+          <w:p>
+            <w:pPr>
+              <w:rPr>
+                <w:rFonts w:ascii="Times New Roman" w:eastAsia="Times New Roman" w:hAnsi="Times New Roman" w:cs="Times New Roman"/>
+                <w:sz w:val="28"/>
+                <w:szCs w:val="28"/>
+              </w:rPr>
+            </w:pPr>
+            <w:r>
+              <w:rPr>
+                <w:rFonts w:ascii="Times New Roman" w:eastAsia="Times New Roman" w:hAnsi="Times New Roman" w:cs="Times New Roman"/>
+                <w:sz w:val="28"/>
+                <w:szCs w:val="28"/>
+              </w:rPr>
+              <w:t xml:space="preserve">Tuân thủ tiêu </w:t>
+            </w:r>
+            <w:r>
+              <w:rPr>
+                <w:rFonts w:ascii="Times New Roman" w:eastAsia="Times New Roman" w:hAnsi="Times New Roman" w:cs="Times New Roman"/>
+                <w:sz w:val="28"/>
+                <w:szCs w:val="28"/>
+              </w:rPr>
+              <w:t>chuẩn bảo mật PCI DSS khi xử lý thanh toán.</w:t>
             </w:r>
           </w:p>
         </w:tc>
@@ -9532,26 +9017,26 @@
           <w:tcPr>
             <w:tcW w:w="0" w:type="auto"/>
             <w:vAlign w:val="center"/>
-            <w:hideMark/>
-          </w:tcPr>
-          <w:p>
-            <w:pPr>
-              <w:rPr>
-                <w:rFonts w:ascii="Times New Roman" w:eastAsia="Times New Roman" w:hAnsi="Times New Roman" w:cs="Times New Roman"/>
-                <w:b/>
-                <w:bCs/>
-                <w:sz w:val="28"/>
-                <w:szCs w:val="28"/>
-              </w:rPr>
-            </w:pPr>
-            <w:r>
-              <w:rPr>
-                <w:rFonts w:ascii="Times New Roman" w:eastAsia="Times New Roman" w:hAnsi="Times New Roman" w:cs="Times New Roman"/>
-                <w:b/>
-                <w:bCs/>
-                <w:sz w:val="28"/>
-                <w:szCs w:val="28"/>
-              </w:rPr>
+          </w:tcPr>
+          <w:p>
+            <w:pPr>
+              <w:rPr>
+                <w:rFonts w:ascii="Times New Roman" w:eastAsia="Times New Roman" w:hAnsi="Times New Roman" w:cs="Times New Roman"/>
+                <w:b/>
+                <w:bCs/>
+                <w:sz w:val="28"/>
+                <w:szCs w:val="28"/>
+              </w:rPr>
+            </w:pPr>
+            <w:r>
+              <w:rPr>
+                <w:rFonts w:ascii="Times New Roman" w:eastAsia="Times New Roman" w:hAnsi="Times New Roman" w:cs="Times New Roman"/>
+                <w:b/>
+                <w:bCs/>
+                <w:sz w:val="28"/>
+                <w:szCs w:val="28"/>
+              </w:rPr>
+              <w:lastRenderedPageBreak/>
               <w:t>Mục con</w:t>
             </w:r>
           </w:p>
@@ -9560,7 +9045,6 @@
           <w:tcPr>
             <w:tcW w:w="0" w:type="auto"/>
             <w:vAlign w:val="center"/>
-            <w:hideMark/>
           </w:tcPr>
           <w:p>
             <w:pPr>
@@ -9593,7 +9077,6 @@
           <w:tcPr>
             <w:tcW w:w="0" w:type="auto"/>
             <w:vAlign w:val="center"/>
-            <w:hideMark/>
           </w:tcPr>
           <w:p>
             <w:pPr>
@@ -9619,7 +9102,6 @@
           <w:tcPr>
             <w:tcW w:w="0" w:type="auto"/>
             <w:vAlign w:val="center"/>
-            <w:hideMark/>
           </w:tcPr>
           <w:p>
             <w:pPr>
@@ -9648,7 +9130,6 @@
           <w:tcPr>
             <w:tcW w:w="0" w:type="auto"/>
             <w:vAlign w:val="center"/>
-            <w:hideMark/>
           </w:tcPr>
           <w:p>
             <w:pPr>
@@ -9674,23 +9155,30 @@
           <w:tcPr>
             <w:tcW w:w="0" w:type="auto"/>
             <w:vAlign w:val="center"/>
-            <w:hideMark/>
-          </w:tcPr>
-          <w:p>
-            <w:pPr>
-              <w:rPr>
-                <w:rFonts w:ascii="Times New Roman" w:eastAsia="Times New Roman" w:hAnsi="Times New Roman" w:cs="Times New Roman"/>
-                <w:sz w:val="28"/>
-                <w:szCs w:val="28"/>
-              </w:rPr>
-            </w:pPr>
-            <w:r>
-              <w:rPr>
-                <w:rFonts w:ascii="Times New Roman" w:eastAsia="Times New Roman" w:hAnsi="Times New Roman" w:cs="Times New Roman"/>
-                <w:sz w:val="28"/>
-                <w:szCs w:val="28"/>
-              </w:rPr>
-              <w:t>Mô tả các bảng dữ liệu chính: món ăn, đơn hàng, người dùng.</w:t>
+          </w:tcPr>
+          <w:p>
+            <w:pPr>
+              <w:rPr>
+                <w:rFonts w:ascii="Times New Roman" w:eastAsia="Times New Roman" w:hAnsi="Times New Roman" w:cs="Times New Roman"/>
+                <w:sz w:val="28"/>
+                <w:szCs w:val="28"/>
+              </w:rPr>
+            </w:pPr>
+            <w:r>
+              <w:rPr>
+                <w:rFonts w:ascii="Times New Roman" w:eastAsia="Times New Roman" w:hAnsi="Times New Roman" w:cs="Times New Roman"/>
+                <w:sz w:val="28"/>
+                <w:szCs w:val="28"/>
+              </w:rPr>
+              <w:t xml:space="preserve">Mô tả các bảng dữ liệu chính: món ăn, đơn hàng, </w:t>
+            </w:r>
+            <w:r>
+              <w:rPr>
+                <w:rFonts w:ascii="Times New Roman" w:eastAsia="Times New Roman" w:hAnsi="Times New Roman" w:cs="Times New Roman"/>
+                <w:sz w:val="28"/>
+                <w:szCs w:val="28"/>
+              </w:rPr>
+              <w:t>người dùng.</w:t>
             </w:r>
           </w:p>
         </w:tc>
@@ -9703,25 +9191,23 @@
           <w:tcPr>
             <w:tcW w:w="0" w:type="auto"/>
             <w:vAlign w:val="center"/>
-            <w:hideMark/>
-          </w:tcPr>
-          <w:p>
-            <w:pPr>
-              <w:rPr>
-                <w:rFonts w:ascii="Times New Roman" w:eastAsia="Times New Roman" w:hAnsi="Times New Roman" w:cs="Times New Roman"/>
-                <w:sz w:val="28"/>
-                <w:szCs w:val="28"/>
-              </w:rPr>
-            </w:pPr>
-            <w:r>
-              <w:rPr>
-                <w:rFonts w:ascii="Times New Roman" w:eastAsia="Times New Roman" w:hAnsi="Times New Roman" w:cs="Times New Roman"/>
-                <w:b/>
-                <w:bCs/>
-                <w:sz w:val="28"/>
-                <w:szCs w:val="28"/>
-              </w:rPr>
-              <w:lastRenderedPageBreak/>
+          </w:tcPr>
+          <w:p>
+            <w:pPr>
+              <w:rPr>
+                <w:rFonts w:ascii="Times New Roman" w:eastAsia="Times New Roman" w:hAnsi="Times New Roman" w:cs="Times New Roman"/>
+                <w:sz w:val="28"/>
+                <w:szCs w:val="28"/>
+              </w:rPr>
+            </w:pPr>
+            <w:r>
+              <w:rPr>
+                <w:rFonts w:ascii="Times New Roman" w:eastAsia="Times New Roman" w:hAnsi="Times New Roman" w:cs="Times New Roman"/>
+                <w:b/>
+                <w:bCs/>
+                <w:sz w:val="28"/>
+                <w:szCs w:val="28"/>
+              </w:rPr>
               <w:t>8.3. Quy trình nghiệp vụ (Business Process)</w:t>
             </w:r>
           </w:p>
@@ -9730,7 +9216,6 @@
           <w:tcPr>
             <w:tcW w:w="0" w:type="auto"/>
             <w:vAlign w:val="center"/>
-            <w:hideMark/>
           </w:tcPr>
           <w:p>
             <w:pPr>
@@ -9852,16 +9337,180 @@
           <w:szCs w:val="28"/>
           <w:lang w:val="vi-VN"/>
         </w:rPr>
-        <w:t>Mục tiêu:</w:t>
-      </w:r>
-      <w:r>
-        <w:rPr>
-          <w:rFonts w:ascii="Times New Roman" w:hAnsi="Times New Roman" w:cs="Times New Roman"/>
-          <w:sz w:val="28"/>
-          <w:szCs w:val="28"/>
-          <w:lang w:val="vi-VN"/>
-        </w:rPr>
-        <w:t xml:space="preserve"> Tự động hóa quy trình tuyển dụng, giúp HR và lãnh đạo quản lý hiệu quả.</w:t>
+        <w:t>M</w:t>
+      </w:r>
+      <w:r>
+        <w:rPr>
+          <w:rStyle w:val="Strong"/>
+          <w:rFonts w:ascii="Times New Roman" w:hAnsi="Times New Roman" w:cs="Times New Roman"/>
+          <w:sz w:val="28"/>
+          <w:szCs w:val="28"/>
+          <w:lang w:val="vi-VN"/>
+        </w:rPr>
+        <w:t>ụ</w:t>
+      </w:r>
+      <w:r>
+        <w:rPr>
+          <w:rStyle w:val="Strong"/>
+          <w:rFonts w:ascii="Times New Roman" w:hAnsi="Times New Roman" w:cs="Times New Roman"/>
+          <w:sz w:val="28"/>
+          <w:szCs w:val="28"/>
+          <w:lang w:val="vi-VN"/>
+        </w:rPr>
+        <w:t>c tiêu:</w:t>
+      </w:r>
+      <w:r>
+        <w:rPr>
+          <w:rFonts w:ascii="Times New Roman" w:hAnsi="Times New Roman" w:cs="Times New Roman"/>
+          <w:sz w:val="28"/>
+          <w:szCs w:val="28"/>
+          <w:lang w:val="vi-VN"/>
+        </w:rPr>
+        <w:t xml:space="preserve"> T</w:t>
+      </w:r>
+      <w:r>
+        <w:rPr>
+          <w:rFonts w:ascii="Times New Roman" w:hAnsi="Times New Roman" w:cs="Times New Roman"/>
+          <w:sz w:val="28"/>
+          <w:szCs w:val="28"/>
+          <w:lang w:val="vi-VN"/>
+        </w:rPr>
+        <w:t>ự</w:t>
+      </w:r>
+      <w:r>
+        <w:rPr>
+          <w:rFonts w:ascii="Times New Roman" w:hAnsi="Times New Roman" w:cs="Times New Roman"/>
+          <w:sz w:val="28"/>
+          <w:szCs w:val="28"/>
+          <w:lang w:val="vi-VN"/>
+        </w:rPr>
+        <w:t xml:space="preserve"> đ</w:t>
+      </w:r>
+      <w:r>
+        <w:rPr>
+          <w:rFonts w:ascii="Times New Roman" w:hAnsi="Times New Roman" w:cs="Times New Roman"/>
+          <w:sz w:val="28"/>
+          <w:szCs w:val="28"/>
+          <w:lang w:val="vi-VN"/>
+        </w:rPr>
+        <w:t>ộ</w:t>
+      </w:r>
+      <w:r>
+        <w:rPr>
+          <w:rFonts w:ascii="Times New Roman" w:hAnsi="Times New Roman" w:cs="Times New Roman"/>
+          <w:sz w:val="28"/>
+          <w:szCs w:val="28"/>
+          <w:lang w:val="vi-VN"/>
+        </w:rPr>
+        <w:t>ng hóa quy trình tuy</w:t>
+      </w:r>
+      <w:r>
+        <w:rPr>
+          <w:rFonts w:ascii="Times New Roman" w:hAnsi="Times New Roman" w:cs="Times New Roman"/>
+          <w:sz w:val="28"/>
+          <w:szCs w:val="28"/>
+          <w:lang w:val="vi-VN"/>
+        </w:rPr>
+        <w:t>ể</w:t>
+      </w:r>
+      <w:r>
+        <w:rPr>
+          <w:rFonts w:ascii="Times New Roman" w:hAnsi="Times New Roman" w:cs="Times New Roman"/>
+          <w:sz w:val="28"/>
+          <w:szCs w:val="28"/>
+          <w:lang w:val="vi-VN"/>
+        </w:rPr>
+        <w:t>n d</w:t>
+      </w:r>
+      <w:r>
+        <w:rPr>
+          <w:rFonts w:ascii="Times New Roman" w:hAnsi="Times New Roman" w:cs="Times New Roman"/>
+          <w:sz w:val="28"/>
+          <w:szCs w:val="28"/>
+          <w:lang w:val="vi-VN"/>
+        </w:rPr>
+        <w:t>ụ</w:t>
+      </w:r>
+      <w:r>
+        <w:rPr>
+          <w:rFonts w:ascii="Times New Roman" w:hAnsi="Times New Roman" w:cs="Times New Roman"/>
+          <w:sz w:val="28"/>
+          <w:szCs w:val="28"/>
+          <w:lang w:val="vi-VN"/>
+        </w:rPr>
+        <w:t>ng, giúp HR và lãnh đ</w:t>
+      </w:r>
+      <w:r>
+        <w:rPr>
+          <w:rFonts w:ascii="Times New Roman" w:hAnsi="Times New Roman" w:cs="Times New Roman"/>
+          <w:sz w:val="28"/>
+          <w:szCs w:val="28"/>
+          <w:lang w:val="vi-VN"/>
+        </w:rPr>
+        <w:t>ạ</w:t>
+      </w:r>
+      <w:r>
+        <w:rPr>
+          <w:rFonts w:ascii="Times New Roman" w:hAnsi="Times New Roman" w:cs="Times New Roman"/>
+          <w:sz w:val="28"/>
+          <w:szCs w:val="28"/>
+          <w:lang w:val="vi-VN"/>
+        </w:rPr>
+        <w:t>o qu</w:t>
+      </w:r>
+      <w:r>
+        <w:rPr>
+          <w:rFonts w:ascii="Times New Roman" w:hAnsi="Times New Roman" w:cs="Times New Roman"/>
+          <w:sz w:val="28"/>
+          <w:szCs w:val="28"/>
+          <w:lang w:val="vi-VN"/>
+        </w:rPr>
+        <w:t>ả</w:t>
+      </w:r>
+      <w:r>
+        <w:rPr>
+          <w:rFonts w:ascii="Times New Roman" w:hAnsi="Times New Roman" w:cs="Times New Roman"/>
+          <w:sz w:val="28"/>
+          <w:szCs w:val="28"/>
+          <w:lang w:val="vi-VN"/>
+        </w:rPr>
+        <w:t>n lý hi</w:t>
+      </w:r>
+      <w:r>
+        <w:rPr>
+          <w:rFonts w:ascii="Times New Roman" w:hAnsi="Times New Roman" w:cs="Times New Roman"/>
+          <w:sz w:val="28"/>
+          <w:szCs w:val="28"/>
+          <w:lang w:val="vi-VN"/>
+        </w:rPr>
+        <w:t>ệ</w:t>
+      </w:r>
+      <w:r>
+        <w:rPr>
+          <w:rFonts w:ascii="Times New Roman" w:hAnsi="Times New Roman" w:cs="Times New Roman"/>
+          <w:sz w:val="28"/>
+          <w:szCs w:val="28"/>
+          <w:lang w:val="vi-VN"/>
+        </w:rPr>
+        <w:t>u qu</w:t>
+      </w:r>
+      <w:r>
+        <w:rPr>
+          <w:rFonts w:ascii="Times New Roman" w:hAnsi="Times New Roman" w:cs="Times New Roman"/>
+          <w:sz w:val="28"/>
+          <w:szCs w:val="28"/>
+          <w:lang w:val="vi-VN"/>
+        </w:rPr>
+        <w:t>ả</w:t>
+      </w:r>
+      <w:r>
+        <w:rPr>
+          <w:rFonts w:ascii="Times New Roman" w:hAnsi="Times New Roman" w:cs="Times New Roman"/>
+          <w:sz w:val="28"/>
+          <w:szCs w:val="28"/>
+          <w:lang w:val="vi-VN"/>
+        </w:rPr>
+        <w:t>.</w:t>
       </w:r>
       <w:r>
         <w:rPr>
@@ -9880,16 +9529,330 @@
           <w:szCs w:val="28"/>
           <w:lang w:val="vi-VN"/>
         </w:rPr>
-        <w:t>Yếu tố ảnh hưởng:</w:t>
-      </w:r>
-      <w:r>
-        <w:rPr>
-          <w:rFonts w:ascii="Times New Roman" w:hAnsi="Times New Roman" w:cs="Times New Roman"/>
-          <w:sz w:val="28"/>
-          <w:szCs w:val="28"/>
-          <w:lang w:val="vi-VN"/>
-        </w:rPr>
-        <w:t xml:space="preserve"> Kinh tế (ngân sách thấp), công nghệ (AI, web), pháp lý (bảo mật dữ liệu), tổ chức (nhiều phòng ban), người dùng (HR, lãnh đạo, ứng viên).</w:t>
+        <w:t>Y</w:t>
+      </w:r>
+      <w:r>
+        <w:rPr>
+          <w:rStyle w:val="Strong"/>
+          <w:rFonts w:ascii="Times New Roman" w:hAnsi="Times New Roman" w:cs="Times New Roman"/>
+          <w:sz w:val="28"/>
+          <w:szCs w:val="28"/>
+          <w:lang w:val="vi-VN"/>
+        </w:rPr>
+        <w:t>ế</w:t>
+      </w:r>
+      <w:r>
+        <w:rPr>
+          <w:rStyle w:val="Strong"/>
+          <w:rFonts w:ascii="Times New Roman" w:hAnsi="Times New Roman" w:cs="Times New Roman"/>
+          <w:sz w:val="28"/>
+          <w:szCs w:val="28"/>
+          <w:lang w:val="vi-VN"/>
+        </w:rPr>
+        <w:t>u t</w:t>
+      </w:r>
+      <w:r>
+        <w:rPr>
+          <w:rStyle w:val="Strong"/>
+          <w:rFonts w:ascii="Times New Roman" w:hAnsi="Times New Roman" w:cs="Times New Roman"/>
+          <w:sz w:val="28"/>
+          <w:szCs w:val="28"/>
+          <w:lang w:val="vi-VN"/>
+        </w:rPr>
+        <w:t>ố</w:t>
+      </w:r>
+      <w:r>
+        <w:rPr>
+          <w:rStyle w:val="Strong"/>
+          <w:rFonts w:ascii="Times New Roman" w:hAnsi="Times New Roman" w:cs="Times New Roman"/>
+          <w:sz w:val="28"/>
+          <w:szCs w:val="28"/>
+          <w:lang w:val="vi-VN"/>
+        </w:rPr>
+        <w:t xml:space="preserve"> </w:t>
+      </w:r>
+      <w:r>
+        <w:rPr>
+          <w:rStyle w:val="Strong"/>
+          <w:rFonts w:ascii="Times New Roman" w:hAnsi="Times New Roman" w:cs="Times New Roman"/>
+          <w:sz w:val="28"/>
+          <w:szCs w:val="28"/>
+          <w:lang w:val="vi-VN"/>
+        </w:rPr>
+        <w:t>ả</w:t>
+      </w:r>
+      <w:r>
+        <w:rPr>
+          <w:rStyle w:val="Strong"/>
+          <w:rFonts w:ascii="Times New Roman" w:hAnsi="Times New Roman" w:cs="Times New Roman"/>
+          <w:sz w:val="28"/>
+          <w:szCs w:val="28"/>
+          <w:lang w:val="vi-VN"/>
+        </w:rPr>
+        <w:t>nh hư</w:t>
+      </w:r>
+      <w:r>
+        <w:rPr>
+          <w:rStyle w:val="Strong"/>
+          <w:rFonts w:ascii="Times New Roman" w:hAnsi="Times New Roman" w:cs="Times New Roman"/>
+          <w:sz w:val="28"/>
+          <w:szCs w:val="28"/>
+          <w:lang w:val="vi-VN"/>
+        </w:rPr>
+        <w:t>ở</w:t>
+      </w:r>
+      <w:r>
+        <w:rPr>
+          <w:rStyle w:val="Strong"/>
+          <w:rFonts w:ascii="Times New Roman" w:hAnsi="Times New Roman" w:cs="Times New Roman"/>
+          <w:sz w:val="28"/>
+          <w:szCs w:val="28"/>
+          <w:lang w:val="vi-VN"/>
+        </w:rPr>
+        <w:t>ng:</w:t>
+      </w:r>
+      <w:r>
+        <w:rPr>
+          <w:rFonts w:ascii="Times New Roman" w:hAnsi="Times New Roman" w:cs="Times New Roman"/>
+          <w:sz w:val="28"/>
+          <w:szCs w:val="28"/>
+          <w:lang w:val="vi-VN"/>
+        </w:rPr>
+        <w:t xml:space="preserve"> Kinh t</w:t>
+      </w:r>
+      <w:r>
+        <w:rPr>
+          <w:rFonts w:ascii="Times New Roman" w:hAnsi="Times New Roman" w:cs="Times New Roman"/>
+          <w:sz w:val="28"/>
+          <w:szCs w:val="28"/>
+          <w:lang w:val="vi-VN"/>
+        </w:rPr>
+        <w:t>ế</w:t>
+      </w:r>
+      <w:r>
+        <w:rPr>
+          <w:rFonts w:ascii="Times New Roman" w:hAnsi="Times New Roman" w:cs="Times New Roman"/>
+          <w:sz w:val="28"/>
+          <w:szCs w:val="28"/>
+          <w:lang w:val="vi-VN"/>
+        </w:rPr>
+        <w:t xml:space="preserve"> (ngân sách th</w:t>
+      </w:r>
+      <w:r>
+        <w:rPr>
+          <w:rFonts w:ascii="Times New Roman" w:hAnsi="Times New Roman" w:cs="Times New Roman"/>
+          <w:sz w:val="28"/>
+          <w:szCs w:val="28"/>
+          <w:lang w:val="vi-VN"/>
+        </w:rPr>
+        <w:t>ấ</w:t>
+      </w:r>
+      <w:r>
+        <w:rPr>
+          <w:rFonts w:ascii="Times New Roman" w:hAnsi="Times New Roman" w:cs="Times New Roman"/>
+          <w:sz w:val="28"/>
+          <w:szCs w:val="28"/>
+          <w:lang w:val="vi-VN"/>
+        </w:rPr>
+        <w:t>p), công ngh</w:t>
+      </w:r>
+      <w:r>
+        <w:rPr>
+          <w:rFonts w:ascii="Times New Roman" w:hAnsi="Times New Roman" w:cs="Times New Roman"/>
+          <w:sz w:val="28"/>
+          <w:szCs w:val="28"/>
+          <w:lang w:val="vi-VN"/>
+        </w:rPr>
+        <w:t>ệ</w:t>
+      </w:r>
+      <w:r>
+        <w:rPr>
+          <w:rFonts w:ascii="Times New Roman" w:hAnsi="Times New Roman" w:cs="Times New Roman"/>
+          <w:sz w:val="28"/>
+          <w:szCs w:val="28"/>
+          <w:lang w:val="vi-VN"/>
+        </w:rPr>
+        <w:t xml:space="preserve"> (AI, web), pháp lý (b</w:t>
+      </w:r>
+      <w:r>
+        <w:rPr>
+          <w:rFonts w:ascii="Times New Roman" w:hAnsi="Times New Roman" w:cs="Times New Roman"/>
+          <w:sz w:val="28"/>
+          <w:szCs w:val="28"/>
+          <w:lang w:val="vi-VN"/>
+        </w:rPr>
+        <w:t>ả</w:t>
+      </w:r>
+      <w:r>
+        <w:rPr>
+          <w:rFonts w:ascii="Times New Roman" w:hAnsi="Times New Roman" w:cs="Times New Roman"/>
+          <w:sz w:val="28"/>
+          <w:szCs w:val="28"/>
+          <w:lang w:val="vi-VN"/>
+        </w:rPr>
+        <w:t>o m</w:t>
+      </w:r>
+      <w:r>
+        <w:rPr>
+          <w:rFonts w:ascii="Times New Roman" w:hAnsi="Times New Roman" w:cs="Times New Roman"/>
+          <w:sz w:val="28"/>
+          <w:szCs w:val="28"/>
+          <w:lang w:val="vi-VN"/>
+        </w:rPr>
+        <w:t>ậ</w:t>
+      </w:r>
+      <w:r>
+        <w:rPr>
+          <w:rFonts w:ascii="Times New Roman" w:hAnsi="Times New Roman" w:cs="Times New Roman"/>
+          <w:sz w:val="28"/>
+          <w:szCs w:val="28"/>
+          <w:lang w:val="vi-VN"/>
+        </w:rPr>
+        <w:t>t d</w:t>
+      </w:r>
+      <w:r>
+        <w:rPr>
+          <w:rFonts w:ascii="Times New Roman" w:hAnsi="Times New Roman" w:cs="Times New Roman"/>
+          <w:sz w:val="28"/>
+          <w:szCs w:val="28"/>
+          <w:lang w:val="vi-VN"/>
+        </w:rPr>
+        <w:t>ữ</w:t>
+      </w:r>
+      <w:r>
+        <w:rPr>
+          <w:rFonts w:ascii="Times New Roman" w:hAnsi="Times New Roman" w:cs="Times New Roman"/>
+          <w:sz w:val="28"/>
+          <w:szCs w:val="28"/>
+          <w:lang w:val="vi-VN"/>
+        </w:rPr>
+        <w:t xml:space="preserve"> li</w:t>
+      </w:r>
+      <w:r>
+        <w:rPr>
+          <w:rFonts w:ascii="Times New Roman" w:hAnsi="Times New Roman" w:cs="Times New Roman"/>
+          <w:sz w:val="28"/>
+          <w:szCs w:val="28"/>
+          <w:lang w:val="vi-VN"/>
+        </w:rPr>
+        <w:t>ệ</w:t>
+      </w:r>
+      <w:r>
+        <w:rPr>
+          <w:rFonts w:ascii="Times New Roman" w:hAnsi="Times New Roman" w:cs="Times New Roman"/>
+          <w:sz w:val="28"/>
+          <w:szCs w:val="28"/>
+          <w:lang w:val="vi-VN"/>
+        </w:rPr>
+        <w:t>u), t</w:t>
+      </w:r>
+      <w:r>
+        <w:rPr>
+          <w:rFonts w:ascii="Times New Roman" w:hAnsi="Times New Roman" w:cs="Times New Roman"/>
+          <w:sz w:val="28"/>
+          <w:szCs w:val="28"/>
+          <w:lang w:val="vi-VN"/>
+        </w:rPr>
+        <w:t>ổ</w:t>
+      </w:r>
+      <w:r>
+        <w:rPr>
+          <w:rFonts w:ascii="Times New Roman" w:hAnsi="Times New Roman" w:cs="Times New Roman"/>
+          <w:sz w:val="28"/>
+          <w:szCs w:val="28"/>
+          <w:lang w:val="vi-VN"/>
+        </w:rPr>
+        <w:t xml:space="preserve"> ch</w:t>
+      </w:r>
+      <w:r>
+        <w:rPr>
+          <w:rFonts w:ascii="Times New Roman" w:hAnsi="Times New Roman" w:cs="Times New Roman"/>
+          <w:sz w:val="28"/>
+          <w:szCs w:val="28"/>
+          <w:lang w:val="vi-VN"/>
+        </w:rPr>
+        <w:t>ứ</w:t>
+      </w:r>
+      <w:r>
+        <w:rPr>
+          <w:rFonts w:ascii="Times New Roman" w:hAnsi="Times New Roman" w:cs="Times New Roman"/>
+          <w:sz w:val="28"/>
+          <w:szCs w:val="28"/>
+          <w:lang w:val="vi-VN"/>
+        </w:rPr>
+        <w:t>c (nhi</w:t>
+      </w:r>
+      <w:r>
+        <w:rPr>
+          <w:rFonts w:ascii="Times New Roman" w:hAnsi="Times New Roman" w:cs="Times New Roman"/>
+          <w:sz w:val="28"/>
+          <w:szCs w:val="28"/>
+          <w:lang w:val="vi-VN"/>
+        </w:rPr>
+        <w:t>ề</w:t>
+      </w:r>
+      <w:r>
+        <w:rPr>
+          <w:rFonts w:ascii="Times New Roman" w:hAnsi="Times New Roman" w:cs="Times New Roman"/>
+          <w:sz w:val="28"/>
+          <w:szCs w:val="28"/>
+          <w:lang w:val="vi-VN"/>
+        </w:rPr>
+        <w:t>u phòng ban), ngư</w:t>
+      </w:r>
+      <w:r>
+        <w:rPr>
+          <w:rFonts w:ascii="Times New Roman" w:hAnsi="Times New Roman" w:cs="Times New Roman"/>
+          <w:sz w:val="28"/>
+          <w:szCs w:val="28"/>
+          <w:lang w:val="vi-VN"/>
+        </w:rPr>
+        <w:t>ờ</w:t>
+      </w:r>
+      <w:r>
+        <w:rPr>
+          <w:rFonts w:ascii="Times New Roman" w:hAnsi="Times New Roman" w:cs="Times New Roman"/>
+          <w:sz w:val="28"/>
+          <w:szCs w:val="28"/>
+          <w:lang w:val="vi-VN"/>
+        </w:rPr>
+        <w:t>i dùng (HR, lãnh đ</w:t>
+      </w:r>
+      <w:r>
+        <w:rPr>
+          <w:rFonts w:ascii="Times New Roman" w:hAnsi="Times New Roman" w:cs="Times New Roman"/>
+          <w:sz w:val="28"/>
+          <w:szCs w:val="28"/>
+          <w:lang w:val="vi-VN"/>
+        </w:rPr>
+        <w:t>ạ</w:t>
+      </w:r>
+      <w:r>
+        <w:rPr>
+          <w:rFonts w:ascii="Times New Roman" w:hAnsi="Times New Roman" w:cs="Times New Roman"/>
+          <w:sz w:val="28"/>
+          <w:szCs w:val="28"/>
+          <w:lang w:val="vi-VN"/>
+        </w:rPr>
+        <w:t xml:space="preserve">o, </w:t>
+      </w:r>
+      <w:r>
+        <w:rPr>
+          <w:rFonts w:ascii="Times New Roman" w:hAnsi="Times New Roman" w:cs="Times New Roman"/>
+          <w:sz w:val="28"/>
+          <w:szCs w:val="28"/>
+          <w:lang w:val="vi-VN"/>
+        </w:rPr>
+        <w:t>ứ</w:t>
+      </w:r>
+      <w:r>
+        <w:rPr>
+          <w:rFonts w:ascii="Times New Roman" w:hAnsi="Times New Roman" w:cs="Times New Roman"/>
+          <w:sz w:val="28"/>
+          <w:szCs w:val="28"/>
+          <w:lang w:val="vi-VN"/>
+        </w:rPr>
+        <w:t>ng viên).</w:t>
       </w:r>
       <w:r>
         <w:rPr>
@@ -9924,7 +9887,47 @@
           <w:sz w:val="28"/>
           <w:szCs w:val="28"/>
         </w:rPr>
-        <w:t>Giám đốc (Critical), HR (Critical), Ứng viên (Major), IT (Major), Marketing (Minor).</w:t>
+        <w:t>Giám đ</w:t>
+      </w:r>
+      <w:r>
+        <w:rPr>
+          <w:rFonts w:ascii="Times New Roman" w:hAnsi="Times New Roman" w:cs="Times New Roman"/>
+          <w:sz w:val="28"/>
+          <w:szCs w:val="28"/>
+        </w:rPr>
+        <w:t>ố</w:t>
+      </w:r>
+      <w:r>
+        <w:rPr>
+          <w:rFonts w:ascii="Times New Roman" w:hAnsi="Times New Roman" w:cs="Times New Roman"/>
+          <w:sz w:val="28"/>
+          <w:szCs w:val="28"/>
+        </w:rPr>
+        <w:t>c (Cri</w:t>
+      </w:r>
+      <w:r>
+        <w:rPr>
+          <w:rFonts w:ascii="Times New Roman" w:hAnsi="Times New Roman" w:cs="Times New Roman"/>
+          <w:sz w:val="28"/>
+          <w:szCs w:val="28"/>
+        </w:rPr>
+        <w:t xml:space="preserve">tical), HR (Critical), </w:t>
+      </w:r>
+      <w:r>
+        <w:rPr>
+          <w:rFonts w:ascii="Times New Roman" w:hAnsi="Times New Roman" w:cs="Times New Roman"/>
+          <w:sz w:val="28"/>
+          <w:szCs w:val="28"/>
+        </w:rPr>
+        <w:t>Ứ</w:t>
+      </w:r>
+      <w:r>
+        <w:rPr>
+          <w:rFonts w:ascii="Times New Roman" w:hAnsi="Times New Roman" w:cs="Times New Roman"/>
+          <w:sz w:val="28"/>
+          <w:szCs w:val="28"/>
+        </w:rPr>
+        <w:t>ng viên (Major), IT (Major), Marketing (Minor).</w:t>
       </w:r>
       <w:r>
         <w:rPr>
@@ -9941,15 +9944,115 @@
           <w:sz w:val="28"/>
           <w:szCs w:val="28"/>
         </w:rPr>
-        <w:t>Thu thập yêu cầu:</w:t>
-      </w:r>
-      <w:r>
-        <w:rPr>
-          <w:rFonts w:ascii="Times New Roman" w:hAnsi="Times New Roman" w:cs="Times New Roman"/>
-          <w:sz w:val="28"/>
-          <w:szCs w:val="28"/>
-        </w:rPr>
-        <w:t xml:space="preserve"> Phỏng vấn, khảo sát, phân tích tài liệu.</w:t>
+        <w:t>Thu th</w:t>
+      </w:r>
+      <w:r>
+        <w:rPr>
+          <w:rStyle w:val="Strong"/>
+          <w:rFonts w:ascii="Times New Roman" w:hAnsi="Times New Roman" w:cs="Times New Roman"/>
+          <w:sz w:val="28"/>
+          <w:szCs w:val="28"/>
+        </w:rPr>
+        <w:t>ậ</w:t>
+      </w:r>
+      <w:r>
+        <w:rPr>
+          <w:rStyle w:val="Strong"/>
+          <w:rFonts w:ascii="Times New Roman" w:hAnsi="Times New Roman" w:cs="Times New Roman"/>
+          <w:sz w:val="28"/>
+          <w:szCs w:val="28"/>
+        </w:rPr>
+        <w:t>p yêu c</w:t>
+      </w:r>
+      <w:r>
+        <w:rPr>
+          <w:rStyle w:val="Strong"/>
+          <w:rFonts w:ascii="Times New Roman" w:hAnsi="Times New Roman" w:cs="Times New Roman"/>
+          <w:sz w:val="28"/>
+          <w:szCs w:val="28"/>
+        </w:rPr>
+        <w:t>ầ</w:t>
+      </w:r>
+      <w:r>
+        <w:rPr>
+          <w:rStyle w:val="Strong"/>
+          <w:rFonts w:ascii="Times New Roman" w:hAnsi="Times New Roman" w:cs="Times New Roman"/>
+          <w:sz w:val="28"/>
+          <w:szCs w:val="28"/>
+        </w:rPr>
+        <w:t>u:</w:t>
+      </w:r>
+      <w:r>
+        <w:rPr>
+          <w:rFonts w:ascii="Times New Roman" w:hAnsi="Times New Roman" w:cs="Times New Roman"/>
+          <w:sz w:val="28"/>
+          <w:szCs w:val="28"/>
+        </w:rPr>
+        <w:t xml:space="preserve"> Ph</w:t>
+      </w:r>
+      <w:r>
+        <w:rPr>
+          <w:rFonts w:ascii="Times New Roman" w:hAnsi="Times New Roman" w:cs="Times New Roman"/>
+          <w:sz w:val="28"/>
+          <w:szCs w:val="28"/>
+        </w:rPr>
+        <w:t>ỏ</w:t>
+      </w:r>
+      <w:r>
+        <w:rPr>
+          <w:rFonts w:ascii="Times New Roman" w:hAnsi="Times New Roman" w:cs="Times New Roman"/>
+          <w:sz w:val="28"/>
+          <w:szCs w:val="28"/>
+        </w:rPr>
+        <w:t>ng v</w:t>
+      </w:r>
+      <w:r>
+        <w:rPr>
+          <w:rFonts w:ascii="Times New Roman" w:hAnsi="Times New Roman" w:cs="Times New Roman"/>
+          <w:sz w:val="28"/>
+          <w:szCs w:val="28"/>
+        </w:rPr>
+        <w:t>ấ</w:t>
+      </w:r>
+      <w:r>
+        <w:rPr>
+          <w:rFonts w:ascii="Times New Roman" w:hAnsi="Times New Roman" w:cs="Times New Roman"/>
+          <w:sz w:val="28"/>
+          <w:szCs w:val="28"/>
+        </w:rPr>
+        <w:t>n, kh</w:t>
+      </w:r>
+      <w:r>
+        <w:rPr>
+          <w:rFonts w:ascii="Times New Roman" w:hAnsi="Times New Roman" w:cs="Times New Roman"/>
+          <w:sz w:val="28"/>
+          <w:szCs w:val="28"/>
+        </w:rPr>
+        <w:t>ả</w:t>
+      </w:r>
+      <w:r>
+        <w:rPr>
+          <w:rFonts w:ascii="Times New Roman" w:hAnsi="Times New Roman" w:cs="Times New Roman"/>
+          <w:sz w:val="28"/>
+          <w:szCs w:val="28"/>
+        </w:rPr>
+        <w:t>o sát, phân tích tài li</w:t>
+      </w:r>
+      <w:r>
+        <w:rPr>
+          <w:rFonts w:ascii="Times New Roman" w:hAnsi="Times New Roman" w:cs="Times New Roman"/>
+          <w:sz w:val="28"/>
+          <w:szCs w:val="28"/>
+        </w:rPr>
+        <w:t>ệ</w:t>
+      </w:r>
+      <w:r>
+        <w:rPr>
+          <w:rFonts w:ascii="Times New Roman" w:hAnsi="Times New Roman" w:cs="Times New Roman"/>
+          <w:sz w:val="28"/>
+          <w:szCs w:val="28"/>
+        </w:rPr>
+        <w:t>u.</w:t>
       </w:r>
       <w:r>
         <w:rPr>
@@ -9966,7 +10069,61 @@
           <w:sz w:val="28"/>
           <w:szCs w:val="28"/>
         </w:rPr>
-        <w:t>Yêu cầu hệ thống:</w:t>
+        <w:t>Yêu c</w:t>
+      </w:r>
+      <w:r>
+        <w:rPr>
+          <w:rStyle w:val="Strong"/>
+          <w:rFonts w:ascii="Times New Roman" w:hAnsi="Times New Roman" w:cs="Times New Roman"/>
+          <w:sz w:val="28"/>
+          <w:szCs w:val="28"/>
+        </w:rPr>
+        <w:t>ầ</w:t>
+      </w:r>
+      <w:r>
+        <w:rPr>
+          <w:rStyle w:val="Strong"/>
+          <w:rFonts w:ascii="Times New Roman" w:hAnsi="Times New Roman" w:cs="Times New Roman"/>
+          <w:sz w:val="28"/>
+          <w:szCs w:val="28"/>
+        </w:rPr>
+        <w:t>u h</w:t>
+      </w:r>
+      <w:r>
+        <w:rPr>
+          <w:rStyle w:val="Strong"/>
+          <w:rFonts w:ascii="Times New Roman" w:hAnsi="Times New Roman" w:cs="Times New Roman"/>
+          <w:sz w:val="28"/>
+          <w:szCs w:val="28"/>
+        </w:rPr>
+        <w:t>ệ</w:t>
+      </w:r>
+      <w:r>
+        <w:rPr>
+          <w:rStyle w:val="Strong"/>
+          <w:rFonts w:ascii="Times New Roman" w:hAnsi="Times New Roman" w:cs="Times New Roman"/>
+          <w:sz w:val="28"/>
+          <w:szCs w:val="28"/>
+        </w:rPr>
+        <w:t xml:space="preserve"> th</w:t>
+      </w:r>
+      <w:r>
+        <w:rPr>
+          <w:rStyle w:val="Strong"/>
+          <w:rFonts w:ascii="Times New Roman" w:hAnsi="Times New Roman" w:cs="Times New Roman"/>
+          <w:sz w:val="28"/>
+          <w:szCs w:val="28"/>
+        </w:rPr>
+        <w:t>ố</w:t>
+      </w:r>
+      <w:r>
+        <w:rPr>
+          <w:rStyle w:val="Strong"/>
+          <w:rFonts w:ascii="Times New Roman" w:hAnsi="Times New Roman" w:cs="Times New Roman"/>
+          <w:sz w:val="28"/>
+          <w:szCs w:val="28"/>
+        </w:rPr>
+        <w:t>ng:</w:t>
       </w:r>
     </w:p>
     <w:p>
@@ -9983,7 +10140,135 @@
           <w:sz w:val="28"/>
           <w:szCs w:val="28"/>
         </w:rPr>
-        <w:t>Chức năng: đăng tin, nộp hồ sơ, lọc ứng viên, lịch phỏng vấn, báo cáo.</w:t>
+        <w:t>Ch</w:t>
+      </w:r>
+      <w:r>
+        <w:rPr>
+          <w:rFonts w:ascii="Times New Roman" w:hAnsi="Times New Roman" w:cs="Times New Roman"/>
+          <w:sz w:val="28"/>
+          <w:szCs w:val="28"/>
+        </w:rPr>
+        <w:t>ứ</w:t>
+      </w:r>
+      <w:r>
+        <w:rPr>
+          <w:rFonts w:ascii="Times New Roman" w:hAnsi="Times New Roman" w:cs="Times New Roman"/>
+          <w:sz w:val="28"/>
+          <w:szCs w:val="28"/>
+        </w:rPr>
+        <w:t>c năng: đăng tin, n</w:t>
+      </w:r>
+      <w:r>
+        <w:rPr>
+          <w:rFonts w:ascii="Times New Roman" w:hAnsi="Times New Roman" w:cs="Times New Roman"/>
+          <w:sz w:val="28"/>
+          <w:szCs w:val="28"/>
+        </w:rPr>
+        <w:t>ộ</w:t>
+      </w:r>
+      <w:r>
+        <w:rPr>
+          <w:rFonts w:ascii="Times New Roman" w:hAnsi="Times New Roman" w:cs="Times New Roman"/>
+          <w:sz w:val="28"/>
+          <w:szCs w:val="28"/>
+        </w:rPr>
+        <w:t>p h</w:t>
+      </w:r>
+      <w:r>
+        <w:rPr>
+          <w:rFonts w:ascii="Times New Roman" w:hAnsi="Times New Roman" w:cs="Times New Roman"/>
+          <w:sz w:val="28"/>
+          <w:szCs w:val="28"/>
+        </w:rPr>
+        <w:t>ồ</w:t>
+      </w:r>
+      <w:r>
+        <w:rPr>
+          <w:rFonts w:ascii="Times New Roman" w:hAnsi="Times New Roman" w:cs="Times New Roman"/>
+          <w:sz w:val="28"/>
+          <w:szCs w:val="28"/>
+        </w:rPr>
+        <w:t xml:space="preserve"> sơ, l</w:t>
+      </w:r>
+      <w:r>
+        <w:rPr>
+          <w:rFonts w:ascii="Times New Roman" w:hAnsi="Times New Roman" w:cs="Times New Roman"/>
+          <w:sz w:val="28"/>
+          <w:szCs w:val="28"/>
+        </w:rPr>
+        <w:t>ọ</w:t>
+      </w:r>
+      <w:r>
+        <w:rPr>
+          <w:rFonts w:ascii="Times New Roman" w:hAnsi="Times New Roman" w:cs="Times New Roman"/>
+          <w:sz w:val="28"/>
+          <w:szCs w:val="28"/>
+        </w:rPr>
+        <w:t xml:space="preserve">c </w:t>
+      </w:r>
+      <w:r>
+        <w:rPr>
+          <w:rFonts w:ascii="Times New Roman" w:hAnsi="Times New Roman" w:cs="Times New Roman"/>
+          <w:sz w:val="28"/>
+          <w:szCs w:val="28"/>
+        </w:rPr>
+        <w:t>ứ</w:t>
+      </w:r>
+      <w:r>
+        <w:rPr>
+          <w:rFonts w:ascii="Times New Roman" w:hAnsi="Times New Roman" w:cs="Times New Roman"/>
+          <w:sz w:val="28"/>
+          <w:szCs w:val="28"/>
+        </w:rPr>
+        <w:t>ng viên, l</w:t>
+      </w:r>
+      <w:r>
+        <w:rPr>
+          <w:rFonts w:ascii="Times New Roman" w:hAnsi="Times New Roman" w:cs="Times New Roman"/>
+          <w:sz w:val="28"/>
+          <w:szCs w:val="28"/>
+        </w:rPr>
+        <w:t>ị</w:t>
+      </w:r>
+      <w:r>
+        <w:rPr>
+          <w:rFonts w:ascii="Times New Roman" w:hAnsi="Times New Roman" w:cs="Times New Roman"/>
+          <w:sz w:val="28"/>
+          <w:szCs w:val="28"/>
+        </w:rPr>
+        <w:t>ch ph</w:t>
+      </w:r>
+      <w:r>
+        <w:rPr>
+          <w:rFonts w:ascii="Times New Roman" w:hAnsi="Times New Roman" w:cs="Times New Roman"/>
+          <w:sz w:val="28"/>
+          <w:szCs w:val="28"/>
+        </w:rPr>
+        <w:t>ỏ</w:t>
+      </w:r>
+      <w:r>
+        <w:rPr>
+          <w:rFonts w:ascii="Times New Roman" w:hAnsi="Times New Roman" w:cs="Times New Roman"/>
+          <w:sz w:val="28"/>
+          <w:szCs w:val="28"/>
+        </w:rPr>
+        <w:t>ng v</w:t>
+      </w:r>
+      <w:r>
+        <w:rPr>
+          <w:rFonts w:ascii="Times New Roman" w:hAnsi="Times New Roman" w:cs="Times New Roman"/>
+          <w:sz w:val="28"/>
+          <w:szCs w:val="28"/>
+        </w:rPr>
+        <w:t>ấ</w:t>
+      </w:r>
+      <w:r>
+        <w:rPr>
+          <w:rFonts w:ascii="Times New Roman" w:hAnsi="Times New Roman" w:cs="Times New Roman"/>
+          <w:sz w:val="28"/>
+          <w:szCs w:val="28"/>
+        </w:rPr>
+        <w:t>n, báo cáo.</w:t>
       </w:r>
     </w:p>
     <w:p>
@@ -10000,7 +10285,191 @@
           <w:sz w:val="28"/>
           <w:szCs w:val="28"/>
         </w:rPr>
-        <w:t>Phi chức năng: phản hồi &lt;3s, bảo mật AES-256, hoạt động 24/7, mở rộng, tương thích đa thiết bị.</w:t>
+        <w:t>Phi ch</w:t>
+      </w:r>
+      <w:r>
+        <w:rPr>
+          <w:rFonts w:ascii="Times New Roman" w:hAnsi="Times New Roman" w:cs="Times New Roman"/>
+          <w:sz w:val="28"/>
+          <w:szCs w:val="28"/>
+        </w:rPr>
+        <w:t>ứ</w:t>
+      </w:r>
+      <w:r>
+        <w:rPr>
+          <w:rFonts w:ascii="Times New Roman" w:hAnsi="Times New Roman" w:cs="Times New Roman"/>
+          <w:sz w:val="28"/>
+          <w:szCs w:val="28"/>
+        </w:rPr>
+        <w:t>c năng: ph</w:t>
+      </w:r>
+      <w:r>
+        <w:rPr>
+          <w:rFonts w:ascii="Times New Roman" w:hAnsi="Times New Roman" w:cs="Times New Roman"/>
+          <w:sz w:val="28"/>
+          <w:szCs w:val="28"/>
+        </w:rPr>
+        <w:t>ả</w:t>
+      </w:r>
+      <w:r>
+        <w:rPr>
+          <w:rFonts w:ascii="Times New Roman" w:hAnsi="Times New Roman" w:cs="Times New Roman"/>
+          <w:sz w:val="28"/>
+          <w:szCs w:val="28"/>
+        </w:rPr>
+        <w:t>n h</w:t>
+      </w:r>
+      <w:r>
+        <w:rPr>
+          <w:rFonts w:ascii="Times New Roman" w:hAnsi="Times New Roman" w:cs="Times New Roman"/>
+          <w:sz w:val="28"/>
+          <w:szCs w:val="28"/>
+        </w:rPr>
+        <w:t>ồ</w:t>
+      </w:r>
+      <w:r>
+        <w:rPr>
+          <w:rFonts w:ascii="Times New Roman" w:hAnsi="Times New Roman" w:cs="Times New Roman"/>
+          <w:sz w:val="28"/>
+          <w:szCs w:val="28"/>
+        </w:rPr>
+        <w:t>i &lt;3s, b</w:t>
+      </w:r>
+      <w:r>
+        <w:rPr>
+          <w:rFonts w:ascii="Times New Roman" w:hAnsi="Times New Roman" w:cs="Times New Roman"/>
+          <w:sz w:val="28"/>
+          <w:szCs w:val="28"/>
+        </w:rPr>
+        <w:t>ả</w:t>
+      </w:r>
+      <w:r>
+        <w:rPr>
+          <w:rFonts w:ascii="Times New Roman" w:hAnsi="Times New Roman" w:cs="Times New Roman"/>
+          <w:sz w:val="28"/>
+          <w:szCs w:val="28"/>
+        </w:rPr>
+        <w:t>o m</w:t>
+      </w:r>
+      <w:r>
+        <w:rPr>
+          <w:rFonts w:ascii="Times New Roman" w:hAnsi="Times New Roman" w:cs="Times New Roman"/>
+          <w:sz w:val="28"/>
+          <w:szCs w:val="28"/>
+        </w:rPr>
+        <w:t>ậ</w:t>
+      </w:r>
+      <w:r>
+        <w:rPr>
+          <w:rFonts w:ascii="Times New Roman" w:hAnsi="Times New Roman" w:cs="Times New Roman"/>
+          <w:sz w:val="28"/>
+          <w:szCs w:val="28"/>
+        </w:rPr>
+        <w:t>t</w:t>
+      </w:r>
+      <w:r>
+        <w:rPr>
+          <w:rFonts w:ascii="Times New Roman" w:hAnsi="Times New Roman" w:cs="Times New Roman"/>
+          <w:sz w:val="28"/>
+          <w:szCs w:val="28"/>
+        </w:rPr>
+        <w:t xml:space="preserve"> AES-256, ho</w:t>
+      </w:r>
+      <w:r>
+        <w:rPr>
+          <w:rFonts w:ascii="Times New Roman" w:hAnsi="Times New Roman" w:cs="Times New Roman"/>
+          <w:sz w:val="28"/>
+          <w:szCs w:val="28"/>
+        </w:rPr>
+        <w:t>ạ</w:t>
+      </w:r>
+      <w:r>
+        <w:rPr>
+          <w:rFonts w:ascii="Times New Roman" w:hAnsi="Times New Roman" w:cs="Times New Roman"/>
+          <w:sz w:val="28"/>
+          <w:szCs w:val="28"/>
+        </w:rPr>
+        <w:t>t đ</w:t>
+      </w:r>
+      <w:r>
+        <w:rPr>
+          <w:rFonts w:ascii="Times New Roman" w:hAnsi="Times New Roman" w:cs="Times New Roman"/>
+          <w:sz w:val="28"/>
+          <w:szCs w:val="28"/>
+        </w:rPr>
+        <w:t>ộ</w:t>
+      </w:r>
+      <w:r>
+        <w:rPr>
+          <w:rFonts w:ascii="Times New Roman" w:hAnsi="Times New Roman" w:cs="Times New Roman"/>
+          <w:sz w:val="28"/>
+          <w:szCs w:val="28"/>
+        </w:rPr>
+        <w:t>ng 24/7, m</w:t>
+      </w:r>
+      <w:r>
+        <w:rPr>
+          <w:rFonts w:ascii="Times New Roman" w:hAnsi="Times New Roman" w:cs="Times New Roman"/>
+          <w:sz w:val="28"/>
+          <w:szCs w:val="28"/>
+        </w:rPr>
+        <w:t>ở</w:t>
+      </w:r>
+      <w:r>
+        <w:rPr>
+          <w:rFonts w:ascii="Times New Roman" w:hAnsi="Times New Roman" w:cs="Times New Roman"/>
+          <w:sz w:val="28"/>
+          <w:szCs w:val="28"/>
+        </w:rPr>
+        <w:t xml:space="preserve"> r</w:t>
+      </w:r>
+      <w:r>
+        <w:rPr>
+          <w:rFonts w:ascii="Times New Roman" w:hAnsi="Times New Roman" w:cs="Times New Roman"/>
+          <w:sz w:val="28"/>
+          <w:szCs w:val="28"/>
+        </w:rPr>
+        <w:t>ộ</w:t>
+      </w:r>
+      <w:r>
+        <w:rPr>
+          <w:rFonts w:ascii="Times New Roman" w:hAnsi="Times New Roman" w:cs="Times New Roman"/>
+          <w:sz w:val="28"/>
+          <w:szCs w:val="28"/>
+        </w:rPr>
+        <w:t>ng, tương thích đa thi</w:t>
+      </w:r>
+      <w:r>
+        <w:rPr>
+          <w:rFonts w:ascii="Times New Roman" w:hAnsi="Times New Roman" w:cs="Times New Roman"/>
+          <w:sz w:val="28"/>
+          <w:szCs w:val="28"/>
+        </w:rPr>
+        <w:t>ế</w:t>
+      </w:r>
+      <w:r>
+        <w:rPr>
+          <w:rFonts w:ascii="Times New Roman" w:hAnsi="Times New Roman" w:cs="Times New Roman"/>
+          <w:sz w:val="28"/>
+          <w:szCs w:val="28"/>
+        </w:rPr>
+        <w:t>t b</w:t>
+      </w:r>
+      <w:r>
+        <w:rPr>
+          <w:rFonts w:ascii="Times New Roman" w:hAnsi="Times New Roman" w:cs="Times New Roman"/>
+          <w:sz w:val="28"/>
+          <w:szCs w:val="28"/>
+        </w:rPr>
+        <w:t>ị</w:t>
+      </w:r>
+      <w:r>
+        <w:rPr>
+          <w:rFonts w:ascii="Times New Roman" w:hAnsi="Times New Roman" w:cs="Times New Roman"/>
+          <w:sz w:val="28"/>
+          <w:szCs w:val="28"/>
+        </w:rPr>
+        <w:t>.</w:t>
       </w:r>
       <w:r>
         <w:rPr>
@@ -10017,15 +10486,195 @@
           <w:sz w:val="28"/>
           <w:szCs w:val="28"/>
         </w:rPr>
-        <w:t>Cấu trúc tài liệu:</w:t>
-      </w:r>
-      <w:r>
-        <w:rPr>
-          <w:rFonts w:ascii="Times New Roman" w:hAnsi="Times New Roman" w:cs="Times New Roman"/>
-          <w:sz w:val="28"/>
-          <w:szCs w:val="28"/>
-        </w:rPr>
-        <w:t xml:space="preserve"> Giới thiệu – Tổng quan – Chức năng – Phi chức năng – Môi trường – Ràng buộc – Phụ lục.</w:t>
+        <w:t>C</w:t>
+      </w:r>
+      <w:r>
+        <w:rPr>
+          <w:rStyle w:val="Strong"/>
+          <w:rFonts w:ascii="Times New Roman" w:hAnsi="Times New Roman" w:cs="Times New Roman"/>
+          <w:sz w:val="28"/>
+          <w:szCs w:val="28"/>
+        </w:rPr>
+        <w:t>ấ</w:t>
+      </w:r>
+      <w:r>
+        <w:rPr>
+          <w:rStyle w:val="Strong"/>
+          <w:rFonts w:ascii="Times New Roman" w:hAnsi="Times New Roman" w:cs="Times New Roman"/>
+          <w:sz w:val="28"/>
+          <w:szCs w:val="28"/>
+        </w:rPr>
+        <w:t>u trúc tài li</w:t>
+      </w:r>
+      <w:r>
+        <w:rPr>
+          <w:rStyle w:val="Strong"/>
+          <w:rFonts w:ascii="Times New Roman" w:hAnsi="Times New Roman" w:cs="Times New Roman"/>
+          <w:sz w:val="28"/>
+          <w:szCs w:val="28"/>
+        </w:rPr>
+        <w:t>ệ</w:t>
+      </w:r>
+      <w:r>
+        <w:rPr>
+          <w:rStyle w:val="Strong"/>
+          <w:rFonts w:ascii="Times New Roman" w:hAnsi="Times New Roman" w:cs="Times New Roman"/>
+          <w:sz w:val="28"/>
+          <w:szCs w:val="28"/>
+        </w:rPr>
+        <w:t>u:</w:t>
+      </w:r>
+      <w:r>
+        <w:rPr>
+          <w:rFonts w:ascii="Times New Roman" w:hAnsi="Times New Roman" w:cs="Times New Roman"/>
+          <w:sz w:val="28"/>
+          <w:szCs w:val="28"/>
+        </w:rPr>
+        <w:t xml:space="preserve"> Gi</w:t>
+      </w:r>
+      <w:r>
+        <w:rPr>
+          <w:rFonts w:ascii="Times New Roman" w:hAnsi="Times New Roman" w:cs="Times New Roman"/>
+          <w:sz w:val="28"/>
+          <w:szCs w:val="28"/>
+        </w:rPr>
+        <w:t>ớ</w:t>
+      </w:r>
+      <w:r>
+        <w:rPr>
+          <w:rFonts w:ascii="Times New Roman" w:hAnsi="Times New Roman" w:cs="Times New Roman"/>
+          <w:sz w:val="28"/>
+          <w:szCs w:val="28"/>
+        </w:rPr>
+        <w:t>i thi</w:t>
+      </w:r>
+      <w:r>
+        <w:rPr>
+          <w:rFonts w:ascii="Times New Roman" w:hAnsi="Times New Roman" w:cs="Times New Roman"/>
+          <w:sz w:val="28"/>
+          <w:szCs w:val="28"/>
+        </w:rPr>
+        <w:t>ệ</w:t>
+      </w:r>
+      <w:r>
+        <w:rPr>
+          <w:rFonts w:ascii="Times New Roman" w:hAnsi="Times New Roman" w:cs="Times New Roman"/>
+          <w:sz w:val="28"/>
+          <w:szCs w:val="28"/>
+        </w:rPr>
+        <w:t>u – T</w:t>
+      </w:r>
+      <w:r>
+        <w:rPr>
+          <w:rFonts w:ascii="Times New Roman" w:hAnsi="Times New Roman" w:cs="Times New Roman"/>
+          <w:sz w:val="28"/>
+          <w:szCs w:val="28"/>
+        </w:rPr>
+        <w:t>ổ</w:t>
+      </w:r>
+      <w:r>
+        <w:rPr>
+          <w:rFonts w:ascii="Times New Roman" w:hAnsi="Times New Roman" w:cs="Times New Roman"/>
+          <w:sz w:val="28"/>
+          <w:szCs w:val="28"/>
+        </w:rPr>
+        <w:t>ng quan – Ch</w:t>
+      </w:r>
+      <w:r>
+        <w:rPr>
+          <w:rFonts w:ascii="Times New Roman" w:hAnsi="Times New Roman" w:cs="Times New Roman"/>
+          <w:sz w:val="28"/>
+          <w:szCs w:val="28"/>
+        </w:rPr>
+        <w:t>ứ</w:t>
+      </w:r>
+      <w:r>
+        <w:rPr>
+          <w:rFonts w:ascii="Times New Roman" w:hAnsi="Times New Roman" w:cs="Times New Roman"/>
+          <w:sz w:val="28"/>
+          <w:szCs w:val="28"/>
+        </w:rPr>
+        <w:t>c năng – Phi ch</w:t>
+      </w:r>
+      <w:r>
+        <w:rPr>
+          <w:rFonts w:ascii="Times New Roman" w:hAnsi="Times New Roman" w:cs="Times New Roman"/>
+          <w:sz w:val="28"/>
+          <w:szCs w:val="28"/>
+        </w:rPr>
+        <w:t>ứ</w:t>
+      </w:r>
+      <w:r>
+        <w:rPr>
+          <w:rFonts w:ascii="Times New Roman" w:hAnsi="Times New Roman" w:cs="Times New Roman"/>
+          <w:sz w:val="28"/>
+          <w:szCs w:val="28"/>
+        </w:rPr>
+        <w:t>c năng – Môi trư</w:t>
+      </w:r>
+      <w:r>
+        <w:rPr>
+          <w:rFonts w:ascii="Times New Roman" w:hAnsi="Times New Roman" w:cs="Times New Roman"/>
+          <w:sz w:val="28"/>
+          <w:szCs w:val="28"/>
+        </w:rPr>
+        <w:t>ờ</w:t>
+      </w:r>
+      <w:r>
+        <w:rPr>
+          <w:rFonts w:ascii="Times New Roman" w:hAnsi="Times New Roman" w:cs="Times New Roman"/>
+          <w:sz w:val="28"/>
+          <w:szCs w:val="28"/>
+        </w:rPr>
+        <w:t>ng – Ràng bu</w:t>
+      </w:r>
+      <w:r>
+        <w:rPr>
+          <w:rFonts w:ascii="Times New Roman" w:hAnsi="Times New Roman" w:cs="Times New Roman"/>
+          <w:sz w:val="28"/>
+          <w:szCs w:val="28"/>
+        </w:rPr>
+        <w:t>ộ</w:t>
+      </w:r>
+      <w:r>
+        <w:rPr>
+          <w:rFonts w:ascii="Times New Roman" w:hAnsi="Times New Roman" w:cs="Times New Roman"/>
+          <w:sz w:val="28"/>
+          <w:szCs w:val="28"/>
+        </w:rPr>
+        <w:t>c – Ph</w:t>
+      </w:r>
+      <w:r>
+        <w:rPr>
+          <w:rFonts w:ascii="Times New Roman" w:hAnsi="Times New Roman" w:cs="Times New Roman"/>
+          <w:sz w:val="28"/>
+          <w:szCs w:val="28"/>
+        </w:rPr>
+        <w:t>ụ</w:t>
+      </w:r>
+      <w:r>
+        <w:rPr>
+          <w:rFonts w:ascii="Times New Roman" w:hAnsi="Times New Roman" w:cs="Times New Roman"/>
+          <w:sz w:val="28"/>
+          <w:szCs w:val="28"/>
+        </w:rPr>
+        <w:t xml:space="preserve"> l</w:t>
+      </w:r>
+      <w:r>
+        <w:rPr>
+          <w:rFonts w:ascii="Times New Roman" w:hAnsi="Times New Roman" w:cs="Times New Roman"/>
+          <w:sz w:val="28"/>
+          <w:szCs w:val="28"/>
+        </w:rPr>
+        <w:t>ụ</w:t>
+      </w:r>
+      <w:r>
+        <w:rPr>
+          <w:rFonts w:ascii="Times New Roman" w:hAnsi="Times New Roman" w:cs="Times New Roman"/>
+          <w:sz w:val="28"/>
+          <w:szCs w:val="28"/>
+        </w:rPr>
+        <w:t>c.</w:t>
       </w:r>
     </w:p>
     <w:p>
@@ -10048,581 +10697,54 @@
 </w:document>
 </file>
 
-<file path=word/numbering.xml><?xml version="1.0" encoding="utf-8"?>
-<w:numbering xmlns:wpc="http://schemas.microsoft.com/office/word/2010/wordprocessingCanvas" xmlns:cx="http://schemas.microsoft.com/office/drawing/2014/chartex" xmlns:cx1="http://schemas.microsoft.com/office/drawing/2015/9/8/chartex" xmlns:cx2="http://schemas.microsoft.com/office/drawing/2015/10/21/chartex" xmlns:cx3="http://schemas.microsoft.com/office/drawing/2016/5/9/chartex" xmlns:cx4="http://schemas.microsoft.com/office/drawing/2016/5/10/chartex" xmlns:cx5="http://schemas.microsoft.com/office/drawing/2016/5/11/chartex" xmlns:cx6="http://schemas.microsoft.com/office/drawing/2016/5/12/chartex" xmlns:cx7="http://schemas.microsoft.com/office/drawing/2016/5/13/chartex" xmlns:cx8="http://schemas.microsoft.com/office/drawing/2016/5/14/chartex" xmlns:mc="http://schemas.openxmlformats.org/markup-compatibility/2006" xmlns:aink="http://schemas.microsoft.com/office/drawing/2016/ink" xmlns:am3d="http://schemas.microsoft.com/office/drawing/2017/model3d" xmlns:o="urn:schemas-microsoft-com:office:office" xmlns:r="http://schemas.openxmlformats.org/officeDocument/2006/relationships" xmlns:m="http://schemas.openxmlformats.org/officeDocument/2006/math" xmlns:v="urn:schemas-microsoft-com:vml" xmlns:wp14="http://schemas.microsoft.com/office/word/2010/wordprocessingDrawing" xmlns:wp="http://schemas.openxmlformats.org/drawingml/2006/wordprocessingDrawing" xmlns:w10="urn:schemas-microsoft-com:office:word" xmlns:w="http://schemas.openxmlformats.org/wordprocessingml/2006/main" xmlns:w14="http://schemas.microsoft.com/office/word/2010/wordml" xmlns:w15="http://schemas.microsoft.com/office/word/2012/wordml" xmlns:w16cex="http://schemas.microsoft.com/office/word/2018/wordml/cex" xmlns:w16cid="http://schemas.microsoft.com/office/word/2016/wordml/cid" xmlns:w16="http://schemas.microsoft.com/office/word/2018/wordml" xmlns:w16sdtdh="http://schemas.microsoft.com/office/word/2020/wordml/sdtdatahash" xmlns:w16se="http://schemas.microsoft.com/office/word/2015/wordml/symex" xmlns:wpg="http://schemas.microsoft.com/office/word/2010/wordprocessingGroup" xmlns:wpi="http://schemas.microsoft.com/office/word/2010/wordprocessingInk" xmlns:wne="http://schemas.microsoft.com/office/word/2006/wordml" xmlns:wps="http://schemas.microsoft.com/office/word/2010/wordprocessingShape" mc:Ignorable="w14 w15 w16se w16cid w16 w16cex w16sdtdh wp14">
-  <w:abstractNum w:abstractNumId="0" w15:restartNumberingAfterBreak="0">
-    <w:nsid w:val="12D35A14"/>
-    <w:multiLevelType w:val="multilevel"/>
-    <w:tmpl w:val="EA4CF3E4"/>
-    <w:lvl w:ilvl="0">
-      <w:start w:val="1"/>
-      <w:numFmt w:val="decimal"/>
-      <w:lvlText w:val="%1."/>
-      <w:lvlJc w:val="left"/>
+<file path=word/endnotes.xml><?xml version="1.0" encoding="utf-8"?>
+<w:endnotes xmlns:wpc="http://schemas.microsoft.com/office/word/2010/wordprocessingCanvas" xmlns:cx="http://schemas.microsoft.com/office/drawing/2014/chartex" xmlns:cx1="http://schemas.microsoft.com/office/drawing/2015/9/8/chartex" xmlns:cx2="http://schemas.microsoft.com/office/drawing/2015/10/21/chartex" xmlns:cx3="http://schemas.microsoft.com/office/drawing/2016/5/9/chartex" xmlns:cx4="http://schemas.microsoft.com/office/drawing/2016/5/10/chartex" xmlns:cx5="http://schemas.microsoft.com/office/drawing/2016/5/11/chartex" xmlns:cx6="http://schemas.microsoft.com/office/drawing/2016/5/12/chartex" xmlns:cx7="http://schemas.microsoft.com/office/drawing/2016/5/13/chartex" xmlns:cx8="http://schemas.microsoft.com/office/drawing/2016/5/14/chartex" xmlns:mc="http://schemas.openxmlformats.org/markup-compatibility/2006" xmlns:aink="http://schemas.microsoft.com/office/drawing/2016/ink" xmlns:am3d="http://schemas.microsoft.com/office/drawing/2017/model3d" xmlns:o="urn:schemas-microsoft-com:office:office" xmlns:r="http://schemas.openxmlformats.org/officeDocument/2006/relationships" xmlns:m="http://schemas.openxmlformats.org/officeDocument/2006/math" xmlns:v="urn:schemas-microsoft-com:vml" xmlns:wp14="http://schemas.microsoft.com/office/word/2010/wordprocessingDrawing" xmlns:wp="http://schemas.openxmlformats.org/drawingml/2006/wordprocessingDrawing" xmlns:w10="urn:schemas-microsoft-com:office:word" xmlns:w="http://schemas.openxmlformats.org/wordprocessingml/2006/main" xmlns:w14="http://schemas.microsoft.com/office/word/2010/wordml" xmlns:w15="http://schemas.microsoft.com/office/word/2012/wordml" xmlns:w16cex="http://schemas.microsoft.com/office/word/2018/wordml/cex" xmlns:w16cid="http://schemas.microsoft.com/office/word/2016/wordml/cid" xmlns:w16="http://schemas.microsoft.com/office/word/2018/wordml" xmlns:w16sdtdh="http://schemas.microsoft.com/office/word/2020/wordml/sdtdatahash" xmlns:w16se="http://schemas.microsoft.com/office/word/2015/wordml/symex" xmlns:wpg="http://schemas.microsoft.com/office/word/2010/wordprocessingGroup" xmlns:wpi="http://schemas.microsoft.com/office/word/2010/wordprocessingInk" xmlns:wne="http://schemas.microsoft.com/office/word/2006/wordml" xmlns:wps="http://schemas.microsoft.com/office/word/2010/wordprocessingShape" mc:Ignorable="w14 w15 w16se w16cid w16 w16cex w16sdtdh wp14">
+  <w:endnote w:type="separator" w:id="-1">
+    <w:p>
       <w:pPr>
-        <w:tabs>
-          <w:tab w:val="num" w:pos="720"/>
-        </w:tabs>
-        <w:ind w:left="720" w:hanging="360"/>
+        <w:spacing w:line="240" w:lineRule="auto"/>
       </w:pPr>
-    </w:lvl>
-    <w:lvl w:ilvl="1" w:tentative="1">
-      <w:start w:val="1"/>
-      <w:numFmt w:val="decimal"/>
-      <w:lvlText w:val="%2."/>
-      <w:lvlJc w:val="left"/>
+      <w:r>
+        <w:separator/>
+      </w:r>
+    </w:p>
+  </w:endnote>
+  <w:endnote w:type="continuationSeparator" w:id="0">
+    <w:p>
       <w:pPr>
-        <w:tabs>
-          <w:tab w:val="num" w:pos="1440"/>
-        </w:tabs>
-        <w:ind w:left="1440" w:hanging="360"/>
+        <w:spacing w:line="240" w:lineRule="auto"/>
       </w:pPr>
-    </w:lvl>
-    <w:lvl w:ilvl="2" w:tentative="1">
-      <w:start w:val="1"/>
-      <w:numFmt w:val="decimal"/>
-      <w:lvlText w:val="%3."/>
-      <w:lvlJc w:val="left"/>
+      <w:r>
+        <w:continuationSeparator/>
+      </w:r>
+    </w:p>
+  </w:endnote>
+</w:endnotes>
+</file>
+
+<file path=word/footnotes.xml><?xml version="1.0" encoding="utf-8"?>
+<w:footnotes xmlns:wpc="http://schemas.microsoft.com/office/word/2010/wordprocessingCanvas" xmlns:cx="http://schemas.microsoft.com/office/drawing/2014/chartex" xmlns:cx1="http://schemas.microsoft.com/office/drawing/2015/9/8/chartex" xmlns:cx2="http://schemas.microsoft.com/office/drawing/2015/10/21/chartex" xmlns:cx3="http://schemas.microsoft.com/office/drawing/2016/5/9/chartex" xmlns:cx4="http://schemas.microsoft.com/office/drawing/2016/5/10/chartex" xmlns:cx5="http://schemas.microsoft.com/office/drawing/2016/5/11/chartex" xmlns:cx6="http://schemas.microsoft.com/office/drawing/2016/5/12/chartex" xmlns:cx7="http://schemas.microsoft.com/office/drawing/2016/5/13/chartex" xmlns:cx8="http://schemas.microsoft.com/office/drawing/2016/5/14/chartex" xmlns:mc="http://schemas.openxmlformats.org/markup-compatibility/2006" xmlns:aink="http://schemas.microsoft.com/office/drawing/2016/ink" xmlns:am3d="http://schemas.microsoft.com/office/drawing/2017/model3d" xmlns:o="urn:schemas-microsoft-com:office:office" xmlns:r="http://schemas.openxmlformats.org/officeDocument/2006/relationships" xmlns:m="http://schemas.openxmlformats.org/officeDocument/2006/math" xmlns:v="urn:schemas-microsoft-com:vml" xmlns:wp14="http://schemas.microsoft.com/office/word/2010/wordprocessingDrawing" xmlns:wp="http://schemas.openxmlformats.org/drawingml/2006/wordprocessingDrawing" xmlns:w10="urn:schemas-microsoft-com:office:word" xmlns:w="http://schemas.openxmlformats.org/wordprocessingml/2006/main" xmlns:w14="http://schemas.microsoft.com/office/word/2010/wordml" xmlns:w15="http://schemas.microsoft.com/office/word/2012/wordml" xmlns:w16cex="http://schemas.microsoft.com/office/word/2018/wordml/cex" xmlns:w16cid="http://schemas.microsoft.com/office/word/2016/wordml/cid" xmlns:w16="http://schemas.microsoft.com/office/word/2018/wordml" xmlns:w16sdtdh="http://schemas.microsoft.com/office/word/2020/wordml/sdtdatahash" xmlns:w16se="http://schemas.microsoft.com/office/word/2015/wordml/symex" xmlns:wpg="http://schemas.microsoft.com/office/word/2010/wordprocessingGroup" xmlns:wpi="http://schemas.microsoft.com/office/word/2010/wordprocessingInk" xmlns:wne="http://schemas.microsoft.com/office/word/2006/wordml" xmlns:wps="http://schemas.microsoft.com/office/word/2010/wordprocessingShape" mc:Ignorable="w14 w15 w16se w16cid w16 w16cex w16sdtdh wp14">
+  <w:footnote w:type="separator" w:id="-1">
+    <w:p>
       <w:pPr>
-        <w:tabs>
-          <w:tab w:val="num" w:pos="2160"/>
-        </w:tabs>
-        <w:ind w:left="2160" w:hanging="360"/>
+        <w:spacing w:after="0"/>
       </w:pPr>
-    </w:lvl>
-    <w:lvl w:ilvl="3" w:tentative="1">
-      <w:start w:val="1"/>
-      <w:numFmt w:val="decimal"/>
-      <w:lvlText w:val="%4."/>
-      <w:lvlJc w:val="left"/>
+      <w:r>
+        <w:separator/>
+      </w:r>
+    </w:p>
+  </w:footnote>
+  <w:footnote w:type="continuationSeparator" w:id="0">
+    <w:p>
       <w:pPr>
-        <w:tabs>
-          <w:tab w:val="num" w:pos="2880"/>
-        </w:tabs>
-        <w:ind w:left="2880" w:hanging="360"/>
+        <w:spacing w:after="0"/>
       </w:pPr>
-    </w:lvl>
-    <w:lvl w:ilvl="4" w:tentative="1">
-      <w:start w:val="1"/>
-      <w:numFmt w:val="decimal"/>
-      <w:lvlText w:val="%5."/>
-      <w:lvlJc w:val="left"/>
-      <w:pPr>
-        <w:tabs>
-          <w:tab w:val="num" w:pos="3600"/>
-        </w:tabs>
-        <w:ind w:left="3600" w:hanging="360"/>
-      </w:pPr>
-    </w:lvl>
-    <w:lvl w:ilvl="5" w:tentative="1">
-      <w:start w:val="1"/>
-      <w:numFmt w:val="decimal"/>
-      <w:lvlText w:val="%6."/>
-      <w:lvlJc w:val="left"/>
-      <w:pPr>
-        <w:tabs>
-          <w:tab w:val="num" w:pos="4320"/>
-        </w:tabs>
-        <w:ind w:left="4320" w:hanging="360"/>
-      </w:pPr>
-    </w:lvl>
-    <w:lvl w:ilvl="6" w:tentative="1">
-      <w:start w:val="1"/>
-      <w:numFmt w:val="decimal"/>
-      <w:lvlText w:val="%7."/>
-      <w:lvlJc w:val="left"/>
-      <w:pPr>
-        <w:tabs>
-          <w:tab w:val="num" w:pos="5040"/>
-        </w:tabs>
-        <w:ind w:left="5040" w:hanging="360"/>
-      </w:pPr>
-    </w:lvl>
-    <w:lvl w:ilvl="7" w:tentative="1">
-      <w:start w:val="1"/>
-      <w:numFmt w:val="decimal"/>
-      <w:lvlText w:val="%8."/>
-      <w:lvlJc w:val="left"/>
-      <w:pPr>
-        <w:tabs>
-          <w:tab w:val="num" w:pos="5760"/>
-        </w:tabs>
-        <w:ind w:left="5760" w:hanging="360"/>
-      </w:pPr>
-    </w:lvl>
-    <w:lvl w:ilvl="8" w:tentative="1">
-      <w:start w:val="1"/>
-      <w:numFmt w:val="decimal"/>
-      <w:lvlText w:val="%9."/>
-      <w:lvlJc w:val="left"/>
-      <w:pPr>
-        <w:tabs>
-          <w:tab w:val="num" w:pos="6480"/>
-        </w:tabs>
-        <w:ind w:left="6480" w:hanging="360"/>
-      </w:pPr>
-    </w:lvl>
-  </w:abstractNum>
-  <w:abstractNum w:abstractNumId="1" w15:restartNumberingAfterBreak="0">
-    <w:nsid w:val="1E240596"/>
-    <w:multiLevelType w:val="multilevel"/>
-    <w:tmpl w:val="D99CC348"/>
-    <w:lvl w:ilvl="0">
-      <w:start w:val="1"/>
-      <w:numFmt w:val="bullet"/>
-      <w:lvlText w:val=""/>
-      <w:lvlJc w:val="left"/>
-      <w:pPr>
-        <w:tabs>
-          <w:tab w:val="num" w:pos="720"/>
-        </w:tabs>
-        <w:ind w:left="720" w:hanging="360"/>
-      </w:pPr>
-      <w:rPr>
-        <w:rFonts w:ascii="Symbol" w:hAnsi="Symbol" w:hint="default"/>
-        <w:sz w:val="20"/>
-      </w:rPr>
-    </w:lvl>
-    <w:lvl w:ilvl="1" w:tentative="1">
-      <w:start w:val="1"/>
-      <w:numFmt w:val="bullet"/>
-      <w:lvlText w:val="o"/>
-      <w:lvlJc w:val="left"/>
-      <w:pPr>
-        <w:tabs>
-          <w:tab w:val="num" w:pos="1440"/>
-        </w:tabs>
-        <w:ind w:left="1440" w:hanging="360"/>
-      </w:pPr>
-      <w:rPr>
-        <w:rFonts w:ascii="Courier New" w:hAnsi="Courier New" w:hint="default"/>
-        <w:sz w:val="20"/>
-      </w:rPr>
-    </w:lvl>
-    <w:lvl w:ilvl="2" w:tentative="1">
-      <w:start w:val="1"/>
-      <w:numFmt w:val="bullet"/>
-      <w:lvlText w:val=""/>
-      <w:lvlJc w:val="left"/>
-      <w:pPr>
-        <w:tabs>
-          <w:tab w:val="num" w:pos="2160"/>
-        </w:tabs>
-        <w:ind w:left="2160" w:hanging="360"/>
-      </w:pPr>
-      <w:rPr>
-        <w:rFonts w:ascii="Wingdings" w:hAnsi="Wingdings" w:hint="default"/>
-        <w:sz w:val="20"/>
-      </w:rPr>
-    </w:lvl>
-    <w:lvl w:ilvl="3" w:tentative="1">
-      <w:start w:val="1"/>
-      <w:numFmt w:val="bullet"/>
-      <w:lvlText w:val=""/>
-      <w:lvlJc w:val="left"/>
-      <w:pPr>
-        <w:tabs>
-          <w:tab w:val="num" w:pos="2880"/>
-        </w:tabs>
-        <w:ind w:left="2880" w:hanging="360"/>
-      </w:pPr>
-      <w:rPr>
-        <w:rFonts w:ascii="Wingdings" w:hAnsi="Wingdings" w:hint="default"/>
-        <w:sz w:val="20"/>
-      </w:rPr>
-    </w:lvl>
-    <w:lvl w:ilvl="4" w:tentative="1">
-      <w:start w:val="1"/>
-      <w:numFmt w:val="bullet"/>
-      <w:lvlText w:val=""/>
-      <w:lvlJc w:val="left"/>
-      <w:pPr>
-        <w:tabs>
-          <w:tab w:val="num" w:pos="3600"/>
-        </w:tabs>
-        <w:ind w:left="3600" w:hanging="360"/>
-      </w:pPr>
-      <w:rPr>
-        <w:rFonts w:ascii="Wingdings" w:hAnsi="Wingdings" w:hint="default"/>
-        <w:sz w:val="20"/>
-      </w:rPr>
-    </w:lvl>
-    <w:lvl w:ilvl="5" w:tentative="1">
-      <w:start w:val="1"/>
-      <w:numFmt w:val="bullet"/>
-      <w:lvlText w:val=""/>
-      <w:lvlJc w:val="left"/>
-      <w:pPr>
-        <w:tabs>
-          <w:tab w:val="num" w:pos="4320"/>
-        </w:tabs>
-        <w:ind w:left="4320" w:hanging="360"/>
-      </w:pPr>
-      <w:rPr>
-        <w:rFonts w:ascii="Wingdings" w:hAnsi="Wingdings" w:hint="default"/>
-        <w:sz w:val="20"/>
-      </w:rPr>
-    </w:lvl>
-    <w:lvl w:ilvl="6" w:tentative="1">
-      <w:start w:val="1"/>
-      <w:numFmt w:val="bullet"/>
-      <w:lvlText w:val=""/>
-      <w:lvlJc w:val="left"/>
-      <w:pPr>
-        <w:tabs>
-          <w:tab w:val="num" w:pos="5040"/>
-        </w:tabs>
-        <w:ind w:left="5040" w:hanging="360"/>
-      </w:pPr>
-      <w:rPr>
-        <w:rFonts w:ascii="Wingdings" w:hAnsi="Wingdings" w:hint="default"/>
-        <w:sz w:val="20"/>
-      </w:rPr>
-    </w:lvl>
-    <w:lvl w:ilvl="7" w:tentative="1">
-      <w:start w:val="1"/>
-      <w:numFmt w:val="bullet"/>
-      <w:lvlText w:val=""/>
-      <w:lvlJc w:val="left"/>
-      <w:pPr>
-        <w:tabs>
-          <w:tab w:val="num" w:pos="5760"/>
-        </w:tabs>
-        <w:ind w:left="5760" w:hanging="360"/>
-      </w:pPr>
-      <w:rPr>
-        <w:rFonts w:ascii="Wingdings" w:hAnsi="Wingdings" w:hint="default"/>
-        <w:sz w:val="20"/>
-      </w:rPr>
-    </w:lvl>
-    <w:lvl w:ilvl="8" w:tentative="1">
-      <w:start w:val="1"/>
-      <w:numFmt w:val="bullet"/>
-      <w:lvlText w:val=""/>
-      <w:lvlJc w:val="left"/>
-      <w:pPr>
-        <w:tabs>
-          <w:tab w:val="num" w:pos="6480"/>
-        </w:tabs>
-        <w:ind w:left="6480" w:hanging="360"/>
-      </w:pPr>
-      <w:rPr>
-        <w:rFonts w:ascii="Wingdings" w:hAnsi="Wingdings" w:hint="default"/>
-        <w:sz w:val="20"/>
-      </w:rPr>
-    </w:lvl>
-  </w:abstractNum>
-  <w:abstractNum w:abstractNumId="2" w15:restartNumberingAfterBreak="0">
-    <w:nsid w:val="3177666D"/>
-    <w:multiLevelType w:val="multilevel"/>
-    <w:tmpl w:val="8722B7B0"/>
-    <w:lvl w:ilvl="0">
-      <w:start w:val="1"/>
-      <w:numFmt w:val="bullet"/>
-      <w:lvlText w:val=""/>
-      <w:lvlJc w:val="left"/>
-      <w:pPr>
-        <w:tabs>
-          <w:tab w:val="num" w:pos="720"/>
-        </w:tabs>
-        <w:ind w:left="720" w:hanging="360"/>
-      </w:pPr>
-      <w:rPr>
-        <w:rFonts w:ascii="Symbol" w:hAnsi="Symbol" w:hint="default"/>
-        <w:sz w:val="20"/>
-      </w:rPr>
-    </w:lvl>
-    <w:lvl w:ilvl="1" w:tentative="1">
-      <w:start w:val="1"/>
-      <w:numFmt w:val="bullet"/>
-      <w:lvlText w:val="o"/>
-      <w:lvlJc w:val="left"/>
-      <w:pPr>
-        <w:tabs>
-          <w:tab w:val="num" w:pos="1440"/>
-        </w:tabs>
-        <w:ind w:left="1440" w:hanging="360"/>
-      </w:pPr>
-      <w:rPr>
-        <w:rFonts w:ascii="Courier New" w:hAnsi="Courier New" w:hint="default"/>
-        <w:sz w:val="20"/>
-      </w:rPr>
-    </w:lvl>
-    <w:lvl w:ilvl="2" w:tentative="1">
-      <w:start w:val="1"/>
-      <w:numFmt w:val="bullet"/>
-      <w:lvlText w:val=""/>
-      <w:lvlJc w:val="left"/>
-      <w:pPr>
-        <w:tabs>
-          <w:tab w:val="num" w:pos="2160"/>
-        </w:tabs>
-        <w:ind w:left="2160" w:hanging="360"/>
-      </w:pPr>
-      <w:rPr>
-        <w:rFonts w:ascii="Wingdings" w:hAnsi="Wingdings" w:hint="default"/>
-        <w:sz w:val="20"/>
-      </w:rPr>
-    </w:lvl>
-    <w:lvl w:ilvl="3" w:tentative="1">
-      <w:start w:val="1"/>
-      <w:numFmt w:val="bullet"/>
-      <w:lvlText w:val=""/>
-      <w:lvlJc w:val="left"/>
-      <w:pPr>
-        <w:tabs>
-          <w:tab w:val="num" w:pos="2880"/>
-        </w:tabs>
-        <w:ind w:left="2880" w:hanging="360"/>
-      </w:pPr>
-      <w:rPr>
-        <w:rFonts w:ascii="Wingdings" w:hAnsi="Wingdings" w:hint="default"/>
-        <w:sz w:val="20"/>
-      </w:rPr>
-    </w:lvl>
-    <w:lvl w:ilvl="4" w:tentative="1">
-      <w:start w:val="1"/>
-      <w:numFmt w:val="bullet"/>
-      <w:lvlText w:val=""/>
-      <w:lvlJc w:val="left"/>
-      <w:pPr>
-        <w:tabs>
-          <w:tab w:val="num" w:pos="3600"/>
-        </w:tabs>
-        <w:ind w:left="3600" w:hanging="360"/>
-      </w:pPr>
-      <w:rPr>
-        <w:rFonts w:ascii="Wingdings" w:hAnsi="Wingdings" w:hint="default"/>
-        <w:sz w:val="20"/>
-      </w:rPr>
-    </w:lvl>
-    <w:lvl w:ilvl="5" w:tentative="1">
-      <w:start w:val="1"/>
-      <w:numFmt w:val="bullet"/>
-      <w:lvlText w:val=""/>
-      <w:lvlJc w:val="left"/>
-      <w:pPr>
-        <w:tabs>
-          <w:tab w:val="num" w:pos="4320"/>
-        </w:tabs>
-        <w:ind w:left="4320" w:hanging="360"/>
-      </w:pPr>
-      <w:rPr>
-        <w:rFonts w:ascii="Wingdings" w:hAnsi="Wingdings" w:hint="default"/>
-        <w:sz w:val="20"/>
-      </w:rPr>
-    </w:lvl>
-    <w:lvl w:ilvl="6" w:tentative="1">
-      <w:start w:val="1"/>
-      <w:numFmt w:val="bullet"/>
-      <w:lvlText w:val=""/>
-      <w:lvlJc w:val="left"/>
-      <w:pPr>
-        <w:tabs>
-          <w:tab w:val="num" w:pos="5040"/>
-        </w:tabs>
-        <w:ind w:left="5040" w:hanging="360"/>
-      </w:pPr>
-      <w:rPr>
-        <w:rFonts w:ascii="Wingdings" w:hAnsi="Wingdings" w:hint="default"/>
-        <w:sz w:val="20"/>
-      </w:rPr>
-    </w:lvl>
-    <w:lvl w:ilvl="7" w:tentative="1">
-      <w:start w:val="1"/>
-      <w:numFmt w:val="bullet"/>
-      <w:lvlText w:val=""/>
-      <w:lvlJc w:val="left"/>
-      <w:pPr>
-        <w:tabs>
-          <w:tab w:val="num" w:pos="5760"/>
-        </w:tabs>
-        <w:ind w:left="5760" w:hanging="360"/>
-      </w:pPr>
-      <w:rPr>
-        <w:rFonts w:ascii="Wingdings" w:hAnsi="Wingdings" w:hint="default"/>
-        <w:sz w:val="20"/>
-      </w:rPr>
-    </w:lvl>
-    <w:lvl w:ilvl="8" w:tentative="1">
-      <w:start w:val="1"/>
-      <w:numFmt w:val="bullet"/>
-      <w:lvlText w:val=""/>
-      <w:lvlJc w:val="left"/>
-      <w:pPr>
-        <w:tabs>
-          <w:tab w:val="num" w:pos="6480"/>
-        </w:tabs>
-        <w:ind w:left="6480" w:hanging="360"/>
-      </w:pPr>
-      <w:rPr>
-        <w:rFonts w:ascii="Wingdings" w:hAnsi="Wingdings" w:hint="default"/>
-        <w:sz w:val="20"/>
-      </w:rPr>
-    </w:lvl>
-  </w:abstractNum>
-  <w:abstractNum w:abstractNumId="3" w15:restartNumberingAfterBreak="0">
-    <w:nsid w:val="6FE6144C"/>
-    <w:multiLevelType w:val="multilevel"/>
-    <w:tmpl w:val="A286689C"/>
-    <w:lvl w:ilvl="0">
-      <w:start w:val="1"/>
-      <w:numFmt w:val="bullet"/>
-      <w:lvlText w:val=""/>
-      <w:lvlJc w:val="left"/>
-      <w:pPr>
-        <w:tabs>
-          <w:tab w:val="num" w:pos="720"/>
-        </w:tabs>
-        <w:ind w:left="720" w:hanging="360"/>
-      </w:pPr>
-      <w:rPr>
-        <w:rFonts w:ascii="Symbol" w:hAnsi="Symbol" w:hint="default"/>
-        <w:sz w:val="20"/>
-      </w:rPr>
-    </w:lvl>
-    <w:lvl w:ilvl="1" w:tentative="1">
-      <w:start w:val="1"/>
-      <w:numFmt w:val="bullet"/>
-      <w:lvlText w:val="o"/>
-      <w:lvlJc w:val="left"/>
-      <w:pPr>
-        <w:tabs>
-          <w:tab w:val="num" w:pos="1440"/>
-        </w:tabs>
-        <w:ind w:left="1440" w:hanging="360"/>
-      </w:pPr>
-      <w:rPr>
-        <w:rFonts w:ascii="Courier New" w:hAnsi="Courier New" w:hint="default"/>
-        <w:sz w:val="20"/>
-      </w:rPr>
-    </w:lvl>
-    <w:lvl w:ilvl="2" w:tentative="1">
-      <w:start w:val="1"/>
-      <w:numFmt w:val="bullet"/>
-      <w:lvlText w:val=""/>
-      <w:lvlJc w:val="left"/>
-      <w:pPr>
-        <w:tabs>
-          <w:tab w:val="num" w:pos="2160"/>
-        </w:tabs>
-        <w:ind w:left="2160" w:hanging="360"/>
-      </w:pPr>
-      <w:rPr>
-        <w:rFonts w:ascii="Wingdings" w:hAnsi="Wingdings" w:hint="default"/>
-        <w:sz w:val="20"/>
-      </w:rPr>
-    </w:lvl>
-    <w:lvl w:ilvl="3" w:tentative="1">
-      <w:start w:val="1"/>
-      <w:numFmt w:val="bullet"/>
-      <w:lvlText w:val=""/>
-      <w:lvlJc w:val="left"/>
-      <w:pPr>
-        <w:tabs>
-          <w:tab w:val="num" w:pos="2880"/>
-        </w:tabs>
-        <w:ind w:left="2880" w:hanging="360"/>
-      </w:pPr>
-      <w:rPr>
-        <w:rFonts w:ascii="Wingdings" w:hAnsi="Wingdings" w:hint="default"/>
-        <w:sz w:val="20"/>
-      </w:rPr>
-    </w:lvl>
-    <w:lvl w:ilvl="4" w:tentative="1">
-      <w:start w:val="1"/>
-      <w:numFmt w:val="bullet"/>
-      <w:lvlText w:val=""/>
-      <w:lvlJc w:val="left"/>
-      <w:pPr>
-        <w:tabs>
-          <w:tab w:val="num" w:pos="3600"/>
-        </w:tabs>
-        <w:ind w:left="3600" w:hanging="360"/>
-      </w:pPr>
-      <w:rPr>
-        <w:rFonts w:ascii="Wingdings" w:hAnsi="Wingdings" w:hint="default"/>
-        <w:sz w:val="20"/>
-      </w:rPr>
-    </w:lvl>
-    <w:lvl w:ilvl="5" w:tentative="1">
-      <w:start w:val="1"/>
-      <w:numFmt w:val="bullet"/>
-      <w:lvlText w:val=""/>
-      <w:lvlJc w:val="left"/>
-      <w:pPr>
-        <w:tabs>
-          <w:tab w:val="num" w:pos="4320"/>
-        </w:tabs>
-        <w:ind w:left="4320" w:hanging="360"/>
-      </w:pPr>
-      <w:rPr>
-        <w:rFonts w:ascii="Wingdings" w:hAnsi="Wingdings" w:hint="default"/>
-        <w:sz w:val="20"/>
-      </w:rPr>
-    </w:lvl>
-    <w:lvl w:ilvl="6" w:tentative="1">
-      <w:start w:val="1"/>
-      <w:numFmt w:val="bullet"/>
-      <w:lvlText w:val=""/>
-      <w:lvlJc w:val="left"/>
-      <w:pPr>
-        <w:tabs>
-          <w:tab w:val="num" w:pos="5040"/>
-        </w:tabs>
-        <w:ind w:left="5040" w:hanging="360"/>
-      </w:pPr>
-      <w:rPr>
-        <w:rFonts w:ascii="Wingdings" w:hAnsi="Wingdings" w:hint="default"/>
-        <w:sz w:val="20"/>
-      </w:rPr>
-    </w:lvl>
-    <w:lvl w:ilvl="7" w:tentative="1">
-      <w:start w:val="1"/>
-      <w:numFmt w:val="bullet"/>
-      <w:lvlText w:val=""/>
-      <w:lvlJc w:val="left"/>
-      <w:pPr>
-        <w:tabs>
-          <w:tab w:val="num" w:pos="5760"/>
-        </w:tabs>
-        <w:ind w:left="5760" w:hanging="360"/>
-      </w:pPr>
-      <w:rPr>
-        <w:rFonts w:ascii="Wingdings" w:hAnsi="Wingdings" w:hint="default"/>
-        <w:sz w:val="20"/>
-      </w:rPr>
-    </w:lvl>
-    <w:lvl w:ilvl="8" w:tentative="1">
-      <w:start w:val="1"/>
-      <w:numFmt w:val="bullet"/>
-      <w:lvlText w:val=""/>
-      <w:lvlJc w:val="left"/>
-      <w:pPr>
-        <w:tabs>
-          <w:tab w:val="num" w:pos="6480"/>
-        </w:tabs>
-        <w:ind w:left="6480" w:hanging="360"/>
-      </w:pPr>
-      <w:rPr>
-        <w:rFonts w:ascii="Wingdings" w:hAnsi="Wingdings" w:hint="default"/>
-        <w:sz w:val="20"/>
-      </w:rPr>
-    </w:lvl>
-  </w:abstractNum>
-  <w:num w:numId="1">
-    <w:abstractNumId w:val="2"/>
-  </w:num>
-  <w:num w:numId="2">
-    <w:abstractNumId w:val="0"/>
-  </w:num>
-  <w:num w:numId="3">
-    <w:abstractNumId w:val="1"/>
-  </w:num>
-  <w:num w:numId="4">
-    <w:abstractNumId w:val="3"/>
-  </w:num>
-</w:numbering>
+      <w:r>
+        <w:continuationSeparator/>
+      </w:r>
+    </w:p>
+  </w:footnote>
+</w:footnotes>
 </file>
 
 <file path=word/styles.xml><?xml version="1.0" encoding="utf-8"?>
@@ -10631,23 +10753,17 @@
     <w:rPrDefault>
       <w:rPr>
         <w:rFonts w:asciiTheme="minorHAnsi" w:eastAsiaTheme="minorEastAsia" w:hAnsiTheme="minorHAnsi" w:cstheme="minorBidi"/>
-        <w:sz w:val="22"/>
-        <w:szCs w:val="22"/>
-        <w:lang w:val="en-US" w:eastAsia="ja-JP" w:bidi="ar-SA"/>
+        <w:lang w:val="en-ID" w:eastAsia="ja-JP" w:bidi="ar-SA"/>
       </w:rPr>
     </w:rPrDefault>
-    <w:pPrDefault>
-      <w:pPr>
-        <w:spacing w:after="160" w:line="259" w:lineRule="auto"/>
-      </w:pPr>
-    </w:pPrDefault>
+    <w:pPrDefault/>
   </w:docDefaults>
   <w:latentStyles w:defLockedState="0" w:defUIPriority="99" w:defSemiHidden="0" w:defUnhideWhenUsed="0" w:defQFormat="0" w:count="376">
     <w:lsdException w:name="Normal" w:uiPriority="0" w:qFormat="1"/>
     <w:lsdException w:name="heading 1" w:uiPriority="9" w:qFormat="1"/>
-    <w:lsdException w:name="heading 2" w:semiHidden="1" w:uiPriority="9" w:unhideWhenUsed="1" w:qFormat="1"/>
-    <w:lsdException w:name="heading 3" w:semiHidden="1" w:uiPriority="9" w:unhideWhenUsed="1" w:qFormat="1"/>
-    <w:lsdException w:name="heading 4" w:semiHidden="1" w:uiPriority="9" w:unhideWhenUsed="1" w:qFormat="1"/>
+    <w:lsdException w:name="heading 2" w:uiPriority="9" w:qFormat="1"/>
+    <w:lsdException w:name="heading 3" w:uiPriority="9" w:qFormat="1"/>
+    <w:lsdException w:name="heading 4" w:uiPriority="9" w:unhideWhenUsed="1" w:qFormat="1"/>
     <w:lsdException w:name="heading 5" w:semiHidden="1" w:uiPriority="9" w:unhideWhenUsed="1" w:qFormat="1"/>
     <w:lsdException w:name="heading 6" w:semiHidden="1" w:uiPriority="9" w:unhideWhenUsed="1" w:qFormat="1"/>
     <w:lsdException w:name="heading 7" w:semiHidden="1" w:uiPriority="9" w:unhideWhenUsed="1" w:qFormat="1"/>
@@ -10708,7 +10824,7 @@
     <w:lsdException w:name="Title" w:uiPriority="10" w:qFormat="1"/>
     <w:lsdException w:name="Closing" w:semiHidden="1" w:unhideWhenUsed="1"/>
     <w:lsdException w:name="Signature" w:semiHidden="1" w:unhideWhenUsed="1"/>
-    <w:lsdException w:name="Default Paragraph Font" w:semiHidden="1" w:uiPriority="1" w:unhideWhenUsed="1"/>
+    <w:lsdException w:name="Default Paragraph Font" w:semiHidden="1" w:uiPriority="1" w:unhideWhenUsed="1" w:qFormat="1"/>
     <w:lsdException w:name="Body Text" w:semiHidden="1" w:unhideWhenUsed="1"/>
     <w:lsdException w:name="Body Text Indent" w:semiHidden="1" w:unhideWhenUsed="1"/>
     <w:lsdException w:name="List Continue" w:semiHidden="1" w:unhideWhenUsed="1"/>
@@ -10737,7 +10853,7 @@
     <w:lsdException w:name="E-mail Signature" w:semiHidden="1" w:unhideWhenUsed="1"/>
     <w:lsdException w:name="HTML Top of Form" w:semiHidden="1" w:unhideWhenUsed="1"/>
     <w:lsdException w:name="HTML Bottom of Form" w:semiHidden="1" w:unhideWhenUsed="1"/>
-    <w:lsdException w:name="Normal (Web)" w:semiHidden="1" w:unhideWhenUsed="1"/>
+    <w:lsdException w:name="Normal (Web)" w:semiHidden="1" w:unhideWhenUsed="1" w:qFormat="1"/>
     <w:lsdException w:name="HTML Acronym" w:semiHidden="1" w:unhideWhenUsed="1"/>
     <w:lsdException w:name="HTML Address" w:semiHidden="1" w:unhideWhenUsed="1"/>
     <w:lsdException w:name="HTML Cite" w:semiHidden="1" w:unhideWhenUsed="1"/>
@@ -10748,7 +10864,7 @@
     <w:lsdException w:name="HTML Sample" w:semiHidden="1" w:unhideWhenUsed="1"/>
     <w:lsdException w:name="HTML Typewriter" w:semiHidden="1" w:unhideWhenUsed="1"/>
     <w:lsdException w:name="HTML Variable" w:semiHidden="1" w:unhideWhenUsed="1"/>
-    <w:lsdException w:name="Normal Table" w:semiHidden="1" w:unhideWhenUsed="1"/>
+    <w:lsdException w:name="Normal Table" w:semiHidden="1" w:unhideWhenUsed="1" w:qFormat="1"/>
     <w:lsdException w:name="annotation subject" w:semiHidden="1" w:unhideWhenUsed="1"/>
     <w:lsdException w:name="No List" w:semiHidden="1" w:unhideWhenUsed="1"/>
     <w:lsdException w:name="Outline List 1" w:semiHidden="1" w:unhideWhenUsed="1"/>
@@ -10797,10 +10913,9 @@
     <w:lsdException w:name="Table Web 2" w:semiHidden="1" w:unhideWhenUsed="1"/>
     <w:lsdException w:name="Table Web 3" w:semiHidden="1" w:unhideWhenUsed="1"/>
     <w:lsdException w:name="Balloon Text" w:semiHidden="1" w:unhideWhenUsed="1"/>
-    <w:lsdException w:name="Table Grid" w:uiPriority="39"/>
+    <w:lsdException w:name="Table Grid" w:uiPriority="39" w:qFormat="1"/>
     <w:lsdException w:name="Table Theme" w:semiHidden="1" w:unhideWhenUsed="1"/>
     <w:lsdException w:name="Placeholder Text" w:semiHidden="1"/>
-    <w:lsdException w:name="No Spacing" w:uiPriority="1" w:qFormat="1"/>
     <w:lsdException w:name="Light Shading" w:uiPriority="60"/>
     <w:lsdException w:name="Light List" w:uiPriority="61"/>
     <w:lsdException w:name="Light Grid" w:uiPriority="62"/>
@@ -10822,9 +10937,6 @@
     <w:lsdException w:name="Medium Shading 2 Accent 1" w:uiPriority="64"/>
     <w:lsdException w:name="Medium List 1 Accent 1" w:uiPriority="65"/>
     <w:lsdException w:name="Revision" w:semiHidden="1"/>
-    <w:lsdException w:name="List Paragraph" w:uiPriority="34" w:qFormat="1"/>
-    <w:lsdException w:name="Quote" w:uiPriority="29" w:qFormat="1"/>
-    <w:lsdException w:name="Intense Quote" w:uiPriority="30" w:qFormat="1"/>
     <w:lsdException w:name="Medium List 2 Accent 1" w:uiPriority="66"/>
     <w:lsdException w:name="Medium Grid 1 Accent 1" w:uiPriority="67"/>
     <w:lsdException w:name="Medium Grid 2 Accent 1" w:uiPriority="68"/>
@@ -11023,6 +11135,14 @@
   <w:style w:type="paragraph" w:default="1" w:styleId="Normal">
     <w:name w:val="Normal"/>
     <w:qFormat/>
+    <w:pPr>
+      <w:spacing w:after="160" w:line="259" w:lineRule="auto"/>
+    </w:pPr>
+    <w:rPr>
+      <w:sz w:val="22"/>
+      <w:szCs w:val="22"/>
+      <w:lang w:val="en-US"/>
+    </w:rPr>
   </w:style>
   <w:style w:type="paragraph" w:styleId="Heading1">
     <w:name w:val="heading 1"/>
@@ -11031,7 +11151,6 @@
     <w:link w:val="Heading1Char"/>
     <w:uiPriority w:val="9"/>
     <w:qFormat/>
-    <w:rsid w:val="001E584D"/>
     <w:pPr>
       <w:keepNext/>
       <w:keepLines/>
@@ -11051,7 +11170,6 @@
     <w:link w:val="Heading2Char"/>
     <w:uiPriority w:val="9"/>
     <w:qFormat/>
-    <w:rsid w:val="00FB00CD"/>
     <w:pPr>
       <w:spacing w:before="100" w:beforeAutospacing="1" w:after="100" w:afterAutospacing="1" w:line="240" w:lineRule="auto"/>
       <w:outlineLvl w:val="1"/>
@@ -11070,7 +11188,6 @@
     <w:link w:val="Heading3Char"/>
     <w:uiPriority w:val="9"/>
     <w:qFormat/>
-    <w:rsid w:val="00FB00CD"/>
     <w:pPr>
       <w:spacing w:before="100" w:beforeAutospacing="1" w:after="100" w:afterAutospacing="1" w:line="240" w:lineRule="auto"/>
       <w:outlineLvl w:val="2"/>
@@ -11091,7 +11208,6 @@
     <w:uiPriority w:val="9"/>
     <w:unhideWhenUsed/>
     <w:qFormat/>
-    <w:rsid w:val="001E584D"/>
     <w:pPr>
       <w:keepNext/>
       <w:keepLines/>
@@ -11132,12 +11248,64 @@
     <w:semiHidden/>
     <w:unhideWhenUsed/>
   </w:style>
+  <w:style w:type="character" w:styleId="Emphasis">
+    <w:name w:val="Emphasis"/>
+    <w:basedOn w:val="DefaultParagraphFont"/>
+    <w:uiPriority w:val="20"/>
+    <w:qFormat/>
+    <w:rPr>
+      <w:i/>
+      <w:iCs/>
+    </w:rPr>
+  </w:style>
+  <w:style w:type="paragraph" w:styleId="NormalWeb">
+    <w:name w:val="Normal (Web)"/>
+    <w:basedOn w:val="Normal"/>
+    <w:uiPriority w:val="99"/>
+    <w:semiHidden/>
+    <w:unhideWhenUsed/>
+    <w:qFormat/>
+    <w:pPr>
+      <w:spacing w:before="100" w:beforeAutospacing="1" w:after="100" w:afterAutospacing="1" w:line="240" w:lineRule="auto"/>
+    </w:pPr>
+    <w:rPr>
+      <w:rFonts w:ascii="Times New Roman" w:eastAsia="Times New Roman" w:hAnsi="Times New Roman" w:cs="Times New Roman"/>
+      <w:sz w:val="24"/>
+      <w:szCs w:val="24"/>
+    </w:rPr>
+  </w:style>
+  <w:style w:type="character" w:styleId="Strong">
+    <w:name w:val="Strong"/>
+    <w:basedOn w:val="DefaultParagraphFont"/>
+    <w:uiPriority w:val="22"/>
+    <w:qFormat/>
+    <w:rPr>
+      <w:b/>
+      <w:bCs/>
+    </w:rPr>
+  </w:style>
+  <w:style w:type="table" w:styleId="TableGrid">
+    <w:name w:val="Table Grid"/>
+    <w:basedOn w:val="TableNormal"/>
+    <w:uiPriority w:val="39"/>
+    <w:qFormat/>
+    <w:tblPr>
+      <w:tblBorders>
+        <w:top w:val="single" w:sz="4" w:space="0" w:color="auto"/>
+        <w:left w:val="single" w:sz="4" w:space="0" w:color="auto"/>
+        <w:bottom w:val="single" w:sz="4" w:space="0" w:color="auto"/>
+        <w:right w:val="single" w:sz="4" w:space="0" w:color="auto"/>
+        <w:insideH w:val="single" w:sz="4" w:space="0" w:color="auto"/>
+        <w:insideV w:val="single" w:sz="4" w:space="0" w:color="auto"/>
+      </w:tblBorders>
+    </w:tblPr>
+  </w:style>
   <w:style w:type="character" w:customStyle="1" w:styleId="Heading2Char">
     <w:name w:val="Heading 2 Char"/>
     <w:basedOn w:val="DefaultParagraphFont"/>
     <w:link w:val="Heading2"/>
     <w:uiPriority w:val="9"/>
-    <w:rsid w:val="00FB00CD"/>
+    <w:qFormat/>
     <w:rPr>
       <w:rFonts w:ascii="Times New Roman" w:eastAsia="Times New Roman" w:hAnsi="Times New Roman" w:cs="Times New Roman"/>
       <w:b/>
@@ -11151,7 +11319,7 @@
     <w:basedOn w:val="DefaultParagraphFont"/>
     <w:link w:val="Heading3"/>
     <w:uiPriority w:val="9"/>
-    <w:rsid w:val="00FB00CD"/>
+    <w:qFormat/>
     <w:rPr>
       <w:rFonts w:ascii="Times New Roman" w:eastAsia="Times New Roman" w:hAnsi="Times New Roman" w:cs="Times New Roman"/>
       <w:b/>
@@ -11160,50 +11328,12 @@
       <w:szCs w:val="27"/>
     </w:rPr>
   </w:style>
-  <w:style w:type="character" w:styleId="Strong">
-    <w:name w:val="Strong"/>
-    <w:basedOn w:val="DefaultParagraphFont"/>
-    <w:uiPriority w:val="22"/>
-    <w:qFormat/>
-    <w:rsid w:val="00FB00CD"/>
-    <w:rPr>
-      <w:b/>
-      <w:bCs/>
-    </w:rPr>
-  </w:style>
-  <w:style w:type="paragraph" w:styleId="NormalWeb">
-    <w:name w:val="Normal (Web)"/>
-    <w:basedOn w:val="Normal"/>
-    <w:uiPriority w:val="99"/>
-    <w:semiHidden/>
-    <w:unhideWhenUsed/>
-    <w:rsid w:val="00FB00CD"/>
-    <w:pPr>
-      <w:spacing w:before="100" w:beforeAutospacing="1" w:after="100" w:afterAutospacing="1" w:line="240" w:lineRule="auto"/>
-    </w:pPr>
-    <w:rPr>
-      <w:rFonts w:ascii="Times New Roman" w:eastAsia="Times New Roman" w:hAnsi="Times New Roman" w:cs="Times New Roman"/>
-      <w:sz w:val="24"/>
-      <w:szCs w:val="24"/>
-    </w:rPr>
-  </w:style>
-  <w:style w:type="character" w:styleId="Emphasis">
-    <w:name w:val="Emphasis"/>
-    <w:basedOn w:val="DefaultParagraphFont"/>
-    <w:uiPriority w:val="20"/>
-    <w:qFormat/>
-    <w:rsid w:val="00FB00CD"/>
-    <w:rPr>
-      <w:i/>
-      <w:iCs/>
-    </w:rPr>
-  </w:style>
   <w:style w:type="character" w:customStyle="1" w:styleId="Heading1Char">
     <w:name w:val="Heading 1 Char"/>
     <w:basedOn w:val="DefaultParagraphFont"/>
     <w:link w:val="Heading1"/>
     <w:uiPriority w:val="9"/>
-    <w:rsid w:val="001E584D"/>
+    <w:qFormat/>
     <w:rPr>
       <w:rFonts w:asciiTheme="majorHAnsi" w:eastAsiaTheme="majorEastAsia" w:hAnsiTheme="majorHAnsi" w:cstheme="majorBidi"/>
       <w:color w:val="2F5496" w:themeColor="accent1" w:themeShade="BF"/>
@@ -11216,32 +11346,13 @@
     <w:basedOn w:val="DefaultParagraphFont"/>
     <w:link w:val="Heading4"/>
     <w:uiPriority w:val="9"/>
-    <w:rsid w:val="001E584D"/>
+    <w:qFormat/>
     <w:rPr>
       <w:rFonts w:asciiTheme="majorHAnsi" w:eastAsiaTheme="majorEastAsia" w:hAnsiTheme="majorHAnsi" w:cstheme="majorBidi"/>
       <w:i/>
       <w:iCs/>
       <w:color w:val="2F5496" w:themeColor="accent1" w:themeShade="BF"/>
     </w:rPr>
-  </w:style>
-  <w:style w:type="table" w:styleId="TableGrid">
-    <w:name w:val="Table Grid"/>
-    <w:basedOn w:val="TableNormal"/>
-    <w:uiPriority w:val="39"/>
-    <w:rsid w:val="00B56F87"/>
-    <w:pPr>
-      <w:spacing w:after="0" w:line="240" w:lineRule="auto"/>
-    </w:pPr>
-    <w:tblPr>
-      <w:tblBorders>
-        <w:top w:val="single" w:sz="4" w:space="0" w:color="auto"/>
-        <w:left w:val="single" w:sz="4" w:space="0" w:color="auto"/>
-        <w:bottom w:val="single" w:sz="4" w:space="0" w:color="auto"/>
-        <w:right w:val="single" w:sz="4" w:space="0" w:color="auto"/>
-        <w:insideH w:val="single" w:sz="4" w:space="0" w:color="auto"/>
-        <w:insideV w:val="single" w:sz="4" w:space="0" w:color="auto"/>
-      </w:tblBorders>
-    </w:tblPr>
   </w:style>
 </w:styles>
 </file>
@@ -11289,7 +11400,7 @@
     </a:clrScheme>
     <a:fontScheme name="Office">
       <a:majorFont>
-        <a:latin typeface="Calibri Light" panose="020F0302020204030204"/>
+        <a:latin typeface="Calibri Light"/>
         <a:ea typeface=""/>
         <a:cs typeface=""/>
         <a:font script="Jpan" typeface="游ゴシック Light"/>
@@ -11322,26 +11433,9 @@
         <a:font script="Viet" typeface="Times New Roman"/>
         <a:font script="Uigh" typeface="Microsoft Uighur"/>
         <a:font script="Geor" typeface="Sylfaen"/>
-        <a:font script="Armn" typeface="Arial"/>
-        <a:font script="Bugi" typeface="Leelawadee UI"/>
-        <a:font script="Bopo" typeface="Microsoft JhengHei"/>
-        <a:font script="Java" typeface="Javanese Text"/>
-        <a:font script="Lisu" typeface="Segoe UI"/>
-        <a:font script="Mymr" typeface="Myanmar Text"/>
-        <a:font script="Nkoo" typeface="Ebrima"/>
-        <a:font script="Olck" typeface="Nirmala UI"/>
-        <a:font script="Osma" typeface="Ebrima"/>
-        <a:font script="Phag" typeface="Phagspa"/>
-        <a:font script="Syrn" typeface="Estrangelo Edessa"/>
-        <a:font script="Syrj" typeface="Estrangelo Edessa"/>
-        <a:font script="Syre" typeface="Estrangelo Edessa"/>
-        <a:font script="Sora" typeface="Nirmala UI"/>
-        <a:font script="Tale" typeface="Microsoft Tai Le"/>
-        <a:font script="Talu" typeface="Microsoft New Tai Lue"/>
-        <a:font script="Tfng" typeface="Ebrima"/>
       </a:majorFont>
       <a:minorFont>
-        <a:latin typeface="Calibri" panose="020F0502020204030204"/>
+        <a:latin typeface="Calibri"/>
         <a:ea typeface=""/>
         <a:cs typeface=""/>
         <a:font script="Jpan" typeface="游明朝"/>
@@ -11374,23 +11468,6 @@
         <a:font script="Viet" typeface="Arial"/>
         <a:font script="Uigh" typeface="Microsoft Uighur"/>
         <a:font script="Geor" typeface="Sylfaen"/>
-        <a:font script="Armn" typeface="Arial"/>
-        <a:font script="Bugi" typeface="Leelawadee UI"/>
-        <a:font script="Bopo" typeface="Microsoft JhengHei"/>
-        <a:font script="Java" typeface="Javanese Text"/>
-        <a:font script="Lisu" typeface="Segoe UI"/>
-        <a:font script="Mymr" typeface="Myanmar Text"/>
-        <a:font script="Nkoo" typeface="Ebrima"/>
-        <a:font script="Olck" typeface="Nirmala UI"/>
-        <a:font script="Osma" typeface="Ebrima"/>
-        <a:font script="Phag" typeface="Phagspa"/>
-        <a:font script="Syrn" typeface="Estrangelo Edessa"/>
-        <a:font script="Syrj" typeface="Estrangelo Edessa"/>
-        <a:font script="Syre" typeface="Estrangelo Edessa"/>
-        <a:font script="Sora" typeface="Nirmala UI"/>
-        <a:font script="Tale" typeface="Microsoft Tai Le"/>
-        <a:font script="Talu" typeface="Microsoft New Tai Lue"/>
-        <a:font script="Tfng" typeface="Ebrima"/>
       </a:minorFont>
     </a:fontScheme>
     <a:fmtScheme name="Office">
@@ -11533,10 +11610,5 @@
   </a:themeElements>
   <a:objectDefaults/>
   <a:extraClrSchemeLst/>
-  <a:extLst>
-    <a:ext uri="{05A4C25C-085E-4340-85A3-A5531E510DB2}">
-      <thm15:themeFamily xmlns:thm15="http://schemas.microsoft.com/office/thememl/2012/main" name="Office Theme" id="{62F939B6-93AF-4DB8-9C6B-D6C7DFDC589F}" vid="{4A3C46E8-61CC-4603-A589-7422A47A8E4A}"/>
-    </a:ext>
-  </a:extLst>
 </a:theme>
 </file>